--- a/Documentacao/Relatorio_Final_Embarcatech.docx
+++ b/Documentacao/Relatorio_Final_Embarcatech.docx
@@ -51,7 +51,7 @@
                     <pic:cNvPicPr/>
                   </pic:nvPicPr>
                   <pic:blipFill>
-                    <a:blip r:embed="rId6"/>
+                    <a:blip r:embed="rId8"/>
                     <a:stretch>
                       <a:fillRect/>
                     </a:stretch>
@@ -113,15 +113,7 @@
           <w:color w:val="1F497D" w:themeColor="text2"/>
           <w:sz w:val="28"/>
         </w:rPr>
-        <w:t xml:space="preserve">Relatório </w:t>
-      </w:r>
-      <w:r>
-        <w:rPr>
-          <w:b/>
-          <w:color w:val="1F497D" w:themeColor="text2"/>
-          <w:sz w:val="28"/>
-        </w:rPr>
-        <w:t>Final do Projeto</w:t>
+        <w:t>Relatório Final do Projeto</w:t>
       </w:r>
     </w:p>
     <w:p/>
@@ -516,11 +508,22 @@
     </w:p>
     <w:p>
       <w:pPr>
+        <w:jc w:val="center"/>
+        <w:rPr>
+          <w:color w:val="1F497D" w:themeColor="text2"/>
+          <w:sz w:val="20"/>
+          <w:szCs w:val="20"/>
+        </w:rPr>
+      </w:pPr>
+    </w:p>
+    <w:p>
+      <w:pPr>
         <w:pStyle w:val="Ttulo1"/>
+        <w:jc w:val="center"/>
       </w:pPr>
       <w:r>
         <w:lastRenderedPageBreak/>
-        <w:t>SISTEMA EMBARCADO PARA MONITORAMENTO DE ENERGIA E VARIÁVEIS AMBIENTAIS COM INTEGRAÇÃO IOT</w:t>
+        <w:t>SISTEMA EMBARCADO PARA MONITORAMENTO DE ENERGIA</w:t>
       </w:r>
     </w:p>
     <w:p>
@@ -709,11 +712,7 @@
         <w:jc w:val="both"/>
       </w:pPr>
       <w:r>
-        <w:t xml:space="preserve">O monitoramento de energia elétrica é uma ferramenta essencial para a identificação de desperdícios, análise de consumo e melhoria da eficiência energética. Quando associado ao </w:t>
-      </w:r>
-      <w:r>
-        <w:lastRenderedPageBreak/>
-        <w:t>monitoramento de variáveis ambientais, possibilita uma compreensão mais abrangente do comportamento do sistema analisado.</w:t>
+        <w:t>O monitoramento de energia elétrica é uma ferramenta essencial para a identificação de desperdícios, análise de consumo e melhoria da eficiência energética. Quando associado ao monitoramento de variáveis ambientais, possibilita uma compreensão mais abrangente do comportamento do sistema analisado.</w:t>
       </w:r>
     </w:p>
     <w:p>
@@ -721,6 +720,7 @@
         <w:jc w:val="both"/>
       </w:pPr>
       <w:r>
+        <w:lastRenderedPageBreak/>
         <w:t>Sob o ponto de vista acadêmico, o projeto se justifica pela integração prática de conceitos fundamentais da área de sistemas embarcados e IoT, tais como sistemas operacionais de tempo real, comunicação serial, protocolos de rede, segurança da informação e integração hardware e software.</w:t>
       </w:r>
     </w:p>
@@ -1115,13 +1115,107 @@
     </w:p>
     <w:p/>
     <w:sectPr>
+      <w:footerReference w:type="default" r:id="rId9"/>
       <w:pgSz w:w="12240" w:h="15840"/>
       <w:pgMar w:top="1440" w:right="1800" w:bottom="1440" w:left="1800" w:header="720" w:footer="720" w:gutter="0"/>
       <w:cols w:space="720"/>
+      <w:titlePg/>
       <w:docGrid w:linePitch="360"/>
     </w:sectPr>
   </w:body>
 </w:document>
+</file>
+
+<file path=word/endnotes.xml><?xml version="1.0" encoding="utf-8"?>
+<w:endnotes xmlns:wpc="http://schemas.microsoft.com/office/word/2010/wordprocessingCanvas" xmlns:cx="http://schemas.microsoft.com/office/drawing/2014/chartex" xmlns:cx1="http://schemas.microsoft.com/office/drawing/2015/9/8/chartex" xmlns:cx2="http://schemas.microsoft.com/office/drawing/2015/10/21/chartex" xmlns:cx3="http://schemas.microsoft.com/office/drawing/2016/5/9/chartex" xmlns:cx4="http://schemas.microsoft.com/office/drawing/2016/5/10/chartex" xmlns:cx5="http://schemas.microsoft.com/office/drawing/2016/5/11/chartex" xmlns:cx6="http://schemas.microsoft.com/office/drawing/2016/5/12/chartex" xmlns:cx7="http://schemas.microsoft.com/office/drawing/2016/5/13/chartex" xmlns:cx8="http://schemas.microsoft.com/office/drawing/2016/5/14/chartex" xmlns:mc="http://schemas.openxmlformats.org/markup-compatibility/2006" xmlns:aink="http://schemas.microsoft.com/office/drawing/2016/ink" xmlns:am3d="http://schemas.microsoft.com/office/drawing/2017/model3d" xmlns:o="urn:schemas-microsoft-com:office:office" xmlns:oel="http://schemas.microsoft.com/office/2019/extlst" xmlns:r="http://schemas.openxmlformats.org/officeDocument/2006/relationships" xmlns:m="http://schemas.openxmlformats.org/officeDocument/2006/math" xmlns:v="urn:schemas-microsoft-com:vml" xmlns:wp14="http://schemas.microsoft.com/office/word/2010/wordprocessingDrawing" xmlns:wp="http://schemas.openxmlformats.org/drawingml/2006/wordprocessingDrawing" xmlns:w10="urn:schemas-microsoft-com:office:word" xmlns:w="http://schemas.openxmlformats.org/wordprocessingml/2006/main" xmlns:w14="http://schemas.microsoft.com/office/word/2010/wordml" xmlns:w15="http://schemas.microsoft.com/office/word/2012/wordml" xmlns:w16cex="http://schemas.microsoft.com/office/word/2018/wordml/cex" xmlns:w16cid="http://schemas.microsoft.com/office/word/2016/wordml/cid" xmlns:w16="http://schemas.microsoft.com/office/word/2018/wordml" xmlns:w16du="http://schemas.microsoft.com/office/word/2023/wordml/word16du" xmlns:w16sdtdh="http://schemas.microsoft.com/office/word/2020/wordml/sdtdatahash" xmlns:w16sdtfl="http://schemas.microsoft.com/office/word/2024/wordml/sdtformatlock" xmlns:w16se="http://schemas.microsoft.com/office/word/2015/wordml/symex" xmlns:wpg="http://schemas.microsoft.com/office/word/2010/wordprocessingGroup" xmlns:wpi="http://schemas.microsoft.com/office/word/2010/wordprocessingInk" xmlns:wne="http://schemas.microsoft.com/office/word/2006/wordml" xmlns:wps="http://schemas.microsoft.com/office/word/2010/wordprocessingShape" mc:Ignorable="w14 w15 w16se w16cid w16 w16cex w16sdtdh w16sdtfl w16du wp14">
+  <w:endnote w:type="separator" w:id="-1">
+    <w:p>
+      <w:pPr>
+        <w:spacing w:after="0" w:line="240" w:lineRule="auto"/>
+      </w:pPr>
+      <w:r>
+        <w:separator/>
+      </w:r>
+    </w:p>
+  </w:endnote>
+  <w:endnote w:type="continuationSeparator" w:id="0">
+    <w:p>
+      <w:pPr>
+        <w:spacing w:after="0" w:line="240" w:lineRule="auto"/>
+      </w:pPr>
+      <w:r>
+        <w:continuationSeparator/>
+      </w:r>
+    </w:p>
+  </w:endnote>
+</w:endnotes>
+</file>
+
+<file path=word/footer1.xml><?xml version="1.0" encoding="utf-8"?>
+<w:ftr xmlns:wpc="http://schemas.microsoft.com/office/word/2010/wordprocessingCanvas" xmlns:cx="http://schemas.microsoft.com/office/drawing/2014/chartex" xmlns:cx1="http://schemas.microsoft.com/office/drawing/2015/9/8/chartex" xmlns:cx2="http://schemas.microsoft.com/office/drawing/2015/10/21/chartex" xmlns:cx3="http://schemas.microsoft.com/office/drawing/2016/5/9/chartex" xmlns:cx4="http://schemas.microsoft.com/office/drawing/2016/5/10/chartex" xmlns:cx5="http://schemas.microsoft.com/office/drawing/2016/5/11/chartex" xmlns:cx6="http://schemas.microsoft.com/office/drawing/2016/5/12/chartex" xmlns:cx7="http://schemas.microsoft.com/office/drawing/2016/5/13/chartex" xmlns:cx8="http://schemas.microsoft.com/office/drawing/2016/5/14/chartex" xmlns:mc="http://schemas.openxmlformats.org/markup-compatibility/2006" xmlns:aink="http://schemas.microsoft.com/office/drawing/2016/ink" xmlns:am3d="http://schemas.microsoft.com/office/drawing/2017/model3d" xmlns:o="urn:schemas-microsoft-com:office:office" xmlns:oel="http://schemas.microsoft.com/office/2019/extlst" xmlns:r="http://schemas.openxmlformats.org/officeDocument/2006/relationships" xmlns:m="http://schemas.openxmlformats.org/officeDocument/2006/math" xmlns:v="urn:schemas-microsoft-com:vml" xmlns:wp14="http://schemas.microsoft.com/office/word/2010/wordprocessingDrawing" xmlns:wp="http://schemas.openxmlformats.org/drawingml/2006/wordprocessingDrawing" xmlns:w10="urn:schemas-microsoft-com:office:word" xmlns:w="http://schemas.openxmlformats.org/wordprocessingml/2006/main" xmlns:w14="http://schemas.microsoft.com/office/word/2010/wordml" xmlns:w15="http://schemas.microsoft.com/office/word/2012/wordml" xmlns:w16cex="http://schemas.microsoft.com/office/word/2018/wordml/cex" xmlns:w16cid="http://schemas.microsoft.com/office/word/2016/wordml/cid" xmlns:w16="http://schemas.microsoft.com/office/word/2018/wordml" xmlns:w16du="http://schemas.microsoft.com/office/word/2023/wordml/word16du" xmlns:w16sdtdh="http://schemas.microsoft.com/office/word/2020/wordml/sdtdatahash" xmlns:w16sdtfl="http://schemas.microsoft.com/office/word/2024/wordml/sdtformatlock" xmlns:w16se="http://schemas.microsoft.com/office/word/2015/wordml/symex" xmlns:wpg="http://schemas.microsoft.com/office/word/2010/wordprocessingGroup" xmlns:wpi="http://schemas.microsoft.com/office/word/2010/wordprocessingInk" xmlns:wne="http://schemas.microsoft.com/office/word/2006/wordml" xmlns:wps="http://schemas.microsoft.com/office/word/2010/wordprocessingShape" mc:Ignorable="w14 w15 w16se w16cid w16 w16cex w16sdtdh w16sdtfl w16du wp14">
+  <w:sdt>
+    <w:sdtPr>
+      <w:id w:val="-1011222647"/>
+      <w:docPartObj>
+        <w:docPartGallery w:val="Page Numbers (Bottom of Page)"/>
+        <w:docPartUnique/>
+      </w:docPartObj>
+    </w:sdtPr>
+    <w:sdtContent>
+      <w:p>
+        <w:pPr>
+          <w:pStyle w:val="Rodap"/>
+          <w:jc w:val="right"/>
+        </w:pPr>
+        <w:r>
+          <w:fldChar w:fldCharType="begin"/>
+        </w:r>
+        <w:r>
+          <w:instrText>PAGE   \* MERGEFORMAT</w:instrText>
+        </w:r>
+        <w:r>
+          <w:fldChar w:fldCharType="separate"/>
+        </w:r>
+        <w:r>
+          <w:t>2</w:t>
+        </w:r>
+        <w:r>
+          <w:fldChar w:fldCharType="end"/>
+        </w:r>
+      </w:p>
+    </w:sdtContent>
+  </w:sdt>
+  <w:p>
+    <w:pPr>
+      <w:pStyle w:val="Rodap"/>
+    </w:pPr>
+  </w:p>
+</w:ftr>
+</file>
+
+<file path=word/footnotes.xml><?xml version="1.0" encoding="utf-8"?>
+<w:footnotes xmlns:wpc="http://schemas.microsoft.com/office/word/2010/wordprocessingCanvas" xmlns:cx="http://schemas.microsoft.com/office/drawing/2014/chartex" xmlns:cx1="http://schemas.microsoft.com/office/drawing/2015/9/8/chartex" xmlns:cx2="http://schemas.microsoft.com/office/drawing/2015/10/21/chartex" xmlns:cx3="http://schemas.microsoft.com/office/drawing/2016/5/9/chartex" xmlns:cx4="http://schemas.microsoft.com/office/drawing/2016/5/10/chartex" xmlns:cx5="http://schemas.microsoft.com/office/drawing/2016/5/11/chartex" xmlns:cx6="http://schemas.microsoft.com/office/drawing/2016/5/12/chartex" xmlns:cx7="http://schemas.microsoft.com/office/drawing/2016/5/13/chartex" xmlns:cx8="http://schemas.microsoft.com/office/drawing/2016/5/14/chartex" xmlns:mc="http://schemas.openxmlformats.org/markup-compatibility/2006" xmlns:aink="http://schemas.microsoft.com/office/drawing/2016/ink" xmlns:am3d="http://schemas.microsoft.com/office/drawing/2017/model3d" xmlns:o="urn:schemas-microsoft-com:office:office" xmlns:oel="http://schemas.microsoft.com/office/2019/extlst" xmlns:r="http://schemas.openxmlformats.org/officeDocument/2006/relationships" xmlns:m="http://schemas.openxmlformats.org/officeDocument/2006/math" xmlns:v="urn:schemas-microsoft-com:vml" xmlns:wp14="http://schemas.microsoft.com/office/word/2010/wordprocessingDrawing" xmlns:wp="http://schemas.openxmlformats.org/drawingml/2006/wordprocessingDrawing" xmlns:w10="urn:schemas-microsoft-com:office:word" xmlns:w="http://schemas.openxmlformats.org/wordprocessingml/2006/main" xmlns:w14="http://schemas.microsoft.com/office/word/2010/wordml" xmlns:w15="http://schemas.microsoft.com/office/word/2012/wordml" xmlns:w16cex="http://schemas.microsoft.com/office/word/2018/wordml/cex" xmlns:w16cid="http://schemas.microsoft.com/office/word/2016/wordml/cid" xmlns:w16="http://schemas.microsoft.com/office/word/2018/wordml" xmlns:w16du="http://schemas.microsoft.com/office/word/2023/wordml/word16du" xmlns:w16sdtdh="http://schemas.microsoft.com/office/word/2020/wordml/sdtdatahash" xmlns:w16sdtfl="http://schemas.microsoft.com/office/word/2024/wordml/sdtformatlock" xmlns:w16se="http://schemas.microsoft.com/office/word/2015/wordml/symex" xmlns:wpg="http://schemas.microsoft.com/office/word/2010/wordprocessingGroup" xmlns:wpi="http://schemas.microsoft.com/office/word/2010/wordprocessingInk" xmlns:wne="http://schemas.microsoft.com/office/word/2006/wordml" xmlns:wps="http://schemas.microsoft.com/office/word/2010/wordprocessingShape" mc:Ignorable="w14 w15 w16se w16cid w16 w16cex w16sdtdh w16sdtfl w16du wp14">
+  <w:footnote w:type="separator" w:id="-1">
+    <w:p>
+      <w:pPr>
+        <w:spacing w:after="0" w:line="240" w:lineRule="auto"/>
+      </w:pPr>
+      <w:r>
+        <w:separator/>
+      </w:r>
+    </w:p>
+  </w:footnote>
+  <w:footnote w:type="continuationSeparator" w:id="0">
+    <w:p>
+      <w:pPr>
+        <w:spacing w:after="0" w:line="240" w:lineRule="auto"/>
+      </w:pPr>
+      <w:r>
+        <w:continuationSeparator/>
+      </w:r>
+    </w:p>
+  </w:footnote>
+</w:footnotes>
 </file>
 
 <file path=word/numbering.xml><?xml version="1.0" encoding="utf-8"?>

--- a/Documentacao/Relatorio_Final_Embarcatech.docx
+++ b/Documentacao/Relatorio_Final_Embarcatech.docx
@@ -555,15 +555,52 @@
         <w:jc w:val="both"/>
       </w:pPr>
       <w:r>
-        <w:t xml:space="preserve">Dessa forma, este trabalho apresenta o desenvolvimento de um sistema embarcado baseado na Raspberry Pi Pico W, utilizando o sistema operacional </w:t>
+        <w:t>Dessa forma, este trabalho apresenta o desenvolvimento de um sistema embarcado baseado na Raspberry Pi Pico W, utilizando o sistema operacional FreeRTOS, sensores ambientais e de energia elétrica, além de comunicação via protocolo MQTT. O sistema desenvolvido permite a aquisição, visualização local e transmissão remota dos dados, proporcionando uma solução completa de monitoramento.</w:t>
       </w:r>
-      <w:proofErr w:type="spellStart"/>
+    </w:p>
+    <w:p>
+      <w:pPr>
+        <w:jc w:val="center"/>
+      </w:pPr>
       <w:r>
-        <w:t>FreeRTOS</w:t>
-      </w:r>
-      <w:proofErr w:type="spellEnd"/>
-      <w:r>
-        <w:t>, sensores ambientais e de energia elétrica, além de comunicação via protocolo MQTT. O sistema desenvolvido permite a aquisição, visualização local e transmissão remota dos dados, proporcionando uma solução completa de monitoramento.</w:t>
+        <w:rPr>
+          <w:noProof/>
+        </w:rPr>
+        <w:drawing>
+          <wp:inline distT="0" distB="0" distL="0" distR="0" wp14:anchorId="7FC28F1B" wp14:editId="66CD1CD0">
+            <wp:extent cx="3162755" cy="4216262"/>
+            <wp:effectExtent l="6667" t="0" r="6668" b="6667"/>
+            <wp:docPr id="2026148484" name="Imagem 1"/>
+            <wp:cNvGraphicFramePr>
+              <a:graphicFrameLocks xmlns:a="http://schemas.openxmlformats.org/drawingml/2006/main" noChangeAspect="1"/>
+            </wp:cNvGraphicFramePr>
+            <a:graphic xmlns:a="http://schemas.openxmlformats.org/drawingml/2006/main">
+              <a:graphicData uri="http://schemas.openxmlformats.org/drawingml/2006/picture">
+                <pic:pic xmlns:pic="http://schemas.openxmlformats.org/drawingml/2006/picture">
+                  <pic:nvPicPr>
+                    <pic:cNvPr id="2026148484" name="Imagem 1"/>
+                    <pic:cNvPicPr/>
+                  </pic:nvPicPr>
+                  <pic:blipFill>
+                    <a:blip r:embed="rId9"/>
+                    <a:stretch>
+                      <a:fillRect/>
+                    </a:stretch>
+                  </pic:blipFill>
+                  <pic:spPr>
+                    <a:xfrm rot="16200000">
+                      <a:off x="0" y="0"/>
+                      <a:ext cx="3187836" cy="4249697"/>
+                    </a:xfrm>
+                    <a:prstGeom prst="rect">
+                      <a:avLst/>
+                    </a:prstGeom>
+                  </pic:spPr>
+                </pic:pic>
+              </a:graphicData>
+            </a:graphic>
+          </wp:inline>
+        </w:drawing>
       </w:r>
     </w:p>
     <w:p>
@@ -584,6 +621,7 @@
         <w:pStyle w:val="Ttulo2"/>
       </w:pPr>
       <w:r>
+        <w:lastRenderedPageBreak/>
         <w:t>2.2 Objetivos Específicos</w:t>
       </w:r>
     </w:p>
@@ -608,15 +646,7 @@
         </w:numPr>
       </w:pPr>
       <w:r>
-        <w:t xml:space="preserve">Utilizar o sistema operacional </w:t>
-      </w:r>
-      <w:proofErr w:type="spellStart"/>
-      <w:r>
-        <w:t>FreeRTOS</w:t>
-      </w:r>
-      <w:proofErr w:type="spellEnd"/>
-      <w:r>
-        <w:t xml:space="preserve"> para gerenciamento das tarefas;</w:t>
+        <w:t>Utilizar o sistema operacional FreeRTOS para gerenciamento das tarefas;</w:t>
       </w:r>
     </w:p>
     <w:p>
@@ -640,15 +670,7 @@
         </w:numPr>
       </w:pPr>
       <w:r>
-        <w:t xml:space="preserve">Implementar a leitura de grandezas elétricas por meio de protocolo </w:t>
-      </w:r>
-      <w:proofErr w:type="spellStart"/>
-      <w:r>
-        <w:t>Modbus</w:t>
-      </w:r>
-      <w:proofErr w:type="spellEnd"/>
-      <w:r>
-        <w:t xml:space="preserve"> RTU;</w:t>
+        <w:t>Implementar a leitura de grandezas elétricas por meio de protocolo Modbus RTU;</w:t>
       </w:r>
     </w:p>
     <w:p>
@@ -720,7 +742,6 @@
         <w:jc w:val="both"/>
       </w:pPr>
       <w:r>
-        <w:lastRenderedPageBreak/>
         <w:t>Sob o ponto de vista acadêmico, o projeto se justifica pela integração prática de conceitos fundamentais da área de sistemas embarcados e IoT, tais como sistemas operacionais de tempo real, comunicação serial, protocolos de rede, segurança da informação e integração hardware e software.</w:t>
       </w:r>
     </w:p>
@@ -759,15 +780,7 @@
         <w:jc w:val="both"/>
       </w:pPr>
       <w:r>
-        <w:t xml:space="preserve">Outro desafio relevante foi a implementação de comunicação MQTT segura utilizando TLS em um microcontrolador com recursos limitados, exigindo cuidados especiais com o gerenciamento de memória, certificados digitais e configuração do </w:t>
-      </w:r>
-      <w:proofErr w:type="spellStart"/>
-      <w:r>
-        <w:t>stack</w:t>
-      </w:r>
-      <w:proofErr w:type="spellEnd"/>
-      <w:r>
-        <w:t xml:space="preserve"> de rede.</w:t>
+        <w:t>Outro desafio relevante foi a implementação de comunicação MQTT segura utilizando TLS em um microcontrolador com recursos limitados, exigindo cuidados especiais com o gerenciamento de memória, certificados digitais e configuração do stack de rede.</w:t>
       </w:r>
     </w:p>
     <w:p>
@@ -775,31 +788,7 @@
         <w:jc w:val="both"/>
       </w:pPr>
       <w:r>
-        <w:t xml:space="preserve">Como solução, optou-se pela substituição do módulo HLW8032 pelo PZEM-004T versão 4.0, que utiliza protocolo </w:t>
-      </w:r>
-      <w:proofErr w:type="spellStart"/>
-      <w:r>
-        <w:t>Modbus</w:t>
-      </w:r>
-      <w:proofErr w:type="spellEnd"/>
-      <w:r>
-        <w:t xml:space="preserve"> RTU e apresentou maior confiabilidade e facilidade de integração. No firmware, adotou-se uma arquitetura modular, utilizando filas (</w:t>
-      </w:r>
-      <w:proofErr w:type="spellStart"/>
-      <w:r>
-        <w:t>queues</w:t>
-      </w:r>
-      <w:proofErr w:type="spellEnd"/>
-      <w:r>
-        <w:t xml:space="preserve">) do </w:t>
-      </w:r>
-      <w:proofErr w:type="spellStart"/>
-      <w:r>
-        <w:t>FreeRTOS</w:t>
-      </w:r>
-      <w:proofErr w:type="spellEnd"/>
-      <w:r>
-        <w:t xml:space="preserve"> para comunicação entre tarefas, garantindo maior robustez e organização do sistema.</w:t>
+        <w:t>Como solução, optou-se pela substituição do módulo HLW8032 pelo PZEM-004T versão 4.0, que utiliza protocolo Modbus RTU e apresentou maior confiabilidade e facilidade de integração. No firmware, adotou-se uma arquitetura modular, utilizando filas (queues) do FreeRTOS para comunicação entre tarefas, garantindo maior robustez e organização do sistema.</w:t>
       </w:r>
     </w:p>
     <w:p>
@@ -807,6 +796,7 @@
         <w:pStyle w:val="Ttulo2"/>
       </w:pPr>
       <w:r>
+        <w:lastRenderedPageBreak/>
         <w:t>5 ARQUITETURA DO SISTEMA</w:t>
       </w:r>
     </w:p>
@@ -828,18 +818,143 @@
     </w:p>
     <w:p>
       <w:pPr>
+        <w:jc w:val="center"/>
+      </w:pPr>
+      <w:r>
+        <w:rPr>
+          <w:noProof/>
+        </w:rPr>
+        <w:drawing>
+          <wp:inline distT="0" distB="0" distL="0" distR="0" wp14:anchorId="7ABF0EF8" wp14:editId="61F41938">
+            <wp:extent cx="4421646" cy="3103852"/>
+            <wp:effectExtent l="0" t="0" r="0" b="1905"/>
+            <wp:docPr id="356016066" name="Imagem 3"/>
+            <wp:cNvGraphicFramePr>
+              <a:graphicFrameLocks xmlns:a="http://schemas.openxmlformats.org/drawingml/2006/main" noChangeAspect="1"/>
+            </wp:cNvGraphicFramePr>
+            <a:graphic xmlns:a="http://schemas.openxmlformats.org/drawingml/2006/main">
+              <a:graphicData uri="http://schemas.openxmlformats.org/drawingml/2006/picture">
+                <pic:pic xmlns:pic="http://schemas.openxmlformats.org/drawingml/2006/picture">
+                  <pic:nvPicPr>
+                    <pic:cNvPr id="356016066" name="Imagem 356016066"/>
+                    <pic:cNvPicPr/>
+                  </pic:nvPicPr>
+                  <pic:blipFill>
+                    <a:blip r:embed="rId10"/>
+                    <a:stretch>
+                      <a:fillRect/>
+                    </a:stretch>
+                  </pic:blipFill>
+                  <pic:spPr>
+                    <a:xfrm>
+                      <a:off x="0" y="0"/>
+                      <a:ext cx="4441900" cy="3118070"/>
+                    </a:xfrm>
+                    <a:prstGeom prst="rect">
+                      <a:avLst/>
+                    </a:prstGeom>
+                  </pic:spPr>
+                </pic:pic>
+              </a:graphicData>
+            </a:graphic>
+          </wp:inline>
+        </w:drawing>
+      </w:r>
+    </w:p>
+    <w:p>
+      <w:pPr>
         <w:jc w:val="both"/>
       </w:pPr>
       <w:r>
-        <w:t xml:space="preserve">A comunicação entre os sensores ambientais e o microcontrolador ocorre por meio do barramento I2C, enquanto o módulo de energia utiliza comunicação UART com protocolo </w:t>
+        <w:t>A comunicação entre os sensores ambientais e o microcontrolador ocorre por meio do barramento I2C, enquanto o módulo de energia utiliza comunicação UART com protocolo Modbus RTU. O display gráfico é conectado via SPI.</w:t>
       </w:r>
-      <w:proofErr w:type="spellStart"/>
+    </w:p>
+    <w:p>
+      <w:pPr>
+        <w:jc w:val="center"/>
+      </w:pPr>
       <w:r>
-        <w:t>Modbus</w:t>
+        <w:rPr>
+          <w:noProof/>
+        </w:rPr>
+        <w:drawing>
+          <wp:inline distT="0" distB="0" distL="0" distR="0" wp14:anchorId="483416D1" wp14:editId="24E09063">
+            <wp:extent cx="4403235" cy="2775975"/>
+            <wp:effectExtent l="0" t="0" r="0" b="5715"/>
+            <wp:docPr id="718277619" name="Imagem 4"/>
+            <wp:cNvGraphicFramePr>
+              <a:graphicFrameLocks xmlns:a="http://schemas.openxmlformats.org/drawingml/2006/main" noChangeAspect="1"/>
+            </wp:cNvGraphicFramePr>
+            <a:graphic xmlns:a="http://schemas.openxmlformats.org/drawingml/2006/main">
+              <a:graphicData uri="http://schemas.openxmlformats.org/drawingml/2006/picture">
+                <pic:pic xmlns:pic="http://schemas.openxmlformats.org/drawingml/2006/picture">
+                  <pic:nvPicPr>
+                    <pic:cNvPr id="718277619" name="Imagem 718277619"/>
+                    <pic:cNvPicPr/>
+                  </pic:nvPicPr>
+                  <pic:blipFill>
+                    <a:blip r:embed="rId11"/>
+                    <a:stretch>
+                      <a:fillRect/>
+                    </a:stretch>
+                  </pic:blipFill>
+                  <pic:spPr>
+                    <a:xfrm>
+                      <a:off x="0" y="0"/>
+                      <a:ext cx="4437762" cy="2797742"/>
+                    </a:xfrm>
+                    <a:prstGeom prst="rect">
+                      <a:avLst/>
+                    </a:prstGeom>
+                  </pic:spPr>
+                </pic:pic>
+              </a:graphicData>
+            </a:graphic>
+          </wp:inline>
+        </w:drawing>
       </w:r>
-      <w:proofErr w:type="spellEnd"/>
+    </w:p>
+    <w:p>
+      <w:pPr>
+        <w:jc w:val="center"/>
+      </w:pPr>
       <w:r>
-        <w:t xml:space="preserve"> RTU. O display gráfico é conectado via SPI.</w:t>
+        <w:lastRenderedPageBreak/>
+        <w:drawing>
+          <wp:inline distT="0" distB="0" distL="0" distR="0" wp14:anchorId="31DEA3E8" wp14:editId="4542CC47">
+            <wp:extent cx="5410955" cy="3010320"/>
+            <wp:effectExtent l="0" t="0" r="0" b="0"/>
+            <wp:docPr id="1054397326" name="Imagem 1"/>
+            <wp:cNvGraphicFramePr>
+              <a:graphicFrameLocks xmlns:a="http://schemas.openxmlformats.org/drawingml/2006/main" noChangeAspect="1"/>
+            </wp:cNvGraphicFramePr>
+            <a:graphic xmlns:a="http://schemas.openxmlformats.org/drawingml/2006/main">
+              <a:graphicData uri="http://schemas.openxmlformats.org/drawingml/2006/picture">
+                <pic:pic xmlns:pic="http://schemas.openxmlformats.org/drawingml/2006/picture">
+                  <pic:nvPicPr>
+                    <pic:cNvPr id="1054397326" name=""/>
+                    <pic:cNvPicPr/>
+                  </pic:nvPicPr>
+                  <pic:blipFill>
+                    <a:blip r:embed="rId12"/>
+                    <a:stretch>
+                      <a:fillRect/>
+                    </a:stretch>
+                  </pic:blipFill>
+                  <pic:spPr>
+                    <a:xfrm>
+                      <a:off x="0" y="0"/>
+                      <a:ext cx="5410955" cy="3010320"/>
+                    </a:xfrm>
+                    <a:prstGeom prst="rect">
+                      <a:avLst/>
+                    </a:prstGeom>
+                  </pic:spPr>
+                </pic:pic>
+              </a:graphicData>
+            </a:graphic>
+          </wp:inline>
+        </w:drawing>
       </w:r>
     </w:p>
     <w:p>
@@ -855,15 +970,49 @@
         <w:jc w:val="both"/>
       </w:pPr>
       <w:r>
-        <w:t xml:space="preserve">O firmware foi desenvolvido de forma modular, organizado em camadas de drivers, serviços e aplicação. O sistema operacional </w:t>
+        <w:t>O firmware foi desenvolvido de forma modular, organizado em camadas de drivers, serviços e aplicação. O sistema operacional FreeRTOS é responsável pelo escalonamento das tarefas, garantindo execução determinística e isolamento funcional entre os módulos.</w:t>
       </w:r>
-      <w:proofErr w:type="spellStart"/>
+    </w:p>
+    <w:p>
+      <w:pPr>
+        <w:jc w:val="center"/>
+      </w:pPr>
       <w:r>
-        <w:t>FreeRTOS</w:t>
-      </w:r>
-      <w:proofErr w:type="spellEnd"/>
-      <w:r>
-        <w:t xml:space="preserve"> é responsável pelo escalonamento das tarefas, garantindo execução determinística e isolamento funcional entre os módulos.</w:t>
+        <w:drawing>
+          <wp:inline distT="0" distB="0" distL="0" distR="0" wp14:anchorId="010F0D07" wp14:editId="62722E54">
+            <wp:extent cx="1419046" cy="3588469"/>
+            <wp:effectExtent l="0" t="0" r="0" b="0"/>
+            <wp:docPr id="1030426563" name="Imagem 1"/>
+            <wp:cNvGraphicFramePr>
+              <a:graphicFrameLocks xmlns:a="http://schemas.openxmlformats.org/drawingml/2006/main" noChangeAspect="1"/>
+            </wp:cNvGraphicFramePr>
+            <a:graphic xmlns:a="http://schemas.openxmlformats.org/drawingml/2006/main">
+              <a:graphicData uri="http://schemas.openxmlformats.org/drawingml/2006/picture">
+                <pic:pic xmlns:pic="http://schemas.openxmlformats.org/drawingml/2006/picture">
+                  <pic:nvPicPr>
+                    <pic:cNvPr id="1030426563" name=""/>
+                    <pic:cNvPicPr/>
+                  </pic:nvPicPr>
+                  <pic:blipFill>
+                    <a:blip r:embed="rId13"/>
+                    <a:stretch>
+                      <a:fillRect/>
+                    </a:stretch>
+                  </pic:blipFill>
+                  <pic:spPr>
+                    <a:xfrm>
+                      <a:off x="0" y="0"/>
+                      <a:ext cx="1438685" cy="3638133"/>
+                    </a:xfrm>
+                    <a:prstGeom prst="rect">
+                      <a:avLst/>
+                    </a:prstGeom>
+                  </pic:spPr>
+                </pic:pic>
+              </a:graphicData>
+            </a:graphic>
+          </wp:inline>
+        </w:drawing>
       </w:r>
     </w:p>
     <w:p>
@@ -891,6 +1040,48 @@
     </w:p>
     <w:p>
       <w:pPr>
+        <w:jc w:val="both"/>
+      </w:pPr>
+      <w:r>
+        <w:drawing>
+          <wp:inline distT="0" distB="0" distL="0" distR="0" wp14:anchorId="46686D36" wp14:editId="38932E26">
+            <wp:extent cx="5486400" cy="2336800"/>
+            <wp:effectExtent l="0" t="0" r="0" b="6350"/>
+            <wp:docPr id="1012146036" name="Imagem 1"/>
+            <wp:cNvGraphicFramePr>
+              <a:graphicFrameLocks xmlns:a="http://schemas.openxmlformats.org/drawingml/2006/main" noChangeAspect="1"/>
+            </wp:cNvGraphicFramePr>
+            <a:graphic xmlns:a="http://schemas.openxmlformats.org/drawingml/2006/main">
+              <a:graphicData uri="http://schemas.openxmlformats.org/drawingml/2006/picture">
+                <pic:pic xmlns:pic="http://schemas.openxmlformats.org/drawingml/2006/picture">
+                  <pic:nvPicPr>
+                    <pic:cNvPr id="1012146036" name=""/>
+                    <pic:cNvPicPr/>
+                  </pic:nvPicPr>
+                  <pic:blipFill>
+                    <a:blip r:embed="rId14"/>
+                    <a:stretch>
+                      <a:fillRect/>
+                    </a:stretch>
+                  </pic:blipFill>
+                  <pic:spPr>
+                    <a:xfrm>
+                      <a:off x="0" y="0"/>
+                      <a:ext cx="5486400" cy="2336800"/>
+                    </a:xfrm>
+                    <a:prstGeom prst="rect">
+                      <a:avLst/>
+                    </a:prstGeom>
+                  </pic:spPr>
+                </pic:pic>
+              </a:graphicData>
+            </a:graphic>
+          </wp:inline>
+        </w:drawing>
+      </w:r>
+    </w:p>
+    <w:p>
+      <w:pPr>
         <w:pStyle w:val="Ttulo2"/>
       </w:pPr>
       <w:r>
@@ -902,23 +1093,195 @@
         <w:jc w:val="both"/>
       </w:pPr>
       <w:r>
-        <w:t xml:space="preserve">O desenvolvimento do sistema envolveu a implementação de tarefas independentes no </w:t>
-      </w:r>
-      <w:proofErr w:type="spellStart"/>
-      <w:r>
-        <w:t>FreeRTOS</w:t>
-      </w:r>
-      <w:proofErr w:type="spellEnd"/>
-      <w:r>
-        <w:t>, cada uma responsável por uma funcionalidade específica, como leitura de sensores, atualização do display e comunicação MQTT. A troca de informações entre tarefas é realizada por meio de filas, evitando acesso concorrente direto aos recursos compartilhados.</w:t>
+        <w:t>O desenvolvimento do sistema envolveu a implementação de tarefas independentes no FreeRTOS, cada uma responsável por uma funcionalidade específica, como leitura de sensores, atualização do display e comunicação MQTT. A troca de informações entre tarefas é realizada por meio de filas, evitando acesso concorrente direto aos recursos compartilhados.</w:t>
       </w:r>
     </w:p>
     <w:p>
       <w:pPr>
+        <w:jc w:val="center"/>
+      </w:pPr>
+      <w:r>
+        <w:drawing>
+          <wp:inline distT="0" distB="0" distL="0" distR="0" wp14:anchorId="24A85D17" wp14:editId="6480EF4E">
+            <wp:extent cx="3558696" cy="3156668"/>
+            <wp:effectExtent l="0" t="0" r="3810" b="5715"/>
+            <wp:docPr id="1584129973" name="Imagem 1"/>
+            <wp:cNvGraphicFramePr>
+              <a:graphicFrameLocks xmlns:a="http://schemas.openxmlformats.org/drawingml/2006/main" noChangeAspect="1"/>
+            </wp:cNvGraphicFramePr>
+            <a:graphic xmlns:a="http://schemas.openxmlformats.org/drawingml/2006/main">
+              <a:graphicData uri="http://schemas.openxmlformats.org/drawingml/2006/picture">
+                <pic:pic xmlns:pic="http://schemas.openxmlformats.org/drawingml/2006/picture">
+                  <pic:nvPicPr>
+                    <pic:cNvPr id="1584129973" name=""/>
+                    <pic:cNvPicPr/>
+                  </pic:nvPicPr>
+                  <pic:blipFill>
+                    <a:blip r:embed="rId15"/>
+                    <a:stretch>
+                      <a:fillRect/>
+                    </a:stretch>
+                  </pic:blipFill>
+                  <pic:spPr>
+                    <a:xfrm>
+                      <a:off x="0" y="0"/>
+                      <a:ext cx="3574182" cy="3170404"/>
+                    </a:xfrm>
+                    <a:prstGeom prst="rect">
+                      <a:avLst/>
+                    </a:prstGeom>
+                  </pic:spPr>
+                </pic:pic>
+              </a:graphicData>
+            </a:graphic>
+          </wp:inline>
+        </w:drawing>
+      </w:r>
+    </w:p>
+    <w:p>
+      <w:pPr>
+        <w:jc w:val="center"/>
+      </w:pPr>
+    </w:p>
+    <w:p>
+      <w:pPr>
+        <w:jc w:val="center"/>
+      </w:pPr>
+      <w:r>
+        <w:lastRenderedPageBreak/>
+        <w:drawing>
+          <wp:inline distT="0" distB="0" distL="0" distR="0" wp14:anchorId="22316D4F" wp14:editId="4D412785">
+            <wp:extent cx="3763701" cy="2919482"/>
+            <wp:effectExtent l="0" t="0" r="8255" b="0"/>
+            <wp:docPr id="30191399" name="Imagem 1"/>
+            <wp:cNvGraphicFramePr>
+              <a:graphicFrameLocks xmlns:a="http://schemas.openxmlformats.org/drawingml/2006/main" noChangeAspect="1"/>
+            </wp:cNvGraphicFramePr>
+            <a:graphic xmlns:a="http://schemas.openxmlformats.org/drawingml/2006/main">
+              <a:graphicData uri="http://schemas.openxmlformats.org/drawingml/2006/picture">
+                <pic:pic xmlns:pic="http://schemas.openxmlformats.org/drawingml/2006/picture">
+                  <pic:nvPicPr>
+                    <pic:cNvPr id="30191399" name=""/>
+                    <pic:cNvPicPr/>
+                  </pic:nvPicPr>
+                  <pic:blipFill>
+                    <a:blip r:embed="rId16"/>
+                    <a:stretch>
+                      <a:fillRect/>
+                    </a:stretch>
+                  </pic:blipFill>
+                  <pic:spPr>
+                    <a:xfrm>
+                      <a:off x="0" y="0"/>
+                      <a:ext cx="3780713" cy="2932678"/>
+                    </a:xfrm>
+                    <a:prstGeom prst="rect">
+                      <a:avLst/>
+                    </a:prstGeom>
+                  </pic:spPr>
+                </pic:pic>
+              </a:graphicData>
+            </a:graphic>
+          </wp:inline>
+        </w:drawing>
+      </w:r>
+    </w:p>
+    <w:p>
+      <w:pPr>
+        <w:jc w:val="center"/>
+      </w:pPr>
+    </w:p>
+    <w:p>
+      <w:pPr>
+        <w:jc w:val="center"/>
+      </w:pPr>
+      <w:r>
+        <w:drawing>
+          <wp:inline distT="0" distB="0" distL="0" distR="0" wp14:anchorId="29B5DF73" wp14:editId="231252EA">
+            <wp:extent cx="1992110" cy="4467943"/>
+            <wp:effectExtent l="0" t="0" r="8255" b="8890"/>
+            <wp:docPr id="1869608068" name="Imagem 1"/>
+            <wp:cNvGraphicFramePr>
+              <a:graphicFrameLocks xmlns:a="http://schemas.openxmlformats.org/drawingml/2006/main" noChangeAspect="1"/>
+            </wp:cNvGraphicFramePr>
+            <a:graphic xmlns:a="http://schemas.openxmlformats.org/drawingml/2006/main">
+              <a:graphicData uri="http://schemas.openxmlformats.org/drawingml/2006/picture">
+                <pic:pic xmlns:pic="http://schemas.openxmlformats.org/drawingml/2006/picture">
+                  <pic:nvPicPr>
+                    <pic:cNvPr id="1869608068" name=""/>
+                    <pic:cNvPicPr/>
+                  </pic:nvPicPr>
+                  <pic:blipFill>
+                    <a:blip r:embed="rId17"/>
+                    <a:stretch>
+                      <a:fillRect/>
+                    </a:stretch>
+                  </pic:blipFill>
+                  <pic:spPr>
+                    <a:xfrm>
+                      <a:off x="0" y="0"/>
+                      <a:ext cx="2003622" cy="4493762"/>
+                    </a:xfrm>
+                    <a:prstGeom prst="rect">
+                      <a:avLst/>
+                    </a:prstGeom>
+                  </pic:spPr>
+                </pic:pic>
+              </a:graphicData>
+            </a:graphic>
+          </wp:inline>
+        </w:drawing>
+      </w:r>
+    </w:p>
+    <w:p>
+      <w:pPr>
         <w:jc w:val="both"/>
       </w:pPr>
       <w:r>
+        <w:lastRenderedPageBreak/>
         <w:t>Os protocolos de comunicação utilizados incluem I2C, UART, SPI e MQTT, garantindo integração eficiente entre os diversos módulos do sistema.</w:t>
+      </w:r>
+    </w:p>
+    <w:p>
+      <w:pPr>
+        <w:jc w:val="center"/>
+      </w:pPr>
+      <w:r>
+        <w:drawing>
+          <wp:inline distT="0" distB="0" distL="0" distR="0" wp14:anchorId="5F5B7B96" wp14:editId="5D8FBCA2">
+            <wp:extent cx="3515979" cy="3704452"/>
+            <wp:effectExtent l="0" t="0" r="8890" b="0"/>
+            <wp:docPr id="1642615060" name="Imagem 1"/>
+            <wp:cNvGraphicFramePr>
+              <a:graphicFrameLocks xmlns:a="http://schemas.openxmlformats.org/drawingml/2006/main" noChangeAspect="1"/>
+            </wp:cNvGraphicFramePr>
+            <a:graphic xmlns:a="http://schemas.openxmlformats.org/drawingml/2006/main">
+              <a:graphicData uri="http://schemas.openxmlformats.org/drawingml/2006/picture">
+                <pic:pic xmlns:pic="http://schemas.openxmlformats.org/drawingml/2006/picture">
+                  <pic:nvPicPr>
+                    <pic:cNvPr id="1642615060" name=""/>
+                    <pic:cNvPicPr/>
+                  </pic:nvPicPr>
+                  <pic:blipFill>
+                    <a:blip r:embed="rId18"/>
+                    <a:stretch>
+                      <a:fillRect/>
+                    </a:stretch>
+                  </pic:blipFill>
+                  <pic:spPr>
+                    <a:xfrm>
+                      <a:off x="0" y="0"/>
+                      <a:ext cx="3527758" cy="3716862"/>
+                    </a:xfrm>
+                    <a:prstGeom prst="rect">
+                      <a:avLst/>
+                    </a:prstGeom>
+                  </pic:spPr>
+                </pic:pic>
+              </a:graphicData>
+            </a:graphic>
+          </wp:inline>
+        </w:drawing>
       </w:r>
     </w:p>
     <w:p>
@@ -958,15 +1321,7 @@
         <w:jc w:val="both"/>
       </w:pPr>
       <w:r>
-        <w:t xml:space="preserve">O sistema embarcado desenvolvido atendeu aos objetivos propostos, demonstrando a viabilidade da integração entre hardware, firmware multitarefa e serviços IoT em uma plataforma de baixo custo. A utilização do </w:t>
-      </w:r>
-      <w:proofErr w:type="spellStart"/>
-      <w:r>
-        <w:t>FreeRTOS</w:t>
-      </w:r>
-      <w:proofErr w:type="spellEnd"/>
-      <w:r>
-        <w:t xml:space="preserve"> proporcionou maior organização e previsibilidade ao firmware, enquanto a comunicação MQTT garantiu a transmissão dos dados.</w:t>
+        <w:t>O sistema embarcado desenvolvido atendeu aos objetivos propostos, demonstrando a viabilidade da integração entre hardware, firmware multitarefa e serviços IoT em uma plataforma de baixo custo. A utilização do FreeRTOS proporcionou maior organização e previsibilidade ao firmware, enquanto a comunicação MQTT garantiu a transmissão dos dados.</w:t>
       </w:r>
     </w:p>
     <w:p>
@@ -982,6 +1337,7 @@
         <w:pStyle w:val="Ttulo2"/>
       </w:pPr>
       <w:r>
+        <w:lastRenderedPageBreak/>
         <w:t>9 REFERÊNCIAS</w:t>
       </w:r>
     </w:p>
@@ -990,23 +1346,7 @@
         <w:spacing w:after="0"/>
       </w:pPr>
       <w:r>
-        <w:t xml:space="preserve">FREERTOS. </w:t>
-      </w:r>
-      <w:proofErr w:type="spellStart"/>
-      <w:r>
-        <w:t>FreeRTOS</w:t>
-      </w:r>
-      <w:proofErr w:type="spellEnd"/>
-      <w:r>
-        <w:t xml:space="preserve"> </w:t>
-      </w:r>
-      <w:proofErr w:type="spellStart"/>
-      <w:r>
-        <w:t>Reference</w:t>
-      </w:r>
-      <w:proofErr w:type="spellEnd"/>
-      <w:r>
-        <w:t xml:space="preserve"> Manual. Disponível em: &lt;https://www.freertos.org&gt;. Acesso em: 1 jan. 2026.</w:t>
+        <w:t>FREERTOS. FreeRTOS Reference Manual. Disponível em: &lt;https://www.freertos.org&gt;. Acesso em: 1 jan. 2026.</w:t>
       </w:r>
     </w:p>
     <w:p>
@@ -1017,65 +1357,13 @@
         </w:rPr>
       </w:pPr>
       <w:r>
-        <w:t xml:space="preserve">MQTT. MQTT </w:t>
+        <w:t xml:space="preserve">MQTT. MQTT Version 3.1.1 Specification. Disponível em: &lt;https://mqtt.org&gt;. </w:t>
       </w:r>
-      <w:proofErr w:type="spellStart"/>
-      <w:r>
-        <w:t>Version</w:t>
-      </w:r>
-      <w:proofErr w:type="spellEnd"/>
-      <w:r>
-        <w:t xml:space="preserve"> 3.1.1 </w:t>
-      </w:r>
-      <w:proofErr w:type="spellStart"/>
-      <w:r>
-        <w:t>Specification</w:t>
-      </w:r>
-      <w:proofErr w:type="spellEnd"/>
-      <w:r>
-        <w:t xml:space="preserve">. Disponível em: &lt;https://mqtt.org&gt;. </w:t>
-      </w:r>
-      <w:proofErr w:type="spellStart"/>
       <w:r>
         <w:rPr>
           <w:lang w:val="en-US"/>
         </w:rPr>
-        <w:t>Acesso</w:t>
-      </w:r>
-      <w:proofErr w:type="spellEnd"/>
-      <w:r>
-        <w:rPr>
-          <w:lang w:val="en-US"/>
-        </w:rPr>
-        <w:t xml:space="preserve"> </w:t>
-      </w:r>
-      <w:proofErr w:type="spellStart"/>
-      <w:r>
-        <w:rPr>
-          <w:lang w:val="en-US"/>
-        </w:rPr>
-        <w:t>em</w:t>
-      </w:r>
-      <w:proofErr w:type="spellEnd"/>
-      <w:r>
-        <w:rPr>
-          <w:lang w:val="en-US"/>
-        </w:rPr>
-        <w:t xml:space="preserve">: 1 </w:t>
-      </w:r>
-      <w:proofErr w:type="spellStart"/>
-      <w:r>
-        <w:rPr>
-          <w:lang w:val="en-US"/>
-        </w:rPr>
-        <w:t>jan.</w:t>
-      </w:r>
-      <w:proofErr w:type="spellEnd"/>
-      <w:r>
-        <w:rPr>
-          <w:lang w:val="en-US"/>
-        </w:rPr>
-        <w:t xml:space="preserve"> 2026.</w:t>
+        <w:t>Acesso em: 1 jan. 2026.</w:t>
       </w:r>
     </w:p>
     <w:p>
@@ -1098,7 +1386,6 @@
         <w:pStyle w:val="Ttulo2"/>
       </w:pPr>
       <w:r>
-        <w:lastRenderedPageBreak/>
         <w:t>10</w:t>
       </w:r>
       <w:r>
@@ -1115,7 +1402,7 @@
     </w:p>
     <w:p/>
     <w:sectPr>
-      <w:footerReference w:type="default" r:id="rId9"/>
+      <w:footerReference w:type="default" r:id="rId19"/>
       <w:pgSz w:w="12240" w:h="15840"/>
       <w:pgMar w:top="1440" w:right="1800" w:bottom="1440" w:left="1800" w:header="720" w:footer="720" w:gutter="0"/>
       <w:cols w:space="720"/>
@@ -1165,6 +1452,9 @@
       <w:p>
         <w:pPr>
           <w:pStyle w:val="Rodap"/>
+          <w:pBdr>
+            <w:top w:val="single" w:sz="4" w:space="1" w:color="auto"/>
+          </w:pBdr>
           <w:jc w:val="right"/>
         </w:pPr>
         <w:r>

--- a/Documentacao/Relatorio_Final_Embarcatech.docx
+++ b/Documentacao/Relatorio_Final_Embarcatech.docx
@@ -670,7 +670,15 @@
         </w:numPr>
       </w:pPr>
       <w:r>
-        <w:t>Implementar a leitura de grandezas elétricas por meio de protocolo Modbus RTU;</w:t>
+        <w:t xml:space="preserve">Implementar a leitura de grandezas elétricas por meio de protocolo </w:t>
+      </w:r>
+      <w:proofErr w:type="spellStart"/>
+      <w:r>
+        <w:t>Modbus</w:t>
+      </w:r>
+      <w:proofErr w:type="spellEnd"/>
+      <w:r>
+        <w:t xml:space="preserve"> RTU;</w:t>
       </w:r>
     </w:p>
     <w:p>
@@ -778,9 +786,29 @@
     <w:p>
       <w:pPr>
         <w:jc w:val="both"/>
+        <w:rPr>
+          <w:color w:val="EE0000"/>
+        </w:rPr>
       </w:pPr>
       <w:r>
-        <w:t>Outro desafio relevante foi a implementação de comunicação MQTT segura utilizando TLS em um microcontrolador com recursos limitados, exigindo cuidados especiais com o gerenciamento de memória, certificados digitais e configuração do stack de rede.</w:t>
+        <w:rPr>
+          <w:color w:val="EE0000"/>
+        </w:rPr>
+        <w:t xml:space="preserve">Outro desafio relevante foi a implementação de comunicação MQTT segura utilizando TLS em um microcontrolador com recursos limitados, exigindo cuidados especiais com o gerenciamento de memória, certificados digitais e configuração do </w:t>
+      </w:r>
+      <w:proofErr w:type="spellStart"/>
+      <w:r>
+        <w:rPr>
+          <w:color w:val="EE0000"/>
+        </w:rPr>
+        <w:t>stack</w:t>
+      </w:r>
+      <w:proofErr w:type="spellEnd"/>
+      <w:r>
+        <w:rPr>
+          <w:color w:val="EE0000"/>
+        </w:rPr>
+        <w:t xml:space="preserve"> de rede.</w:t>
       </w:r>
     </w:p>
     <w:p>
@@ -788,7 +816,23 @@
         <w:jc w:val="both"/>
       </w:pPr>
       <w:r>
-        <w:t>Como solução, optou-se pela substituição do módulo HLW8032 pelo PZEM-004T versão 4.0, que utiliza protocolo Modbus RTU e apresentou maior confiabilidade e facilidade de integração. No firmware, adotou-se uma arquitetura modular, utilizando filas (queues) do FreeRTOS para comunicação entre tarefas, garantindo maior robustez e organização do sistema.</w:t>
+        <w:t xml:space="preserve">Como solução, optou-se pela substituição do módulo HLW8032 pelo PZEM-004T versão 4.0, que utiliza protocolo </w:t>
+      </w:r>
+      <w:proofErr w:type="spellStart"/>
+      <w:r>
+        <w:t>Modbus</w:t>
+      </w:r>
+      <w:proofErr w:type="spellEnd"/>
+      <w:r>
+        <w:t xml:space="preserve"> RTU e apresentou maior confiabilidade e facilidade de integração. No firmware, adotou-se uma arquitetura modular, utilizando filas (</w:t>
+      </w:r>
+      <w:proofErr w:type="spellStart"/>
+      <w:r>
+        <w:t>queues</w:t>
+      </w:r>
+      <w:proofErr w:type="spellEnd"/>
+      <w:r>
+        <w:t>) do FreeRTOS para comunicação entre tarefas, garantindo maior robustez e organização do sistema.</w:t>
       </w:r>
     </w:p>
     <w:p>
@@ -866,7 +910,15 @@
         <w:jc w:val="both"/>
       </w:pPr>
       <w:r>
-        <w:t>A comunicação entre os sensores ambientais e o microcontrolador ocorre por meio do barramento I2C, enquanto o módulo de energia utiliza comunicação UART com protocolo Modbus RTU. O display gráfico é conectado via SPI.</w:t>
+        <w:t xml:space="preserve">A comunicação entre os sensores ambientais e o microcontrolador ocorre por meio do barramento I2C, enquanto o módulo de energia utiliza comunicação UART com protocolo </w:t>
+      </w:r>
+      <w:proofErr w:type="spellStart"/>
+      <w:r>
+        <w:t>Modbus</w:t>
+      </w:r>
+      <w:proofErr w:type="spellEnd"/>
+      <w:r>
+        <w:t xml:space="preserve"> RTU. O display gráfico é conectado via SPI.</w:t>
       </w:r>
     </w:p>
     <w:p>
@@ -919,6 +971,9 @@
         <w:jc w:val="center"/>
       </w:pPr>
       <w:r>
+        <w:rPr>
+          <w:noProof/>
+        </w:rPr>
         <w:lastRenderedPageBreak/>
         <w:drawing>
           <wp:inline distT="0" distB="0" distL="0" distR="0" wp14:anchorId="31DEA3E8" wp14:editId="4542CC47">
@@ -978,6 +1033,9 @@
         <w:jc w:val="center"/>
       </w:pPr>
       <w:r>
+        <w:rPr>
+          <w:noProof/>
+        </w:rPr>
         <w:drawing>
           <wp:inline distT="0" distB="0" distL="0" distR="0" wp14:anchorId="010F0D07" wp14:editId="62722E54">
             <wp:extent cx="1419046" cy="3588469"/>
@@ -1043,6 +1101,9 @@
         <w:jc w:val="both"/>
       </w:pPr>
       <w:r>
+        <w:rPr>
+          <w:noProof/>
+        </w:rPr>
         <w:drawing>
           <wp:inline distT="0" distB="0" distL="0" distR="0" wp14:anchorId="46686D36" wp14:editId="38932E26">
             <wp:extent cx="5486400" cy="2336800"/>
@@ -1101,6 +1162,9 @@
         <w:jc w:val="center"/>
       </w:pPr>
       <w:r>
+        <w:rPr>
+          <w:noProof/>
+        </w:rPr>
         <w:drawing>
           <wp:inline distT="0" distB="0" distL="0" distR="0" wp14:anchorId="24A85D17" wp14:editId="6480EF4E">
             <wp:extent cx="3558696" cy="3156668"/>
@@ -1148,6 +1212,9 @@
         <w:jc w:val="center"/>
       </w:pPr>
       <w:r>
+        <w:rPr>
+          <w:noProof/>
+        </w:rPr>
         <w:lastRenderedPageBreak/>
         <w:drawing>
           <wp:inline distT="0" distB="0" distL="0" distR="0" wp14:anchorId="22316D4F" wp14:editId="4D412785">
@@ -1196,6 +1263,9 @@
         <w:jc w:val="center"/>
       </w:pPr>
       <w:r>
+        <w:rPr>
+          <w:noProof/>
+        </w:rPr>
         <w:drawing>
           <wp:inline distT="0" distB="0" distL="0" distR="0" wp14:anchorId="29B5DF73" wp14:editId="231252EA">
             <wp:extent cx="1992110" cy="4467943"/>
@@ -1247,6 +1317,9 @@
         <w:jc w:val="center"/>
       </w:pPr>
       <w:r>
+        <w:rPr>
+          <w:noProof/>
+        </w:rPr>
         <w:drawing>
           <wp:inline distT="0" distB="0" distL="0" distR="0" wp14:anchorId="5F5B7B96" wp14:editId="5D8FBCA2">
             <wp:extent cx="3515979" cy="3704452"/>
@@ -1346,7 +1419,15 @@
         <w:spacing w:after="0"/>
       </w:pPr>
       <w:r>
-        <w:t>FREERTOS. FreeRTOS Reference Manual. Disponível em: &lt;https://www.freertos.org&gt;. Acesso em: 1 jan. 2026.</w:t>
+        <w:t xml:space="preserve">FREERTOS. FreeRTOS </w:t>
+      </w:r>
+      <w:proofErr w:type="spellStart"/>
+      <w:r>
+        <w:t>Reference</w:t>
+      </w:r>
+      <w:proofErr w:type="spellEnd"/>
+      <w:r>
+        <w:t xml:space="preserve"> Manual. Disponível em: &lt;https://www.freertos.org&gt;. Acesso em: 1 jan. 2026.</w:t>
       </w:r>
     </w:p>
     <w:p>
@@ -1357,13 +1438,65 @@
         </w:rPr>
       </w:pPr>
       <w:r>
-        <w:t xml:space="preserve">MQTT. MQTT Version 3.1.1 Specification. Disponível em: &lt;https://mqtt.org&gt;. </w:t>
+        <w:t xml:space="preserve">MQTT. MQTT </w:t>
       </w:r>
+      <w:proofErr w:type="spellStart"/>
+      <w:r>
+        <w:t>Version</w:t>
+      </w:r>
+      <w:proofErr w:type="spellEnd"/>
+      <w:r>
+        <w:t xml:space="preserve"> 3.1.1 </w:t>
+      </w:r>
+      <w:proofErr w:type="spellStart"/>
+      <w:r>
+        <w:t>Specification</w:t>
+      </w:r>
+      <w:proofErr w:type="spellEnd"/>
+      <w:r>
+        <w:t xml:space="preserve">. Disponível em: &lt;https://mqtt.org&gt;. </w:t>
+      </w:r>
+      <w:proofErr w:type="spellStart"/>
       <w:r>
         <w:rPr>
           <w:lang w:val="en-US"/>
         </w:rPr>
-        <w:t>Acesso em: 1 jan. 2026.</w:t>
+        <w:t>Acesso</w:t>
+      </w:r>
+      <w:proofErr w:type="spellEnd"/>
+      <w:r>
+        <w:rPr>
+          <w:lang w:val="en-US"/>
+        </w:rPr>
+        <w:t xml:space="preserve"> </w:t>
+      </w:r>
+      <w:proofErr w:type="spellStart"/>
+      <w:r>
+        <w:rPr>
+          <w:lang w:val="en-US"/>
+        </w:rPr>
+        <w:t>em</w:t>
+      </w:r>
+      <w:proofErr w:type="spellEnd"/>
+      <w:r>
+        <w:rPr>
+          <w:lang w:val="en-US"/>
+        </w:rPr>
+        <w:t xml:space="preserve">: 1 </w:t>
+      </w:r>
+      <w:proofErr w:type="spellStart"/>
+      <w:r>
+        <w:rPr>
+          <w:lang w:val="en-US"/>
+        </w:rPr>
+        <w:t>jan.</w:t>
+      </w:r>
+      <w:proofErr w:type="spellEnd"/>
+      <w:r>
+        <w:rPr>
+          <w:lang w:val="en-US"/>
+        </w:rPr>
+        <w:t xml:space="preserve"> 2026.</w:t>
       </w:r>
     </w:p>
     <w:p>

--- a/Documentacao/Relatorio_Final_Embarcatech.docx
+++ b/Documentacao/Relatorio_Final_Embarcatech.docx
@@ -1025,53 +1025,3230 @@
         <w:jc w:val="both"/>
       </w:pPr>
       <w:r>
-        <w:t>O firmware foi desenvolvido de forma modular, organizado em camadas de drivers, serviços e aplicação. O sistema operacional FreeRTOS é responsável pelo escalonamento das tarefas, garantindo execução determinística e isolamento funcional entre os módulos.</w:t>
+        <w:t>O firmware foi estruturado seguindo uma abordagem modular, na qual cada funcionalidade do sistema é encapsulada em módulos independentes. Essa organização permite maior facilidade de manutenção, reutilização de código e expansão futura do sistema.</w:t>
+      </w:r>
+    </w:p>
+    <w:tbl>
+      <w:tblPr>
+        <w:tblStyle w:val="TabeladeGrade4-nfase1"/>
+        <w:tblW w:w="0" w:type="auto"/>
+        <w:tblLook w:val="04A0" w:firstRow="1" w:lastRow="0" w:firstColumn="1" w:lastColumn="0" w:noHBand="0" w:noVBand="1"/>
+      </w:tblPr>
+      <w:tblGrid>
+        <w:gridCol w:w="1781"/>
+        <w:gridCol w:w="1625"/>
+        <w:gridCol w:w="5224"/>
+      </w:tblGrid>
+      <w:tr>
+        <w:trPr>
+          <w:cnfStyle w:val="100000000000" w:firstRow="1" w:lastRow="0" w:firstColumn="0" w:lastColumn="0" w:oddVBand="0" w:evenVBand="0" w:oddHBand="0" w:evenHBand="0" w:firstRowFirstColumn="0" w:firstRowLastColumn="0" w:lastRowFirstColumn="0" w:lastRowLastColumn="0"/>
+        </w:trPr>
+        <w:tc>
+          <w:tcPr>
+            <w:cnfStyle w:val="001000000000" w:firstRow="0" w:lastRow="0" w:firstColumn="1" w:lastColumn="0" w:oddVBand="0" w:evenVBand="0" w:oddHBand="0" w:evenHBand="0" w:firstRowFirstColumn="0" w:firstRowLastColumn="0" w:lastRowFirstColumn="0" w:lastRowLastColumn="0"/>
+            <w:tcW w:w="0" w:type="auto"/>
+            <w:hideMark/>
+          </w:tcPr>
+          <w:p>
+            <w:pPr>
+              <w:spacing w:after="200" w:line="276" w:lineRule="auto"/>
+              <w:jc w:val="both"/>
+              <w:rPr>
+                <w:sz w:val="16"/>
+                <w:szCs w:val="16"/>
+              </w:rPr>
+            </w:pPr>
+            <w:r>
+              <w:rPr>
+                <w:sz w:val="16"/>
+                <w:szCs w:val="16"/>
+              </w:rPr>
+              <w:t>Módulo</w:t>
+            </w:r>
+          </w:p>
+        </w:tc>
+        <w:tc>
+          <w:tcPr>
+            <w:tcW w:w="0" w:type="auto"/>
+            <w:hideMark/>
+          </w:tcPr>
+          <w:p>
+            <w:pPr>
+              <w:spacing w:after="200" w:line="276" w:lineRule="auto"/>
+              <w:jc w:val="both"/>
+              <w:cnfStyle w:val="100000000000" w:firstRow="1" w:lastRow="0" w:firstColumn="0" w:lastColumn="0" w:oddVBand="0" w:evenVBand="0" w:oddHBand="0" w:evenHBand="0" w:firstRowFirstColumn="0" w:firstRowLastColumn="0" w:lastRowFirstColumn="0" w:lastRowLastColumn="0"/>
+              <w:rPr>
+                <w:sz w:val="16"/>
+                <w:szCs w:val="16"/>
+              </w:rPr>
+            </w:pPr>
+            <w:r>
+              <w:rPr>
+                <w:sz w:val="16"/>
+                <w:szCs w:val="16"/>
+              </w:rPr>
+              <w:t>Arquivo / Diretório</w:t>
+            </w:r>
+          </w:p>
+        </w:tc>
+        <w:tc>
+          <w:tcPr>
+            <w:tcW w:w="0" w:type="auto"/>
+            <w:hideMark/>
+          </w:tcPr>
+          <w:p>
+            <w:pPr>
+              <w:spacing w:after="200" w:line="276" w:lineRule="auto"/>
+              <w:jc w:val="both"/>
+              <w:cnfStyle w:val="100000000000" w:firstRow="1" w:lastRow="0" w:firstColumn="0" w:lastColumn="0" w:oddVBand="0" w:evenVBand="0" w:oddHBand="0" w:evenHBand="0" w:firstRowFirstColumn="0" w:firstRowLastColumn="0" w:lastRowFirstColumn="0" w:lastRowLastColumn="0"/>
+              <w:rPr>
+                <w:sz w:val="16"/>
+                <w:szCs w:val="16"/>
+              </w:rPr>
+            </w:pPr>
+            <w:r>
+              <w:rPr>
+                <w:sz w:val="16"/>
+                <w:szCs w:val="16"/>
+              </w:rPr>
+              <w:t>Responsabilidade</w:t>
+            </w:r>
+          </w:p>
+        </w:tc>
+      </w:tr>
+      <w:tr>
+        <w:trPr>
+          <w:cnfStyle w:val="000000100000" w:firstRow="0" w:lastRow="0" w:firstColumn="0" w:lastColumn="0" w:oddVBand="0" w:evenVBand="0" w:oddHBand="1" w:evenHBand="0" w:firstRowFirstColumn="0" w:firstRowLastColumn="0" w:lastRowFirstColumn="0" w:lastRowLastColumn="0"/>
+        </w:trPr>
+        <w:tc>
+          <w:tcPr>
+            <w:cnfStyle w:val="001000000000" w:firstRow="0" w:lastRow="0" w:firstColumn="1" w:lastColumn="0" w:oddVBand="0" w:evenVBand="0" w:oddHBand="0" w:evenHBand="0" w:firstRowFirstColumn="0" w:firstRowLastColumn="0" w:lastRowFirstColumn="0" w:lastRowLastColumn="0"/>
+            <w:tcW w:w="0" w:type="auto"/>
+            <w:hideMark/>
+          </w:tcPr>
+          <w:p>
+            <w:pPr>
+              <w:spacing w:after="200" w:line="276" w:lineRule="auto"/>
+              <w:jc w:val="both"/>
+              <w:rPr>
+                <w:sz w:val="16"/>
+                <w:szCs w:val="16"/>
+              </w:rPr>
+            </w:pPr>
+            <w:r>
+              <w:rPr>
+                <w:sz w:val="16"/>
+                <w:szCs w:val="16"/>
+              </w:rPr>
+              <w:t>Inicialização do Sistema</w:t>
+            </w:r>
+          </w:p>
+        </w:tc>
+        <w:tc>
+          <w:tcPr>
+            <w:tcW w:w="0" w:type="auto"/>
+            <w:hideMark/>
+          </w:tcPr>
+          <w:p>
+            <w:pPr>
+              <w:spacing w:after="200" w:line="276" w:lineRule="auto"/>
+              <w:jc w:val="both"/>
+              <w:cnfStyle w:val="000000100000" w:firstRow="0" w:lastRow="0" w:firstColumn="0" w:lastColumn="0" w:oddVBand="0" w:evenVBand="0" w:oddHBand="1" w:evenHBand="0" w:firstRowFirstColumn="0" w:firstRowLastColumn="0" w:lastRowFirstColumn="0" w:lastRowLastColumn="0"/>
+              <w:rPr>
+                <w:sz w:val="16"/>
+                <w:szCs w:val="16"/>
+              </w:rPr>
+            </w:pPr>
+            <w:proofErr w:type="spellStart"/>
+            <w:r>
+              <w:rPr>
+                <w:sz w:val="16"/>
+                <w:szCs w:val="16"/>
+              </w:rPr>
+              <w:t>main.c</w:t>
+            </w:r>
+            <w:proofErr w:type="spellEnd"/>
+          </w:p>
+        </w:tc>
+        <w:tc>
+          <w:tcPr>
+            <w:tcW w:w="0" w:type="auto"/>
+            <w:hideMark/>
+          </w:tcPr>
+          <w:p>
+            <w:pPr>
+              <w:spacing w:after="200" w:line="276" w:lineRule="auto"/>
+              <w:jc w:val="both"/>
+              <w:cnfStyle w:val="000000100000" w:firstRow="0" w:lastRow="0" w:firstColumn="0" w:lastColumn="0" w:oddVBand="0" w:evenVBand="0" w:oddHBand="1" w:evenHBand="0" w:firstRowFirstColumn="0" w:firstRowLastColumn="0" w:lastRowFirstColumn="0" w:lastRowLastColumn="0"/>
+              <w:rPr>
+                <w:sz w:val="16"/>
+                <w:szCs w:val="16"/>
+              </w:rPr>
+            </w:pPr>
+            <w:r>
+              <w:rPr>
+                <w:sz w:val="16"/>
+                <w:szCs w:val="16"/>
+              </w:rPr>
+              <w:t>Configuração do hardware, inicialização do FreeRTOS, criação das tarefas e início do escalonador.</w:t>
+            </w:r>
+          </w:p>
+        </w:tc>
+      </w:tr>
+      <w:tr>
+        <w:tc>
+          <w:tcPr>
+            <w:cnfStyle w:val="001000000000" w:firstRow="0" w:lastRow="0" w:firstColumn="1" w:lastColumn="0" w:oddVBand="0" w:evenVBand="0" w:oddHBand="0" w:evenHBand="0" w:firstRowFirstColumn="0" w:firstRowLastColumn="0" w:lastRowFirstColumn="0" w:lastRowLastColumn="0"/>
+            <w:tcW w:w="0" w:type="auto"/>
+            <w:hideMark/>
+          </w:tcPr>
+          <w:p>
+            <w:pPr>
+              <w:spacing w:after="200" w:line="276" w:lineRule="auto"/>
+              <w:jc w:val="both"/>
+              <w:rPr>
+                <w:sz w:val="16"/>
+                <w:szCs w:val="16"/>
+              </w:rPr>
+            </w:pPr>
+            <w:r>
+              <w:rPr>
+                <w:sz w:val="16"/>
+                <w:szCs w:val="16"/>
+              </w:rPr>
+              <w:t>Gerenciamento de Estado</w:t>
+            </w:r>
+          </w:p>
+        </w:tc>
+        <w:tc>
+          <w:tcPr>
+            <w:tcW w:w="0" w:type="auto"/>
+            <w:hideMark/>
+          </w:tcPr>
+          <w:p>
+            <w:pPr>
+              <w:spacing w:after="200" w:line="276" w:lineRule="auto"/>
+              <w:jc w:val="both"/>
+              <w:cnfStyle w:val="000000000000" w:firstRow="0" w:lastRow="0" w:firstColumn="0" w:lastColumn="0" w:oddVBand="0" w:evenVBand="0" w:oddHBand="0" w:evenHBand="0" w:firstRowFirstColumn="0" w:firstRowLastColumn="0" w:lastRowFirstColumn="0" w:lastRowLastColumn="0"/>
+              <w:rPr>
+                <w:sz w:val="16"/>
+                <w:szCs w:val="16"/>
+              </w:rPr>
+            </w:pPr>
+            <w:proofErr w:type="spellStart"/>
+            <w:r>
+              <w:rPr>
+                <w:sz w:val="16"/>
+                <w:szCs w:val="16"/>
+              </w:rPr>
+              <w:t>system_state.c</w:t>
+            </w:r>
+            <w:proofErr w:type="spellEnd"/>
+            <w:r>
+              <w:rPr>
+                <w:sz w:val="16"/>
+                <w:szCs w:val="16"/>
+              </w:rPr>
+              <w:t>/.h</w:t>
+            </w:r>
+          </w:p>
+        </w:tc>
+        <w:tc>
+          <w:tcPr>
+            <w:tcW w:w="0" w:type="auto"/>
+            <w:hideMark/>
+          </w:tcPr>
+          <w:p>
+            <w:pPr>
+              <w:spacing w:after="200" w:line="276" w:lineRule="auto"/>
+              <w:jc w:val="both"/>
+              <w:cnfStyle w:val="000000000000" w:firstRow="0" w:lastRow="0" w:firstColumn="0" w:lastColumn="0" w:oddVBand="0" w:evenVBand="0" w:oddHBand="0" w:evenHBand="0" w:firstRowFirstColumn="0" w:firstRowLastColumn="0" w:lastRowFirstColumn="0" w:lastRowLastColumn="0"/>
+              <w:rPr>
+                <w:sz w:val="16"/>
+                <w:szCs w:val="16"/>
+              </w:rPr>
+            </w:pPr>
+            <w:r>
+              <w:rPr>
+                <w:sz w:val="16"/>
+                <w:szCs w:val="16"/>
+              </w:rPr>
+              <w:t>Armazena e fornece acesso controlado ao estado global do sistema, incluindo dados ambientais e elétricos.</w:t>
+            </w:r>
+          </w:p>
+        </w:tc>
+      </w:tr>
+      <w:tr>
+        <w:trPr>
+          <w:cnfStyle w:val="000000100000" w:firstRow="0" w:lastRow="0" w:firstColumn="0" w:lastColumn="0" w:oddVBand="0" w:evenVBand="0" w:oddHBand="1" w:evenHBand="0" w:firstRowFirstColumn="0" w:firstRowLastColumn="0" w:lastRowFirstColumn="0" w:lastRowLastColumn="0"/>
+        </w:trPr>
+        <w:tc>
+          <w:tcPr>
+            <w:cnfStyle w:val="001000000000" w:firstRow="0" w:lastRow="0" w:firstColumn="1" w:lastColumn="0" w:oddVBand="0" w:evenVBand="0" w:oddHBand="0" w:evenHBand="0" w:firstRowFirstColumn="0" w:firstRowLastColumn="0" w:lastRowFirstColumn="0" w:lastRowLastColumn="0"/>
+            <w:tcW w:w="0" w:type="auto"/>
+            <w:hideMark/>
+          </w:tcPr>
+          <w:p>
+            <w:pPr>
+              <w:spacing w:after="200" w:line="276" w:lineRule="auto"/>
+              <w:jc w:val="both"/>
+              <w:rPr>
+                <w:sz w:val="16"/>
+                <w:szCs w:val="16"/>
+              </w:rPr>
+            </w:pPr>
+            <w:r>
+              <w:rPr>
+                <w:sz w:val="16"/>
+                <w:szCs w:val="16"/>
+              </w:rPr>
+              <w:t>Sensores Ambientais</w:t>
+            </w:r>
+          </w:p>
+        </w:tc>
+        <w:tc>
+          <w:tcPr>
+            <w:tcW w:w="0" w:type="auto"/>
+            <w:hideMark/>
+          </w:tcPr>
+          <w:p>
+            <w:pPr>
+              <w:spacing w:after="200" w:line="276" w:lineRule="auto"/>
+              <w:jc w:val="both"/>
+              <w:cnfStyle w:val="000000100000" w:firstRow="0" w:lastRow="0" w:firstColumn="0" w:lastColumn="0" w:oddVBand="0" w:evenVBand="0" w:oddHBand="1" w:evenHBand="0" w:firstRowFirstColumn="0" w:firstRowLastColumn="0" w:lastRowFirstColumn="0" w:lastRowLastColumn="0"/>
+              <w:rPr>
+                <w:sz w:val="16"/>
+                <w:szCs w:val="16"/>
+              </w:rPr>
+            </w:pPr>
+            <w:proofErr w:type="spellStart"/>
+            <w:r>
+              <w:rPr>
+                <w:sz w:val="16"/>
+                <w:szCs w:val="16"/>
+              </w:rPr>
+              <w:t>lib</w:t>
+            </w:r>
+            <w:proofErr w:type="spellEnd"/>
+            <w:r>
+              <w:rPr>
+                <w:sz w:val="16"/>
+                <w:szCs w:val="16"/>
+              </w:rPr>
+              <w:t>/</w:t>
+            </w:r>
+            <w:proofErr w:type="spellStart"/>
+            <w:r>
+              <w:rPr>
+                <w:sz w:val="16"/>
+                <w:szCs w:val="16"/>
+              </w:rPr>
+              <w:t>sensors</w:t>
+            </w:r>
+            <w:proofErr w:type="spellEnd"/>
+            <w:r>
+              <w:rPr>
+                <w:sz w:val="16"/>
+                <w:szCs w:val="16"/>
+              </w:rPr>
+              <w:t>/</w:t>
+            </w:r>
+          </w:p>
+        </w:tc>
+        <w:tc>
+          <w:tcPr>
+            <w:tcW w:w="0" w:type="auto"/>
+            <w:hideMark/>
+          </w:tcPr>
+          <w:p>
+            <w:pPr>
+              <w:spacing w:after="200" w:line="276" w:lineRule="auto"/>
+              <w:jc w:val="both"/>
+              <w:cnfStyle w:val="000000100000" w:firstRow="0" w:lastRow="0" w:firstColumn="0" w:lastColumn="0" w:oddVBand="0" w:evenVBand="0" w:oddHBand="1" w:evenHBand="0" w:firstRowFirstColumn="0" w:firstRowLastColumn="0" w:lastRowFirstColumn="0" w:lastRowLastColumn="0"/>
+              <w:rPr>
+                <w:sz w:val="16"/>
+                <w:szCs w:val="16"/>
+              </w:rPr>
+            </w:pPr>
+            <w:r>
+              <w:rPr>
+                <w:sz w:val="16"/>
+                <w:szCs w:val="16"/>
+              </w:rPr>
+              <w:t>Implementa drivers e rotinas de leitura dos sensores de temperatura, umidade e luminosidade via I2C.</w:t>
+            </w:r>
+          </w:p>
+        </w:tc>
+      </w:tr>
+      <w:tr>
+        <w:tc>
+          <w:tcPr>
+            <w:cnfStyle w:val="001000000000" w:firstRow="0" w:lastRow="0" w:firstColumn="1" w:lastColumn="0" w:oddVBand="0" w:evenVBand="0" w:oddHBand="0" w:evenHBand="0" w:firstRowFirstColumn="0" w:firstRowLastColumn="0" w:lastRowFirstColumn="0" w:lastRowLastColumn="0"/>
+            <w:tcW w:w="0" w:type="auto"/>
+            <w:hideMark/>
+          </w:tcPr>
+          <w:p>
+            <w:pPr>
+              <w:spacing w:after="200" w:line="276" w:lineRule="auto"/>
+              <w:jc w:val="both"/>
+              <w:rPr>
+                <w:sz w:val="16"/>
+                <w:szCs w:val="16"/>
+              </w:rPr>
+            </w:pPr>
+            <w:r>
+              <w:rPr>
+                <w:sz w:val="16"/>
+                <w:szCs w:val="16"/>
+              </w:rPr>
+              <w:t>Medição de Energia</w:t>
+            </w:r>
+          </w:p>
+        </w:tc>
+        <w:tc>
+          <w:tcPr>
+            <w:tcW w:w="0" w:type="auto"/>
+            <w:hideMark/>
+          </w:tcPr>
+          <w:p>
+            <w:pPr>
+              <w:spacing w:after="200" w:line="276" w:lineRule="auto"/>
+              <w:jc w:val="both"/>
+              <w:cnfStyle w:val="000000000000" w:firstRow="0" w:lastRow="0" w:firstColumn="0" w:lastColumn="0" w:oddVBand="0" w:evenVBand="0" w:oddHBand="0" w:evenHBand="0" w:firstRowFirstColumn="0" w:firstRowLastColumn="0" w:lastRowFirstColumn="0" w:lastRowLastColumn="0"/>
+              <w:rPr>
+                <w:sz w:val="16"/>
+                <w:szCs w:val="16"/>
+              </w:rPr>
+            </w:pPr>
+            <w:proofErr w:type="spellStart"/>
+            <w:r>
+              <w:rPr>
+                <w:sz w:val="16"/>
+                <w:szCs w:val="16"/>
+              </w:rPr>
+              <w:t>lib</w:t>
+            </w:r>
+            <w:proofErr w:type="spellEnd"/>
+            <w:r>
+              <w:rPr>
+                <w:sz w:val="16"/>
+                <w:szCs w:val="16"/>
+              </w:rPr>
+              <w:t>/pzem004t/</w:t>
+            </w:r>
+          </w:p>
+        </w:tc>
+        <w:tc>
+          <w:tcPr>
+            <w:tcW w:w="0" w:type="auto"/>
+            <w:hideMark/>
+          </w:tcPr>
+          <w:p>
+            <w:pPr>
+              <w:spacing w:after="200" w:line="276" w:lineRule="auto"/>
+              <w:jc w:val="both"/>
+              <w:cnfStyle w:val="000000000000" w:firstRow="0" w:lastRow="0" w:firstColumn="0" w:lastColumn="0" w:oddVBand="0" w:evenVBand="0" w:oddHBand="0" w:evenHBand="0" w:firstRowFirstColumn="0" w:firstRowLastColumn="0" w:lastRowFirstColumn="0" w:lastRowLastColumn="0"/>
+              <w:rPr>
+                <w:sz w:val="16"/>
+                <w:szCs w:val="16"/>
+              </w:rPr>
+            </w:pPr>
+            <w:r>
+              <w:rPr>
+                <w:sz w:val="16"/>
+                <w:szCs w:val="16"/>
+              </w:rPr>
+              <w:t xml:space="preserve">Implementa a comunicação </w:t>
+            </w:r>
+            <w:proofErr w:type="spellStart"/>
+            <w:r>
+              <w:rPr>
+                <w:sz w:val="16"/>
+                <w:szCs w:val="16"/>
+              </w:rPr>
+              <w:t>Modbus</w:t>
+            </w:r>
+            <w:proofErr w:type="spellEnd"/>
+            <w:r>
+              <w:rPr>
+                <w:sz w:val="16"/>
+                <w:szCs w:val="16"/>
+              </w:rPr>
+              <w:t xml:space="preserve"> RTU com o módulo PZEM-004T para aquisição de grandezas elétricas.</w:t>
+            </w:r>
+          </w:p>
+        </w:tc>
+      </w:tr>
+      <w:tr>
+        <w:trPr>
+          <w:cnfStyle w:val="000000100000" w:firstRow="0" w:lastRow="0" w:firstColumn="0" w:lastColumn="0" w:oddVBand="0" w:evenVBand="0" w:oddHBand="1" w:evenHBand="0" w:firstRowFirstColumn="0" w:firstRowLastColumn="0" w:lastRowFirstColumn="0" w:lastRowLastColumn="0"/>
+        </w:trPr>
+        <w:tc>
+          <w:tcPr>
+            <w:cnfStyle w:val="001000000000" w:firstRow="0" w:lastRow="0" w:firstColumn="1" w:lastColumn="0" w:oddVBand="0" w:evenVBand="0" w:oddHBand="0" w:evenHBand="0" w:firstRowFirstColumn="0" w:firstRowLastColumn="0" w:lastRowFirstColumn="0" w:lastRowLastColumn="0"/>
+            <w:tcW w:w="0" w:type="auto"/>
+            <w:hideMark/>
+          </w:tcPr>
+          <w:p>
+            <w:pPr>
+              <w:spacing w:after="200" w:line="276" w:lineRule="auto"/>
+              <w:jc w:val="both"/>
+              <w:rPr>
+                <w:sz w:val="16"/>
+                <w:szCs w:val="16"/>
+              </w:rPr>
+            </w:pPr>
+            <w:r>
+              <w:rPr>
+                <w:sz w:val="16"/>
+                <w:szCs w:val="16"/>
+              </w:rPr>
+              <w:t>Display Gráfico</w:t>
+            </w:r>
+          </w:p>
+        </w:tc>
+        <w:tc>
+          <w:tcPr>
+            <w:tcW w:w="0" w:type="auto"/>
+            <w:hideMark/>
+          </w:tcPr>
+          <w:p>
+            <w:pPr>
+              <w:spacing w:after="200" w:line="276" w:lineRule="auto"/>
+              <w:jc w:val="both"/>
+              <w:cnfStyle w:val="000000100000" w:firstRow="0" w:lastRow="0" w:firstColumn="0" w:lastColumn="0" w:oddVBand="0" w:evenVBand="0" w:oddHBand="1" w:evenHBand="0" w:firstRowFirstColumn="0" w:firstRowLastColumn="0" w:lastRowFirstColumn="0" w:lastRowLastColumn="0"/>
+              <w:rPr>
+                <w:sz w:val="16"/>
+                <w:szCs w:val="16"/>
+              </w:rPr>
+            </w:pPr>
+            <w:proofErr w:type="spellStart"/>
+            <w:r>
+              <w:rPr>
+                <w:sz w:val="16"/>
+                <w:szCs w:val="16"/>
+              </w:rPr>
+              <w:t>lib</w:t>
+            </w:r>
+            <w:proofErr w:type="spellEnd"/>
+            <w:r>
+              <w:rPr>
+                <w:sz w:val="16"/>
+                <w:szCs w:val="16"/>
+              </w:rPr>
+              <w:t>/display/</w:t>
+            </w:r>
+          </w:p>
+        </w:tc>
+        <w:tc>
+          <w:tcPr>
+            <w:tcW w:w="0" w:type="auto"/>
+            <w:hideMark/>
+          </w:tcPr>
+          <w:p>
+            <w:pPr>
+              <w:spacing w:after="200" w:line="276" w:lineRule="auto"/>
+              <w:jc w:val="both"/>
+              <w:cnfStyle w:val="000000100000" w:firstRow="0" w:lastRow="0" w:firstColumn="0" w:lastColumn="0" w:oddVBand="0" w:evenVBand="0" w:oddHBand="1" w:evenHBand="0" w:firstRowFirstColumn="0" w:firstRowLastColumn="0" w:lastRowFirstColumn="0" w:lastRowLastColumn="0"/>
+              <w:rPr>
+                <w:sz w:val="16"/>
+                <w:szCs w:val="16"/>
+              </w:rPr>
+            </w:pPr>
+            <w:r>
+              <w:rPr>
+                <w:sz w:val="16"/>
+                <w:szCs w:val="16"/>
+              </w:rPr>
+              <w:t>Controla a interface gráfica local, realizando a renderização das informações no display.</w:t>
+            </w:r>
+          </w:p>
+        </w:tc>
+      </w:tr>
+      <w:tr>
+        <w:tc>
+          <w:tcPr>
+            <w:cnfStyle w:val="001000000000" w:firstRow="0" w:lastRow="0" w:firstColumn="1" w:lastColumn="0" w:oddVBand="0" w:evenVBand="0" w:oddHBand="0" w:evenHBand="0" w:firstRowFirstColumn="0" w:firstRowLastColumn="0" w:lastRowFirstColumn="0" w:lastRowLastColumn="0"/>
+            <w:tcW w:w="0" w:type="auto"/>
+            <w:hideMark/>
+          </w:tcPr>
+          <w:p>
+            <w:pPr>
+              <w:spacing w:after="200" w:line="276" w:lineRule="auto"/>
+              <w:jc w:val="both"/>
+              <w:rPr>
+                <w:sz w:val="16"/>
+                <w:szCs w:val="16"/>
+              </w:rPr>
+            </w:pPr>
+            <w:r>
+              <w:rPr>
+                <w:sz w:val="16"/>
+                <w:szCs w:val="16"/>
+              </w:rPr>
+              <w:t>Comunicação MQTT</w:t>
+            </w:r>
+          </w:p>
+        </w:tc>
+        <w:tc>
+          <w:tcPr>
+            <w:tcW w:w="0" w:type="auto"/>
+            <w:hideMark/>
+          </w:tcPr>
+          <w:p>
+            <w:pPr>
+              <w:spacing w:after="200" w:line="276" w:lineRule="auto"/>
+              <w:jc w:val="both"/>
+              <w:cnfStyle w:val="000000000000" w:firstRow="0" w:lastRow="0" w:firstColumn="0" w:lastColumn="0" w:oddVBand="0" w:evenVBand="0" w:oddHBand="0" w:evenHBand="0" w:firstRowFirstColumn="0" w:firstRowLastColumn="0" w:lastRowFirstColumn="0" w:lastRowLastColumn="0"/>
+              <w:rPr>
+                <w:sz w:val="16"/>
+                <w:szCs w:val="16"/>
+              </w:rPr>
+            </w:pPr>
+            <w:proofErr w:type="spellStart"/>
+            <w:r>
+              <w:rPr>
+                <w:sz w:val="16"/>
+                <w:szCs w:val="16"/>
+              </w:rPr>
+              <w:t>lib</w:t>
+            </w:r>
+            <w:proofErr w:type="spellEnd"/>
+            <w:r>
+              <w:rPr>
+                <w:sz w:val="16"/>
+                <w:szCs w:val="16"/>
+              </w:rPr>
+              <w:t>/</w:t>
+            </w:r>
+            <w:proofErr w:type="spellStart"/>
+            <w:r>
+              <w:rPr>
+                <w:sz w:val="16"/>
+                <w:szCs w:val="16"/>
+              </w:rPr>
+              <w:t>mqtt_manager</w:t>
+            </w:r>
+            <w:proofErr w:type="spellEnd"/>
+            <w:r>
+              <w:rPr>
+                <w:sz w:val="16"/>
+                <w:szCs w:val="16"/>
+              </w:rPr>
+              <w:t>/</w:t>
+            </w:r>
+          </w:p>
+        </w:tc>
+        <w:tc>
+          <w:tcPr>
+            <w:tcW w:w="0" w:type="auto"/>
+            <w:hideMark/>
+          </w:tcPr>
+          <w:p>
+            <w:pPr>
+              <w:spacing w:after="200" w:line="276" w:lineRule="auto"/>
+              <w:jc w:val="both"/>
+              <w:cnfStyle w:val="000000000000" w:firstRow="0" w:lastRow="0" w:firstColumn="0" w:lastColumn="0" w:oddVBand="0" w:evenVBand="0" w:oddHBand="0" w:evenHBand="0" w:firstRowFirstColumn="0" w:firstRowLastColumn="0" w:lastRowFirstColumn="0" w:lastRowLastColumn="0"/>
+              <w:rPr>
+                <w:sz w:val="16"/>
+                <w:szCs w:val="16"/>
+              </w:rPr>
+            </w:pPr>
+            <w:r>
+              <w:rPr>
+                <w:sz w:val="16"/>
+                <w:szCs w:val="16"/>
+              </w:rPr>
+              <w:t>Gerencia a conexão Wi-Fi, serialização dos dados e publicação no broker MQTT.</w:t>
+            </w:r>
+          </w:p>
+        </w:tc>
+      </w:tr>
+      <w:tr>
+        <w:trPr>
+          <w:cnfStyle w:val="000000100000" w:firstRow="0" w:lastRow="0" w:firstColumn="0" w:lastColumn="0" w:oddVBand="0" w:evenVBand="0" w:oddHBand="1" w:evenHBand="0" w:firstRowFirstColumn="0" w:firstRowLastColumn="0" w:lastRowFirstColumn="0" w:lastRowLastColumn="0"/>
+        </w:trPr>
+        <w:tc>
+          <w:tcPr>
+            <w:cnfStyle w:val="001000000000" w:firstRow="0" w:lastRow="0" w:firstColumn="1" w:lastColumn="0" w:oddVBand="0" w:evenVBand="0" w:oddHBand="0" w:evenHBand="0" w:firstRowFirstColumn="0" w:firstRowLastColumn="0" w:lastRowFirstColumn="0" w:lastRowLastColumn="0"/>
+            <w:tcW w:w="0" w:type="auto"/>
+            <w:hideMark/>
+          </w:tcPr>
+          <w:p>
+            <w:pPr>
+              <w:spacing w:after="200" w:line="276" w:lineRule="auto"/>
+              <w:jc w:val="both"/>
+              <w:rPr>
+                <w:sz w:val="16"/>
+                <w:szCs w:val="16"/>
+              </w:rPr>
+            </w:pPr>
+            <w:r>
+              <w:rPr>
+                <w:sz w:val="16"/>
+                <w:szCs w:val="16"/>
+              </w:rPr>
+              <w:t>Servidor Web</w:t>
+            </w:r>
+          </w:p>
+        </w:tc>
+        <w:tc>
+          <w:tcPr>
+            <w:tcW w:w="0" w:type="auto"/>
+            <w:hideMark/>
+          </w:tcPr>
+          <w:p>
+            <w:pPr>
+              <w:spacing w:after="200" w:line="276" w:lineRule="auto"/>
+              <w:jc w:val="both"/>
+              <w:cnfStyle w:val="000000100000" w:firstRow="0" w:lastRow="0" w:firstColumn="0" w:lastColumn="0" w:oddVBand="0" w:evenVBand="0" w:oddHBand="1" w:evenHBand="0" w:firstRowFirstColumn="0" w:firstRowLastColumn="0" w:lastRowFirstColumn="0" w:lastRowLastColumn="0"/>
+              <w:rPr>
+                <w:sz w:val="16"/>
+                <w:szCs w:val="16"/>
+              </w:rPr>
+            </w:pPr>
+            <w:proofErr w:type="spellStart"/>
+            <w:r>
+              <w:rPr>
+                <w:sz w:val="16"/>
+                <w:szCs w:val="16"/>
+              </w:rPr>
+              <w:t>webserver_task.c</w:t>
+            </w:r>
+            <w:proofErr w:type="spellEnd"/>
+            <w:r>
+              <w:rPr>
+                <w:sz w:val="16"/>
+                <w:szCs w:val="16"/>
+              </w:rPr>
+              <w:t>/.h</w:t>
+            </w:r>
+          </w:p>
+        </w:tc>
+        <w:tc>
+          <w:tcPr>
+            <w:tcW w:w="0" w:type="auto"/>
+            <w:hideMark/>
+          </w:tcPr>
+          <w:p>
+            <w:pPr>
+              <w:spacing w:after="200" w:line="276" w:lineRule="auto"/>
+              <w:jc w:val="both"/>
+              <w:cnfStyle w:val="000000100000" w:firstRow="0" w:lastRow="0" w:firstColumn="0" w:lastColumn="0" w:oddVBand="0" w:evenVBand="0" w:oddHBand="1" w:evenHBand="0" w:firstRowFirstColumn="0" w:firstRowLastColumn="0" w:lastRowFirstColumn="0" w:lastRowLastColumn="0"/>
+              <w:rPr>
+                <w:sz w:val="16"/>
+                <w:szCs w:val="16"/>
+              </w:rPr>
+            </w:pPr>
+            <w:r>
+              <w:rPr>
+                <w:sz w:val="16"/>
+                <w:szCs w:val="16"/>
+              </w:rPr>
+              <w:t xml:space="preserve">Implementa o servidor HTTP embarcado, páginas HTML, autenticação, controle de sessão e </w:t>
+            </w:r>
+            <w:proofErr w:type="spellStart"/>
+            <w:r>
+              <w:rPr>
+                <w:sz w:val="16"/>
+                <w:szCs w:val="16"/>
+              </w:rPr>
+              <w:t>endpoints</w:t>
+            </w:r>
+            <w:proofErr w:type="spellEnd"/>
+            <w:r>
+              <w:rPr>
+                <w:sz w:val="16"/>
+                <w:szCs w:val="16"/>
+              </w:rPr>
+              <w:t xml:space="preserve"> REST-like.</w:t>
+            </w:r>
+          </w:p>
+        </w:tc>
+      </w:tr>
+      <w:tr>
+        <w:tc>
+          <w:tcPr>
+            <w:cnfStyle w:val="001000000000" w:firstRow="0" w:lastRow="0" w:firstColumn="1" w:lastColumn="0" w:oddVBand="0" w:evenVBand="0" w:oddHBand="0" w:evenHBand="0" w:firstRowFirstColumn="0" w:firstRowLastColumn="0" w:lastRowFirstColumn="0" w:lastRowLastColumn="0"/>
+            <w:tcW w:w="0" w:type="auto"/>
+            <w:hideMark/>
+          </w:tcPr>
+          <w:p>
+            <w:pPr>
+              <w:spacing w:after="200" w:line="276" w:lineRule="auto"/>
+              <w:jc w:val="both"/>
+              <w:rPr>
+                <w:sz w:val="16"/>
+                <w:szCs w:val="16"/>
+              </w:rPr>
+            </w:pPr>
+            <w:r>
+              <w:rPr>
+                <w:sz w:val="16"/>
+                <w:szCs w:val="16"/>
+              </w:rPr>
+              <w:t>Autenticação e Segurança</w:t>
+            </w:r>
+          </w:p>
+        </w:tc>
+        <w:tc>
+          <w:tcPr>
+            <w:tcW w:w="0" w:type="auto"/>
+            <w:hideMark/>
+          </w:tcPr>
+          <w:p>
+            <w:pPr>
+              <w:spacing w:after="200" w:line="276" w:lineRule="auto"/>
+              <w:jc w:val="both"/>
+              <w:cnfStyle w:val="000000000000" w:firstRow="0" w:lastRow="0" w:firstColumn="0" w:lastColumn="0" w:oddVBand="0" w:evenVBand="0" w:oddHBand="0" w:evenHBand="0" w:firstRowFirstColumn="0" w:firstRowLastColumn="0" w:lastRowFirstColumn="0" w:lastRowLastColumn="0"/>
+              <w:rPr>
+                <w:sz w:val="16"/>
+                <w:szCs w:val="16"/>
+              </w:rPr>
+            </w:pPr>
+            <w:proofErr w:type="spellStart"/>
+            <w:r>
+              <w:rPr>
+                <w:sz w:val="16"/>
+                <w:szCs w:val="16"/>
+              </w:rPr>
+              <w:t>auth_storage.c</w:t>
+            </w:r>
+            <w:proofErr w:type="spellEnd"/>
+            <w:r>
+              <w:rPr>
+                <w:sz w:val="16"/>
+                <w:szCs w:val="16"/>
+              </w:rPr>
+              <w:t>/.h</w:t>
+            </w:r>
+          </w:p>
+        </w:tc>
+        <w:tc>
+          <w:tcPr>
+            <w:tcW w:w="0" w:type="auto"/>
+            <w:hideMark/>
+          </w:tcPr>
+          <w:p>
+            <w:pPr>
+              <w:spacing w:after="200" w:line="276" w:lineRule="auto"/>
+              <w:jc w:val="both"/>
+              <w:cnfStyle w:val="000000000000" w:firstRow="0" w:lastRow="0" w:firstColumn="0" w:lastColumn="0" w:oddVBand="0" w:evenVBand="0" w:oddHBand="0" w:evenHBand="0" w:firstRowFirstColumn="0" w:firstRowLastColumn="0" w:lastRowFirstColumn="0" w:lastRowLastColumn="0"/>
+              <w:rPr>
+                <w:sz w:val="16"/>
+                <w:szCs w:val="16"/>
+              </w:rPr>
+            </w:pPr>
+            <w:r>
+              <w:rPr>
+                <w:sz w:val="16"/>
+                <w:szCs w:val="16"/>
+              </w:rPr>
+              <w:t xml:space="preserve">Gerencia credenciais de acesso, realizando </w:t>
+            </w:r>
+            <w:proofErr w:type="spellStart"/>
+            <w:r>
+              <w:rPr>
+                <w:sz w:val="16"/>
+                <w:szCs w:val="16"/>
+              </w:rPr>
+              <w:t>hash</w:t>
+            </w:r>
+            <w:proofErr w:type="spellEnd"/>
+            <w:r>
+              <w:rPr>
+                <w:sz w:val="16"/>
+                <w:szCs w:val="16"/>
+              </w:rPr>
+              <w:t xml:space="preserve"> SHA-256 e armazenamento seguro na EEPROM do RTC.</w:t>
+            </w:r>
+          </w:p>
+        </w:tc>
+      </w:tr>
+      <w:tr>
+        <w:trPr>
+          <w:cnfStyle w:val="000000100000" w:firstRow="0" w:lastRow="0" w:firstColumn="0" w:lastColumn="0" w:oddVBand="0" w:evenVBand="0" w:oddHBand="1" w:evenHBand="0" w:firstRowFirstColumn="0" w:firstRowLastColumn="0" w:lastRowFirstColumn="0" w:lastRowLastColumn="0"/>
+        </w:trPr>
+        <w:tc>
+          <w:tcPr>
+            <w:cnfStyle w:val="001000000000" w:firstRow="0" w:lastRow="0" w:firstColumn="1" w:lastColumn="0" w:oddVBand="0" w:evenVBand="0" w:oddHBand="0" w:evenHBand="0" w:firstRowFirstColumn="0" w:firstRowLastColumn="0" w:lastRowFirstColumn="0" w:lastRowLastColumn="0"/>
+            <w:tcW w:w="0" w:type="auto"/>
+            <w:hideMark/>
+          </w:tcPr>
+          <w:p>
+            <w:pPr>
+              <w:spacing w:after="200" w:line="276" w:lineRule="auto"/>
+              <w:jc w:val="both"/>
+              <w:rPr>
+                <w:sz w:val="16"/>
+                <w:szCs w:val="16"/>
+              </w:rPr>
+            </w:pPr>
+            <w:r>
+              <w:rPr>
+                <w:sz w:val="16"/>
+                <w:szCs w:val="16"/>
+              </w:rPr>
+              <w:t>Criptografia</w:t>
+            </w:r>
+          </w:p>
+        </w:tc>
+        <w:tc>
+          <w:tcPr>
+            <w:tcW w:w="0" w:type="auto"/>
+            <w:hideMark/>
+          </w:tcPr>
+          <w:p>
+            <w:pPr>
+              <w:spacing w:after="200" w:line="276" w:lineRule="auto"/>
+              <w:jc w:val="both"/>
+              <w:cnfStyle w:val="000000100000" w:firstRow="0" w:lastRow="0" w:firstColumn="0" w:lastColumn="0" w:oddVBand="0" w:evenVBand="0" w:oddHBand="1" w:evenHBand="0" w:firstRowFirstColumn="0" w:firstRowLastColumn="0" w:lastRowFirstColumn="0" w:lastRowLastColumn="0"/>
+              <w:rPr>
+                <w:sz w:val="16"/>
+                <w:szCs w:val="16"/>
+              </w:rPr>
+            </w:pPr>
+            <w:r>
+              <w:rPr>
+                <w:sz w:val="16"/>
+                <w:szCs w:val="16"/>
+              </w:rPr>
+              <w:t>sha256.c/.h</w:t>
+            </w:r>
+          </w:p>
+        </w:tc>
+        <w:tc>
+          <w:tcPr>
+            <w:tcW w:w="0" w:type="auto"/>
+            <w:hideMark/>
+          </w:tcPr>
+          <w:p>
+            <w:pPr>
+              <w:spacing w:after="200" w:line="276" w:lineRule="auto"/>
+              <w:jc w:val="both"/>
+              <w:cnfStyle w:val="000000100000" w:firstRow="0" w:lastRow="0" w:firstColumn="0" w:lastColumn="0" w:oddVBand="0" w:evenVBand="0" w:oddHBand="1" w:evenHBand="0" w:firstRowFirstColumn="0" w:firstRowLastColumn="0" w:lastRowFirstColumn="0" w:lastRowLastColumn="0"/>
+              <w:rPr>
+                <w:sz w:val="16"/>
+                <w:szCs w:val="16"/>
+              </w:rPr>
+            </w:pPr>
+            <w:r>
+              <w:rPr>
+                <w:sz w:val="16"/>
+                <w:szCs w:val="16"/>
+              </w:rPr>
+              <w:t>Implementa o algoritmo criptográfico SHA-256 utilizado para proteção das senhas.</w:t>
+            </w:r>
+          </w:p>
+        </w:tc>
+      </w:tr>
+      <w:tr>
+        <w:tc>
+          <w:tcPr>
+            <w:cnfStyle w:val="001000000000" w:firstRow="0" w:lastRow="0" w:firstColumn="1" w:lastColumn="0" w:oddVBand="0" w:evenVBand="0" w:oddHBand="0" w:evenHBand="0" w:firstRowFirstColumn="0" w:firstRowLastColumn="0" w:lastRowFirstColumn="0" w:lastRowLastColumn="0"/>
+            <w:tcW w:w="0" w:type="auto"/>
+            <w:hideMark/>
+          </w:tcPr>
+          <w:p>
+            <w:pPr>
+              <w:spacing w:after="200" w:line="276" w:lineRule="auto"/>
+              <w:jc w:val="both"/>
+              <w:rPr>
+                <w:sz w:val="16"/>
+                <w:szCs w:val="16"/>
+              </w:rPr>
+            </w:pPr>
+            <w:r>
+              <w:rPr>
+                <w:sz w:val="16"/>
+                <w:szCs w:val="16"/>
+              </w:rPr>
+              <w:lastRenderedPageBreak/>
+              <w:t>RTC e EEPROM</w:t>
+            </w:r>
+          </w:p>
+        </w:tc>
+        <w:tc>
+          <w:tcPr>
+            <w:tcW w:w="0" w:type="auto"/>
+            <w:hideMark/>
+          </w:tcPr>
+          <w:p>
+            <w:pPr>
+              <w:spacing w:after="200" w:line="276" w:lineRule="auto"/>
+              <w:jc w:val="both"/>
+              <w:cnfStyle w:val="000000000000" w:firstRow="0" w:lastRow="0" w:firstColumn="0" w:lastColumn="0" w:oddVBand="0" w:evenVBand="0" w:oddHBand="0" w:evenHBand="0" w:firstRowFirstColumn="0" w:firstRowLastColumn="0" w:lastRowFirstColumn="0" w:lastRowLastColumn="0"/>
+              <w:rPr>
+                <w:sz w:val="16"/>
+                <w:szCs w:val="16"/>
+              </w:rPr>
+            </w:pPr>
+            <w:proofErr w:type="spellStart"/>
+            <w:r>
+              <w:rPr>
+                <w:sz w:val="16"/>
+                <w:szCs w:val="16"/>
+              </w:rPr>
+              <w:t>rtc_service.c</w:t>
+            </w:r>
+            <w:proofErr w:type="spellEnd"/>
+            <w:r>
+              <w:rPr>
+                <w:sz w:val="16"/>
+                <w:szCs w:val="16"/>
+              </w:rPr>
+              <w:t>/.h</w:t>
+            </w:r>
+          </w:p>
+        </w:tc>
+        <w:tc>
+          <w:tcPr>
+            <w:tcW w:w="0" w:type="auto"/>
+            <w:hideMark/>
+          </w:tcPr>
+          <w:p>
+            <w:pPr>
+              <w:spacing w:after="200" w:line="276" w:lineRule="auto"/>
+              <w:jc w:val="both"/>
+              <w:cnfStyle w:val="000000000000" w:firstRow="0" w:lastRow="0" w:firstColumn="0" w:lastColumn="0" w:oddVBand="0" w:evenVBand="0" w:oddHBand="0" w:evenHBand="0" w:firstRowFirstColumn="0" w:firstRowLastColumn="0" w:lastRowFirstColumn="0" w:lastRowLastColumn="0"/>
+              <w:rPr>
+                <w:sz w:val="16"/>
+                <w:szCs w:val="16"/>
+              </w:rPr>
+            </w:pPr>
+            <w:r>
+              <w:rPr>
+                <w:sz w:val="16"/>
+                <w:szCs w:val="16"/>
+              </w:rPr>
+              <w:t>Controla data e hora do sistema e armazenamento persistente de dados críticos na EEPROM do módulo RTC.</w:t>
+            </w:r>
+          </w:p>
+        </w:tc>
+      </w:tr>
+    </w:tbl>
+    <w:p>
+      <w:pPr>
+        <w:jc w:val="both"/>
+      </w:pPr>
+    </w:p>
+    <w:p>
+      <w:pPr>
+        <w:jc w:val="both"/>
+      </w:pPr>
+      <w:r>
+        <w:t>A inicialização do sistema é realizada no arquivo principal da aplicação, responsável pela configuração do hardware, inicialização do sistema operacional FreeRTOS e criação das tarefas. Após a inicialização, o controle do fluxo de execução passa a ser gerenciado exclusivamente pelo escalonador do FreeRTOS.</w:t>
+      </w:r>
+    </w:p>
+    <w:tbl>
+      <w:tblPr>
+        <w:tblStyle w:val="TabeladeGrade4-nfase1"/>
+        <w:tblW w:w="0" w:type="auto"/>
+        <w:tblLook w:val="04A0" w:firstRow="1" w:lastRow="0" w:firstColumn="1" w:lastColumn="0" w:noHBand="0" w:noVBand="1"/>
+      </w:tblPr>
+      <w:tblGrid>
+        <w:gridCol w:w="1390"/>
+        <w:gridCol w:w="1451"/>
+        <w:gridCol w:w="1016"/>
+        <w:gridCol w:w="1372"/>
+        <w:gridCol w:w="3401"/>
+      </w:tblGrid>
+      <w:tr>
+        <w:trPr>
+          <w:cnfStyle w:val="100000000000" w:firstRow="1" w:lastRow="0" w:firstColumn="0" w:lastColumn="0" w:oddVBand="0" w:evenVBand="0" w:oddHBand="0" w:evenHBand="0" w:firstRowFirstColumn="0" w:firstRowLastColumn="0" w:lastRowFirstColumn="0" w:lastRowLastColumn="0"/>
+        </w:trPr>
+        <w:tc>
+          <w:tcPr>
+            <w:cnfStyle w:val="001000000000" w:firstRow="0" w:lastRow="0" w:firstColumn="1" w:lastColumn="0" w:oddVBand="0" w:evenVBand="0" w:oddHBand="0" w:evenHBand="0" w:firstRowFirstColumn="0" w:firstRowLastColumn="0" w:lastRowFirstColumn="0" w:lastRowLastColumn="0"/>
+            <w:tcW w:w="0" w:type="auto"/>
+            <w:hideMark/>
+          </w:tcPr>
+          <w:p>
+            <w:pPr>
+              <w:spacing w:after="200" w:line="276" w:lineRule="auto"/>
+              <w:jc w:val="both"/>
+              <w:rPr>
+                <w:sz w:val="16"/>
+                <w:szCs w:val="16"/>
+              </w:rPr>
+            </w:pPr>
+            <w:r>
+              <w:rPr>
+                <w:sz w:val="16"/>
+                <w:szCs w:val="16"/>
+              </w:rPr>
+              <w:t>Tarefa</w:t>
+            </w:r>
+          </w:p>
+        </w:tc>
+        <w:tc>
+          <w:tcPr>
+            <w:tcW w:w="0" w:type="auto"/>
+            <w:hideMark/>
+          </w:tcPr>
+          <w:p>
+            <w:pPr>
+              <w:spacing w:after="200" w:line="276" w:lineRule="auto"/>
+              <w:jc w:val="both"/>
+              <w:cnfStyle w:val="100000000000" w:firstRow="1" w:lastRow="0" w:firstColumn="0" w:lastColumn="0" w:oddVBand="0" w:evenVBand="0" w:oddHBand="0" w:evenHBand="0" w:firstRowFirstColumn="0" w:firstRowLastColumn="0" w:lastRowFirstColumn="0" w:lastRowLastColumn="0"/>
+              <w:rPr>
+                <w:sz w:val="16"/>
+                <w:szCs w:val="16"/>
+              </w:rPr>
+            </w:pPr>
+            <w:r>
+              <w:rPr>
+                <w:sz w:val="16"/>
+                <w:szCs w:val="16"/>
+              </w:rPr>
+              <w:t>Função Principal</w:t>
+            </w:r>
+          </w:p>
+        </w:tc>
+        <w:tc>
+          <w:tcPr>
+            <w:tcW w:w="0" w:type="auto"/>
+            <w:hideMark/>
+          </w:tcPr>
+          <w:p>
+            <w:pPr>
+              <w:spacing w:after="200" w:line="276" w:lineRule="auto"/>
+              <w:jc w:val="both"/>
+              <w:cnfStyle w:val="100000000000" w:firstRow="1" w:lastRow="0" w:firstColumn="0" w:lastColumn="0" w:oddVBand="0" w:evenVBand="0" w:oddHBand="0" w:evenHBand="0" w:firstRowFirstColumn="0" w:firstRowLastColumn="0" w:lastRowFirstColumn="0" w:lastRowLastColumn="0"/>
+              <w:rPr>
+                <w:sz w:val="16"/>
+                <w:szCs w:val="16"/>
+              </w:rPr>
+            </w:pPr>
+            <w:r>
+              <w:rPr>
+                <w:sz w:val="16"/>
+                <w:szCs w:val="16"/>
+              </w:rPr>
+              <w:t>Prioridade</w:t>
+            </w:r>
+          </w:p>
+        </w:tc>
+        <w:tc>
+          <w:tcPr>
+            <w:tcW w:w="0" w:type="auto"/>
+            <w:hideMark/>
+          </w:tcPr>
+          <w:p>
+            <w:pPr>
+              <w:spacing w:after="200" w:line="276" w:lineRule="auto"/>
+              <w:jc w:val="both"/>
+              <w:cnfStyle w:val="100000000000" w:firstRow="1" w:lastRow="0" w:firstColumn="0" w:lastColumn="0" w:oddVBand="0" w:evenVBand="0" w:oddHBand="0" w:evenHBand="0" w:firstRowFirstColumn="0" w:firstRowLastColumn="0" w:lastRowFirstColumn="0" w:lastRowLastColumn="0"/>
+              <w:rPr>
+                <w:sz w:val="16"/>
+                <w:szCs w:val="16"/>
+              </w:rPr>
+            </w:pPr>
+            <w:r>
+              <w:rPr>
+                <w:sz w:val="16"/>
+                <w:szCs w:val="16"/>
+              </w:rPr>
+              <w:t>Periodicidade / Evento</w:t>
+            </w:r>
+          </w:p>
+        </w:tc>
+        <w:tc>
+          <w:tcPr>
+            <w:tcW w:w="0" w:type="auto"/>
+            <w:hideMark/>
+          </w:tcPr>
+          <w:p>
+            <w:pPr>
+              <w:spacing w:after="200" w:line="276" w:lineRule="auto"/>
+              <w:jc w:val="center"/>
+              <w:cnfStyle w:val="100000000000" w:firstRow="1" w:lastRow="0" w:firstColumn="0" w:lastColumn="0" w:oddVBand="0" w:evenVBand="0" w:oddHBand="0" w:evenHBand="0" w:firstRowFirstColumn="0" w:firstRowLastColumn="0" w:lastRowFirstColumn="0" w:lastRowLastColumn="0"/>
+              <w:rPr>
+                <w:sz w:val="16"/>
+                <w:szCs w:val="16"/>
+              </w:rPr>
+            </w:pPr>
+            <w:r>
+              <w:rPr>
+                <w:sz w:val="16"/>
+                <w:szCs w:val="16"/>
+              </w:rPr>
+              <w:t>Descrição Técnica</w:t>
+            </w:r>
+          </w:p>
+        </w:tc>
+      </w:tr>
+      <w:tr>
+        <w:trPr>
+          <w:cnfStyle w:val="000000100000" w:firstRow="0" w:lastRow="0" w:firstColumn="0" w:lastColumn="0" w:oddVBand="0" w:evenVBand="0" w:oddHBand="1" w:evenHBand="0" w:firstRowFirstColumn="0" w:firstRowLastColumn="0" w:lastRowFirstColumn="0" w:lastRowLastColumn="0"/>
+        </w:trPr>
+        <w:tc>
+          <w:tcPr>
+            <w:cnfStyle w:val="001000000000" w:firstRow="0" w:lastRow="0" w:firstColumn="1" w:lastColumn="0" w:oddVBand="0" w:evenVBand="0" w:oddHBand="0" w:evenHBand="0" w:firstRowFirstColumn="0" w:firstRowLastColumn="0" w:lastRowFirstColumn="0" w:lastRowLastColumn="0"/>
+            <w:tcW w:w="0" w:type="auto"/>
+            <w:hideMark/>
+          </w:tcPr>
+          <w:p>
+            <w:pPr>
+              <w:spacing w:after="200" w:line="276" w:lineRule="auto"/>
+              <w:jc w:val="both"/>
+              <w:rPr>
+                <w:sz w:val="16"/>
+                <w:szCs w:val="16"/>
+              </w:rPr>
+            </w:pPr>
+            <w:proofErr w:type="spellStart"/>
+            <w:r>
+              <w:rPr>
+                <w:sz w:val="16"/>
+                <w:szCs w:val="16"/>
+              </w:rPr>
+              <w:t>TaskSensores</w:t>
+            </w:r>
+            <w:proofErr w:type="spellEnd"/>
+          </w:p>
+        </w:tc>
+        <w:tc>
+          <w:tcPr>
+            <w:tcW w:w="0" w:type="auto"/>
+            <w:hideMark/>
+          </w:tcPr>
+          <w:p>
+            <w:pPr>
+              <w:spacing w:after="200" w:line="276" w:lineRule="auto"/>
+              <w:jc w:val="both"/>
+              <w:cnfStyle w:val="000000100000" w:firstRow="0" w:lastRow="0" w:firstColumn="0" w:lastColumn="0" w:oddVBand="0" w:evenVBand="0" w:oddHBand="1" w:evenHBand="0" w:firstRowFirstColumn="0" w:firstRowLastColumn="0" w:lastRowFirstColumn="0" w:lastRowLastColumn="0"/>
+              <w:rPr>
+                <w:sz w:val="16"/>
+                <w:szCs w:val="16"/>
+              </w:rPr>
+            </w:pPr>
+            <w:r>
+              <w:rPr>
+                <w:sz w:val="16"/>
+                <w:szCs w:val="16"/>
+              </w:rPr>
+              <w:t>Aquisição de dados ambientais</w:t>
+            </w:r>
+          </w:p>
+        </w:tc>
+        <w:tc>
+          <w:tcPr>
+            <w:tcW w:w="0" w:type="auto"/>
+            <w:hideMark/>
+          </w:tcPr>
+          <w:p>
+            <w:pPr>
+              <w:spacing w:after="200" w:line="276" w:lineRule="auto"/>
+              <w:jc w:val="both"/>
+              <w:cnfStyle w:val="000000100000" w:firstRow="0" w:lastRow="0" w:firstColumn="0" w:lastColumn="0" w:oddVBand="0" w:evenVBand="0" w:oddHBand="1" w:evenHBand="0" w:firstRowFirstColumn="0" w:firstRowLastColumn="0" w:lastRowFirstColumn="0" w:lastRowLastColumn="0"/>
+              <w:rPr>
+                <w:sz w:val="16"/>
+                <w:szCs w:val="16"/>
+              </w:rPr>
+            </w:pPr>
+            <w:r>
+              <w:rPr>
+                <w:sz w:val="16"/>
+                <w:szCs w:val="16"/>
+              </w:rPr>
+              <w:t>Média</w:t>
+            </w:r>
+          </w:p>
+        </w:tc>
+        <w:tc>
+          <w:tcPr>
+            <w:tcW w:w="0" w:type="auto"/>
+            <w:hideMark/>
+          </w:tcPr>
+          <w:p>
+            <w:pPr>
+              <w:spacing w:after="200" w:line="276" w:lineRule="auto"/>
+              <w:jc w:val="both"/>
+              <w:cnfStyle w:val="000000100000" w:firstRow="0" w:lastRow="0" w:firstColumn="0" w:lastColumn="0" w:oddVBand="0" w:evenVBand="0" w:oddHBand="1" w:evenHBand="0" w:firstRowFirstColumn="0" w:firstRowLastColumn="0" w:lastRowFirstColumn="0" w:lastRowLastColumn="0"/>
+              <w:rPr>
+                <w:sz w:val="16"/>
+                <w:szCs w:val="16"/>
+              </w:rPr>
+            </w:pPr>
+            <w:r>
+              <w:rPr>
+                <w:sz w:val="16"/>
+                <w:szCs w:val="16"/>
+              </w:rPr>
+              <w:t>Periódica</w:t>
+            </w:r>
+          </w:p>
+        </w:tc>
+        <w:tc>
+          <w:tcPr>
+            <w:tcW w:w="0" w:type="auto"/>
+            <w:hideMark/>
+          </w:tcPr>
+          <w:p>
+            <w:pPr>
+              <w:spacing w:after="200" w:line="276" w:lineRule="auto"/>
+              <w:cnfStyle w:val="000000100000" w:firstRow="0" w:lastRow="0" w:firstColumn="0" w:lastColumn="0" w:oddVBand="0" w:evenVBand="0" w:oddHBand="1" w:evenHBand="0" w:firstRowFirstColumn="0" w:firstRowLastColumn="0" w:lastRowFirstColumn="0" w:lastRowLastColumn="0"/>
+              <w:rPr>
+                <w:sz w:val="16"/>
+                <w:szCs w:val="16"/>
+              </w:rPr>
+            </w:pPr>
+            <w:r>
+              <w:rPr>
+                <w:sz w:val="16"/>
+                <w:szCs w:val="16"/>
+              </w:rPr>
+              <w:t>Realiza a leitura dos sensores ambientais (temperatura, umidade e luminosidade) por meio do barramento I2C. Atualiza a estrutura global de estado do sistema com os valores mais recentes.</w:t>
+            </w:r>
+          </w:p>
+        </w:tc>
+      </w:tr>
+      <w:tr>
+        <w:tc>
+          <w:tcPr>
+            <w:cnfStyle w:val="001000000000" w:firstRow="0" w:lastRow="0" w:firstColumn="1" w:lastColumn="0" w:oddVBand="0" w:evenVBand="0" w:oddHBand="0" w:evenHBand="0" w:firstRowFirstColumn="0" w:firstRowLastColumn="0" w:lastRowFirstColumn="0" w:lastRowLastColumn="0"/>
+            <w:tcW w:w="0" w:type="auto"/>
+            <w:hideMark/>
+          </w:tcPr>
+          <w:p>
+            <w:pPr>
+              <w:spacing w:after="200" w:line="276" w:lineRule="auto"/>
+              <w:jc w:val="both"/>
+              <w:rPr>
+                <w:sz w:val="16"/>
+                <w:szCs w:val="16"/>
+              </w:rPr>
+            </w:pPr>
+            <w:proofErr w:type="spellStart"/>
+            <w:r>
+              <w:rPr>
+                <w:sz w:val="16"/>
+                <w:szCs w:val="16"/>
+              </w:rPr>
+              <w:t>TaskEnergia</w:t>
+            </w:r>
+            <w:proofErr w:type="spellEnd"/>
+          </w:p>
+        </w:tc>
+        <w:tc>
+          <w:tcPr>
+            <w:tcW w:w="0" w:type="auto"/>
+            <w:hideMark/>
+          </w:tcPr>
+          <w:p>
+            <w:pPr>
+              <w:spacing w:after="200" w:line="276" w:lineRule="auto"/>
+              <w:jc w:val="both"/>
+              <w:cnfStyle w:val="000000000000" w:firstRow="0" w:lastRow="0" w:firstColumn="0" w:lastColumn="0" w:oddVBand="0" w:evenVBand="0" w:oddHBand="0" w:evenHBand="0" w:firstRowFirstColumn="0" w:firstRowLastColumn="0" w:lastRowFirstColumn="0" w:lastRowLastColumn="0"/>
+              <w:rPr>
+                <w:sz w:val="16"/>
+                <w:szCs w:val="16"/>
+              </w:rPr>
+            </w:pPr>
+            <w:r>
+              <w:rPr>
+                <w:sz w:val="16"/>
+                <w:szCs w:val="16"/>
+              </w:rPr>
+              <w:t>Medição de grandezas elétricas</w:t>
+            </w:r>
+          </w:p>
+        </w:tc>
+        <w:tc>
+          <w:tcPr>
+            <w:tcW w:w="0" w:type="auto"/>
+            <w:hideMark/>
+          </w:tcPr>
+          <w:p>
+            <w:pPr>
+              <w:spacing w:after="200" w:line="276" w:lineRule="auto"/>
+              <w:jc w:val="both"/>
+              <w:cnfStyle w:val="000000000000" w:firstRow="0" w:lastRow="0" w:firstColumn="0" w:lastColumn="0" w:oddVBand="0" w:evenVBand="0" w:oddHBand="0" w:evenHBand="0" w:firstRowFirstColumn="0" w:firstRowLastColumn="0" w:lastRowFirstColumn="0" w:lastRowLastColumn="0"/>
+              <w:rPr>
+                <w:sz w:val="16"/>
+                <w:szCs w:val="16"/>
+              </w:rPr>
+            </w:pPr>
+            <w:r>
+              <w:rPr>
+                <w:sz w:val="16"/>
+                <w:szCs w:val="16"/>
+              </w:rPr>
+              <w:t>Média</w:t>
+            </w:r>
+          </w:p>
+        </w:tc>
+        <w:tc>
+          <w:tcPr>
+            <w:tcW w:w="0" w:type="auto"/>
+            <w:hideMark/>
+          </w:tcPr>
+          <w:p>
+            <w:pPr>
+              <w:spacing w:after="200" w:line="276" w:lineRule="auto"/>
+              <w:jc w:val="both"/>
+              <w:cnfStyle w:val="000000000000" w:firstRow="0" w:lastRow="0" w:firstColumn="0" w:lastColumn="0" w:oddVBand="0" w:evenVBand="0" w:oddHBand="0" w:evenHBand="0" w:firstRowFirstColumn="0" w:firstRowLastColumn="0" w:lastRowFirstColumn="0" w:lastRowLastColumn="0"/>
+              <w:rPr>
+                <w:sz w:val="16"/>
+                <w:szCs w:val="16"/>
+              </w:rPr>
+            </w:pPr>
+            <w:r>
+              <w:rPr>
+                <w:sz w:val="16"/>
+                <w:szCs w:val="16"/>
+              </w:rPr>
+              <w:t>Periódica</w:t>
+            </w:r>
+          </w:p>
+        </w:tc>
+        <w:tc>
+          <w:tcPr>
+            <w:tcW w:w="0" w:type="auto"/>
+            <w:hideMark/>
+          </w:tcPr>
+          <w:p>
+            <w:pPr>
+              <w:spacing w:after="200" w:line="276" w:lineRule="auto"/>
+              <w:cnfStyle w:val="000000000000" w:firstRow="0" w:lastRow="0" w:firstColumn="0" w:lastColumn="0" w:oddVBand="0" w:evenVBand="0" w:oddHBand="0" w:evenHBand="0" w:firstRowFirstColumn="0" w:firstRowLastColumn="0" w:lastRowFirstColumn="0" w:lastRowLastColumn="0"/>
+              <w:rPr>
+                <w:sz w:val="16"/>
+                <w:szCs w:val="16"/>
+              </w:rPr>
+            </w:pPr>
+            <w:r>
+              <w:rPr>
+                <w:sz w:val="16"/>
+                <w:szCs w:val="16"/>
+              </w:rPr>
+              <w:t xml:space="preserve">Comunica-se com o módulo PZEM-004T via UART utilizando protocolo </w:t>
+            </w:r>
+            <w:proofErr w:type="spellStart"/>
+            <w:r>
+              <w:rPr>
+                <w:sz w:val="16"/>
+                <w:szCs w:val="16"/>
+              </w:rPr>
+              <w:t>Modbus</w:t>
+            </w:r>
+            <w:proofErr w:type="spellEnd"/>
+            <w:r>
+              <w:rPr>
+                <w:sz w:val="16"/>
+                <w:szCs w:val="16"/>
+              </w:rPr>
+              <w:t xml:space="preserve"> RTU, realizando a leitura de tensão, corrente, potência, energia, frequência e fator de potência.</w:t>
+            </w:r>
+          </w:p>
+        </w:tc>
+      </w:tr>
+      <w:tr>
+        <w:trPr>
+          <w:cnfStyle w:val="000000100000" w:firstRow="0" w:lastRow="0" w:firstColumn="0" w:lastColumn="0" w:oddVBand="0" w:evenVBand="0" w:oddHBand="1" w:evenHBand="0" w:firstRowFirstColumn="0" w:firstRowLastColumn="0" w:lastRowFirstColumn="0" w:lastRowLastColumn="0"/>
+        </w:trPr>
+        <w:tc>
+          <w:tcPr>
+            <w:cnfStyle w:val="001000000000" w:firstRow="0" w:lastRow="0" w:firstColumn="1" w:lastColumn="0" w:oddVBand="0" w:evenVBand="0" w:oddHBand="0" w:evenHBand="0" w:firstRowFirstColumn="0" w:firstRowLastColumn="0" w:lastRowFirstColumn="0" w:lastRowLastColumn="0"/>
+            <w:tcW w:w="0" w:type="auto"/>
+            <w:hideMark/>
+          </w:tcPr>
+          <w:p>
+            <w:pPr>
+              <w:spacing w:after="200" w:line="276" w:lineRule="auto"/>
+              <w:jc w:val="both"/>
+              <w:rPr>
+                <w:sz w:val="16"/>
+                <w:szCs w:val="16"/>
+              </w:rPr>
+            </w:pPr>
+            <w:proofErr w:type="spellStart"/>
+            <w:r>
+              <w:rPr>
+                <w:sz w:val="16"/>
+                <w:szCs w:val="16"/>
+              </w:rPr>
+              <w:t>TaskDisplay</w:t>
+            </w:r>
+            <w:proofErr w:type="spellEnd"/>
+          </w:p>
+        </w:tc>
+        <w:tc>
+          <w:tcPr>
+            <w:tcW w:w="0" w:type="auto"/>
+            <w:hideMark/>
+          </w:tcPr>
+          <w:p>
+            <w:pPr>
+              <w:spacing w:after="200" w:line="276" w:lineRule="auto"/>
+              <w:jc w:val="both"/>
+              <w:cnfStyle w:val="000000100000" w:firstRow="0" w:lastRow="0" w:firstColumn="0" w:lastColumn="0" w:oddVBand="0" w:evenVBand="0" w:oddHBand="1" w:evenHBand="0" w:firstRowFirstColumn="0" w:firstRowLastColumn="0" w:lastRowFirstColumn="0" w:lastRowLastColumn="0"/>
+              <w:rPr>
+                <w:sz w:val="16"/>
+                <w:szCs w:val="16"/>
+              </w:rPr>
+            </w:pPr>
+            <w:r>
+              <w:rPr>
+                <w:sz w:val="16"/>
+                <w:szCs w:val="16"/>
+              </w:rPr>
+              <w:t>Interface local</w:t>
+            </w:r>
+          </w:p>
+        </w:tc>
+        <w:tc>
+          <w:tcPr>
+            <w:tcW w:w="0" w:type="auto"/>
+            <w:hideMark/>
+          </w:tcPr>
+          <w:p>
+            <w:pPr>
+              <w:spacing w:after="200" w:line="276" w:lineRule="auto"/>
+              <w:jc w:val="both"/>
+              <w:cnfStyle w:val="000000100000" w:firstRow="0" w:lastRow="0" w:firstColumn="0" w:lastColumn="0" w:oddVBand="0" w:evenVBand="0" w:oddHBand="1" w:evenHBand="0" w:firstRowFirstColumn="0" w:firstRowLastColumn="0" w:lastRowFirstColumn="0" w:lastRowLastColumn="0"/>
+              <w:rPr>
+                <w:sz w:val="16"/>
+                <w:szCs w:val="16"/>
+              </w:rPr>
+            </w:pPr>
+            <w:r>
+              <w:rPr>
+                <w:sz w:val="16"/>
+                <w:szCs w:val="16"/>
+              </w:rPr>
+              <w:t>Baixa</w:t>
+            </w:r>
+          </w:p>
+        </w:tc>
+        <w:tc>
+          <w:tcPr>
+            <w:tcW w:w="0" w:type="auto"/>
+            <w:hideMark/>
+          </w:tcPr>
+          <w:p>
+            <w:pPr>
+              <w:spacing w:after="200" w:line="276" w:lineRule="auto"/>
+              <w:jc w:val="both"/>
+              <w:cnfStyle w:val="000000100000" w:firstRow="0" w:lastRow="0" w:firstColumn="0" w:lastColumn="0" w:oddVBand="0" w:evenVBand="0" w:oddHBand="1" w:evenHBand="0" w:firstRowFirstColumn="0" w:firstRowLastColumn="0" w:lastRowFirstColumn="0" w:lastRowLastColumn="0"/>
+              <w:rPr>
+                <w:sz w:val="16"/>
+                <w:szCs w:val="16"/>
+              </w:rPr>
+            </w:pPr>
+            <w:r>
+              <w:rPr>
+                <w:sz w:val="16"/>
+                <w:szCs w:val="16"/>
+              </w:rPr>
+              <w:t>Periódica</w:t>
+            </w:r>
+          </w:p>
+        </w:tc>
+        <w:tc>
+          <w:tcPr>
+            <w:tcW w:w="0" w:type="auto"/>
+            <w:hideMark/>
+          </w:tcPr>
+          <w:p>
+            <w:pPr>
+              <w:spacing w:after="200" w:line="276" w:lineRule="auto"/>
+              <w:cnfStyle w:val="000000100000" w:firstRow="0" w:lastRow="0" w:firstColumn="0" w:lastColumn="0" w:oddVBand="0" w:evenVBand="0" w:oddHBand="1" w:evenHBand="0" w:firstRowFirstColumn="0" w:firstRowLastColumn="0" w:lastRowFirstColumn="0" w:lastRowLastColumn="0"/>
+              <w:rPr>
+                <w:sz w:val="16"/>
+                <w:szCs w:val="16"/>
+              </w:rPr>
+            </w:pPr>
+            <w:r>
+              <w:rPr>
+                <w:sz w:val="16"/>
+                <w:szCs w:val="16"/>
+              </w:rPr>
+              <w:t>Atualiza o display gráfico com os dados de energia e variáveis ambientais, apresentando as informações ao usuário em tempo real.</w:t>
+            </w:r>
+          </w:p>
+        </w:tc>
+      </w:tr>
+      <w:tr>
+        <w:tc>
+          <w:tcPr>
+            <w:cnfStyle w:val="001000000000" w:firstRow="0" w:lastRow="0" w:firstColumn="1" w:lastColumn="0" w:oddVBand="0" w:evenVBand="0" w:oddHBand="0" w:evenHBand="0" w:firstRowFirstColumn="0" w:firstRowLastColumn="0" w:lastRowFirstColumn="0" w:lastRowLastColumn="0"/>
+            <w:tcW w:w="0" w:type="auto"/>
+            <w:hideMark/>
+          </w:tcPr>
+          <w:p>
+            <w:pPr>
+              <w:spacing w:after="200" w:line="276" w:lineRule="auto"/>
+              <w:jc w:val="both"/>
+              <w:rPr>
+                <w:sz w:val="16"/>
+                <w:szCs w:val="16"/>
+              </w:rPr>
+            </w:pPr>
+            <w:proofErr w:type="spellStart"/>
+            <w:r>
+              <w:rPr>
+                <w:sz w:val="16"/>
+                <w:szCs w:val="16"/>
+              </w:rPr>
+              <w:t>TaskMQTT</w:t>
+            </w:r>
+            <w:proofErr w:type="spellEnd"/>
+          </w:p>
+        </w:tc>
+        <w:tc>
+          <w:tcPr>
+            <w:tcW w:w="0" w:type="auto"/>
+            <w:hideMark/>
+          </w:tcPr>
+          <w:p>
+            <w:pPr>
+              <w:spacing w:after="200" w:line="276" w:lineRule="auto"/>
+              <w:jc w:val="both"/>
+              <w:cnfStyle w:val="000000000000" w:firstRow="0" w:lastRow="0" w:firstColumn="0" w:lastColumn="0" w:oddVBand="0" w:evenVBand="0" w:oddHBand="0" w:evenHBand="0" w:firstRowFirstColumn="0" w:firstRowLastColumn="0" w:lastRowFirstColumn="0" w:lastRowLastColumn="0"/>
+              <w:rPr>
+                <w:sz w:val="16"/>
+                <w:szCs w:val="16"/>
+              </w:rPr>
+            </w:pPr>
+            <w:r>
+              <w:rPr>
+                <w:sz w:val="16"/>
+                <w:szCs w:val="16"/>
+              </w:rPr>
+              <w:t>Comunicação IoT</w:t>
+            </w:r>
+          </w:p>
+        </w:tc>
+        <w:tc>
+          <w:tcPr>
+            <w:tcW w:w="0" w:type="auto"/>
+            <w:hideMark/>
+          </w:tcPr>
+          <w:p>
+            <w:pPr>
+              <w:spacing w:after="200" w:line="276" w:lineRule="auto"/>
+              <w:jc w:val="both"/>
+              <w:cnfStyle w:val="000000000000" w:firstRow="0" w:lastRow="0" w:firstColumn="0" w:lastColumn="0" w:oddVBand="0" w:evenVBand="0" w:oddHBand="0" w:evenHBand="0" w:firstRowFirstColumn="0" w:firstRowLastColumn="0" w:lastRowFirstColumn="0" w:lastRowLastColumn="0"/>
+              <w:rPr>
+                <w:sz w:val="16"/>
+                <w:szCs w:val="16"/>
+              </w:rPr>
+            </w:pPr>
+            <w:r>
+              <w:rPr>
+                <w:sz w:val="16"/>
+                <w:szCs w:val="16"/>
+              </w:rPr>
+              <w:t>Alta</w:t>
+            </w:r>
+          </w:p>
+        </w:tc>
+        <w:tc>
+          <w:tcPr>
+            <w:tcW w:w="0" w:type="auto"/>
+            <w:hideMark/>
+          </w:tcPr>
+          <w:p>
+            <w:pPr>
+              <w:spacing w:after="200" w:line="276" w:lineRule="auto"/>
+              <w:jc w:val="both"/>
+              <w:cnfStyle w:val="000000000000" w:firstRow="0" w:lastRow="0" w:firstColumn="0" w:lastColumn="0" w:oddVBand="0" w:evenVBand="0" w:oddHBand="0" w:evenHBand="0" w:firstRowFirstColumn="0" w:firstRowLastColumn="0" w:lastRowFirstColumn="0" w:lastRowLastColumn="0"/>
+              <w:rPr>
+                <w:sz w:val="16"/>
+                <w:szCs w:val="16"/>
+              </w:rPr>
+            </w:pPr>
+            <w:r>
+              <w:rPr>
+                <w:sz w:val="16"/>
+                <w:szCs w:val="16"/>
+              </w:rPr>
+              <w:t>Periódica / Evento</w:t>
+            </w:r>
+          </w:p>
+        </w:tc>
+        <w:tc>
+          <w:tcPr>
+            <w:tcW w:w="0" w:type="auto"/>
+            <w:hideMark/>
+          </w:tcPr>
+          <w:p>
+            <w:pPr>
+              <w:spacing w:after="200" w:line="276" w:lineRule="auto"/>
+              <w:cnfStyle w:val="000000000000" w:firstRow="0" w:lastRow="0" w:firstColumn="0" w:lastColumn="0" w:oddVBand="0" w:evenVBand="0" w:oddHBand="0" w:evenHBand="0" w:firstRowFirstColumn="0" w:firstRowLastColumn="0" w:lastRowFirstColumn="0" w:lastRowLastColumn="0"/>
+              <w:rPr>
+                <w:sz w:val="16"/>
+                <w:szCs w:val="16"/>
+              </w:rPr>
+            </w:pPr>
+            <w:r>
+              <w:rPr>
+                <w:sz w:val="16"/>
+                <w:szCs w:val="16"/>
+              </w:rPr>
+              <w:t>Gerencia a conexão Wi-Fi e a comunicação MQTT, publicando periodicamente os dados do sistema no broker IoT. Implementa lógica básica de reconexão.</w:t>
+            </w:r>
+          </w:p>
+        </w:tc>
+      </w:tr>
+      <w:tr>
+        <w:trPr>
+          <w:cnfStyle w:val="000000100000" w:firstRow="0" w:lastRow="0" w:firstColumn="0" w:lastColumn="0" w:oddVBand="0" w:evenVBand="0" w:oddHBand="1" w:evenHBand="0" w:firstRowFirstColumn="0" w:firstRowLastColumn="0" w:lastRowFirstColumn="0" w:lastRowLastColumn="0"/>
+        </w:trPr>
+        <w:tc>
+          <w:tcPr>
+            <w:cnfStyle w:val="001000000000" w:firstRow="0" w:lastRow="0" w:firstColumn="1" w:lastColumn="0" w:oddVBand="0" w:evenVBand="0" w:oddHBand="0" w:evenHBand="0" w:firstRowFirstColumn="0" w:firstRowLastColumn="0" w:lastRowFirstColumn="0" w:lastRowLastColumn="0"/>
+            <w:tcW w:w="0" w:type="auto"/>
+            <w:hideMark/>
+          </w:tcPr>
+          <w:p>
+            <w:pPr>
+              <w:spacing w:after="200" w:line="276" w:lineRule="auto"/>
+              <w:jc w:val="both"/>
+              <w:rPr>
+                <w:sz w:val="16"/>
+                <w:szCs w:val="16"/>
+              </w:rPr>
+            </w:pPr>
+            <w:proofErr w:type="spellStart"/>
+            <w:r>
+              <w:rPr>
+                <w:sz w:val="16"/>
+                <w:szCs w:val="16"/>
+              </w:rPr>
+              <w:t>TaskWebServer</w:t>
+            </w:r>
+            <w:proofErr w:type="spellEnd"/>
+          </w:p>
+        </w:tc>
+        <w:tc>
+          <w:tcPr>
+            <w:tcW w:w="0" w:type="auto"/>
+            <w:hideMark/>
+          </w:tcPr>
+          <w:p>
+            <w:pPr>
+              <w:spacing w:after="200" w:line="276" w:lineRule="auto"/>
+              <w:jc w:val="both"/>
+              <w:cnfStyle w:val="000000100000" w:firstRow="0" w:lastRow="0" w:firstColumn="0" w:lastColumn="0" w:oddVBand="0" w:evenVBand="0" w:oddHBand="1" w:evenHBand="0" w:firstRowFirstColumn="0" w:firstRowLastColumn="0" w:lastRowFirstColumn="0" w:lastRowLastColumn="0"/>
+              <w:rPr>
+                <w:sz w:val="16"/>
+                <w:szCs w:val="16"/>
+              </w:rPr>
+            </w:pPr>
+            <w:r>
+              <w:rPr>
+                <w:sz w:val="16"/>
+                <w:szCs w:val="16"/>
+              </w:rPr>
+              <w:t>Interface web embarcada</w:t>
+            </w:r>
+          </w:p>
+        </w:tc>
+        <w:tc>
+          <w:tcPr>
+            <w:tcW w:w="0" w:type="auto"/>
+            <w:hideMark/>
+          </w:tcPr>
+          <w:p>
+            <w:pPr>
+              <w:spacing w:after="200" w:line="276" w:lineRule="auto"/>
+              <w:jc w:val="both"/>
+              <w:cnfStyle w:val="000000100000" w:firstRow="0" w:lastRow="0" w:firstColumn="0" w:lastColumn="0" w:oddVBand="0" w:evenVBand="0" w:oddHBand="1" w:evenHBand="0" w:firstRowFirstColumn="0" w:firstRowLastColumn="0" w:lastRowFirstColumn="0" w:lastRowLastColumn="0"/>
+              <w:rPr>
+                <w:sz w:val="16"/>
+                <w:szCs w:val="16"/>
+              </w:rPr>
+            </w:pPr>
+            <w:r>
+              <w:rPr>
+                <w:sz w:val="16"/>
+                <w:szCs w:val="16"/>
+              </w:rPr>
+              <w:t>Média</w:t>
+            </w:r>
+          </w:p>
+        </w:tc>
+        <w:tc>
+          <w:tcPr>
+            <w:tcW w:w="0" w:type="auto"/>
+            <w:hideMark/>
+          </w:tcPr>
+          <w:p>
+            <w:pPr>
+              <w:spacing w:after="200" w:line="276" w:lineRule="auto"/>
+              <w:jc w:val="both"/>
+              <w:cnfStyle w:val="000000100000" w:firstRow="0" w:lastRow="0" w:firstColumn="0" w:lastColumn="0" w:oddVBand="0" w:evenVBand="0" w:oddHBand="1" w:evenHBand="0" w:firstRowFirstColumn="0" w:firstRowLastColumn="0" w:lastRowFirstColumn="0" w:lastRowLastColumn="0"/>
+              <w:rPr>
+                <w:sz w:val="16"/>
+                <w:szCs w:val="16"/>
+              </w:rPr>
+            </w:pPr>
+            <w:r>
+              <w:rPr>
+                <w:sz w:val="16"/>
+                <w:szCs w:val="16"/>
+              </w:rPr>
+              <w:t>Evento (requisições TCP)</w:t>
+            </w:r>
+          </w:p>
+        </w:tc>
+        <w:tc>
+          <w:tcPr>
+            <w:tcW w:w="0" w:type="auto"/>
+            <w:hideMark/>
+          </w:tcPr>
+          <w:p>
+            <w:pPr>
+              <w:spacing w:after="200" w:line="276" w:lineRule="auto"/>
+              <w:cnfStyle w:val="000000100000" w:firstRow="0" w:lastRow="0" w:firstColumn="0" w:lastColumn="0" w:oddVBand="0" w:evenVBand="0" w:oddHBand="1" w:evenHBand="0" w:firstRowFirstColumn="0" w:firstRowLastColumn="0" w:lastRowFirstColumn="0" w:lastRowLastColumn="0"/>
+              <w:rPr>
+                <w:sz w:val="16"/>
+                <w:szCs w:val="16"/>
+              </w:rPr>
+            </w:pPr>
+            <w:r>
+              <w:rPr>
+                <w:sz w:val="16"/>
+                <w:szCs w:val="16"/>
+              </w:rPr>
+              <w:t xml:space="preserve">Implementa um servidor HTTP utilizando </w:t>
+            </w:r>
+            <w:proofErr w:type="spellStart"/>
+            <w:r>
+              <w:rPr>
+                <w:sz w:val="16"/>
+                <w:szCs w:val="16"/>
+              </w:rPr>
+              <w:t>lwIP</w:t>
+            </w:r>
+            <w:proofErr w:type="spellEnd"/>
+            <w:r>
+              <w:rPr>
+                <w:sz w:val="16"/>
+                <w:szCs w:val="16"/>
+              </w:rPr>
+              <w:t xml:space="preserve"> RAW TCP, fornecendo interface web para monitoramento e configuração do sistema com controle de autenticação e sessão.</w:t>
+            </w:r>
+          </w:p>
+        </w:tc>
+      </w:tr>
+      <w:tr>
+        <w:tc>
+          <w:tcPr>
+            <w:cnfStyle w:val="001000000000" w:firstRow="0" w:lastRow="0" w:firstColumn="1" w:lastColumn="0" w:oddVBand="0" w:evenVBand="0" w:oddHBand="0" w:evenHBand="0" w:firstRowFirstColumn="0" w:firstRowLastColumn="0" w:lastRowFirstColumn="0" w:lastRowLastColumn="0"/>
+            <w:tcW w:w="0" w:type="auto"/>
+            <w:hideMark/>
+          </w:tcPr>
+          <w:p>
+            <w:pPr>
+              <w:spacing w:after="200" w:line="276" w:lineRule="auto"/>
+              <w:jc w:val="both"/>
+              <w:rPr>
+                <w:sz w:val="16"/>
+                <w:szCs w:val="16"/>
+              </w:rPr>
+            </w:pPr>
+            <w:proofErr w:type="spellStart"/>
+            <w:r>
+              <w:rPr>
+                <w:sz w:val="16"/>
+                <w:szCs w:val="16"/>
+              </w:rPr>
+              <w:t>TaskUI</w:t>
+            </w:r>
+            <w:proofErr w:type="spellEnd"/>
+          </w:p>
+        </w:tc>
+        <w:tc>
+          <w:tcPr>
+            <w:tcW w:w="0" w:type="auto"/>
+            <w:hideMark/>
+          </w:tcPr>
+          <w:p>
+            <w:pPr>
+              <w:spacing w:after="200" w:line="276" w:lineRule="auto"/>
+              <w:jc w:val="both"/>
+              <w:cnfStyle w:val="000000000000" w:firstRow="0" w:lastRow="0" w:firstColumn="0" w:lastColumn="0" w:oddVBand="0" w:evenVBand="0" w:oddHBand="0" w:evenHBand="0" w:firstRowFirstColumn="0" w:firstRowLastColumn="0" w:lastRowFirstColumn="0" w:lastRowLastColumn="0"/>
+              <w:rPr>
+                <w:sz w:val="16"/>
+                <w:szCs w:val="16"/>
+              </w:rPr>
+            </w:pPr>
+            <w:r>
+              <w:rPr>
+                <w:sz w:val="16"/>
+                <w:szCs w:val="16"/>
+              </w:rPr>
+              <w:t>Gerenciamento de estados</w:t>
+            </w:r>
+          </w:p>
+        </w:tc>
+        <w:tc>
+          <w:tcPr>
+            <w:tcW w:w="0" w:type="auto"/>
+            <w:hideMark/>
+          </w:tcPr>
+          <w:p>
+            <w:pPr>
+              <w:spacing w:after="200" w:line="276" w:lineRule="auto"/>
+              <w:jc w:val="both"/>
+              <w:cnfStyle w:val="000000000000" w:firstRow="0" w:lastRow="0" w:firstColumn="0" w:lastColumn="0" w:oddVBand="0" w:evenVBand="0" w:oddHBand="0" w:evenHBand="0" w:firstRowFirstColumn="0" w:firstRowLastColumn="0" w:lastRowFirstColumn="0" w:lastRowLastColumn="0"/>
+              <w:rPr>
+                <w:sz w:val="16"/>
+                <w:szCs w:val="16"/>
+              </w:rPr>
+            </w:pPr>
+            <w:r>
+              <w:rPr>
+                <w:sz w:val="16"/>
+                <w:szCs w:val="16"/>
+              </w:rPr>
+              <w:t>Baixa</w:t>
+            </w:r>
+          </w:p>
+        </w:tc>
+        <w:tc>
+          <w:tcPr>
+            <w:tcW w:w="0" w:type="auto"/>
+            <w:hideMark/>
+          </w:tcPr>
+          <w:p>
+            <w:pPr>
+              <w:spacing w:after="200" w:line="276" w:lineRule="auto"/>
+              <w:jc w:val="both"/>
+              <w:cnfStyle w:val="000000000000" w:firstRow="0" w:lastRow="0" w:firstColumn="0" w:lastColumn="0" w:oddVBand="0" w:evenVBand="0" w:oddHBand="0" w:evenHBand="0" w:firstRowFirstColumn="0" w:firstRowLastColumn="0" w:lastRowFirstColumn="0" w:lastRowLastColumn="0"/>
+              <w:rPr>
+                <w:sz w:val="16"/>
+                <w:szCs w:val="16"/>
+              </w:rPr>
+            </w:pPr>
+            <w:r>
+              <w:rPr>
+                <w:sz w:val="16"/>
+                <w:szCs w:val="16"/>
+              </w:rPr>
+              <w:t>Evento</w:t>
+            </w:r>
+          </w:p>
+        </w:tc>
+        <w:tc>
+          <w:tcPr>
+            <w:tcW w:w="0" w:type="auto"/>
+            <w:hideMark/>
+          </w:tcPr>
+          <w:p>
+            <w:pPr>
+              <w:spacing w:after="200" w:line="276" w:lineRule="auto"/>
+              <w:cnfStyle w:val="000000000000" w:firstRow="0" w:lastRow="0" w:firstColumn="0" w:lastColumn="0" w:oddVBand="0" w:evenVBand="0" w:oddHBand="0" w:evenHBand="0" w:firstRowFirstColumn="0" w:firstRowLastColumn="0" w:lastRowFirstColumn="0" w:lastRowLastColumn="0"/>
+              <w:rPr>
+                <w:sz w:val="16"/>
+                <w:szCs w:val="16"/>
+              </w:rPr>
+            </w:pPr>
+            <w:r>
+              <w:rPr>
+                <w:sz w:val="16"/>
+                <w:szCs w:val="16"/>
+              </w:rPr>
+              <w:t>Monitora botões físicos e eventos internos, realizando transições de estado do sistema e interações locais do usuário.</w:t>
+            </w:r>
+          </w:p>
+        </w:tc>
+      </w:tr>
+    </w:tbl>
+    <w:p>
+      <w:pPr>
+        <w:jc w:val="both"/>
+      </w:pPr>
+    </w:p>
+    <w:p>
+      <w:pPr>
+        <w:jc w:val="both"/>
+      </w:pPr>
+      <w:r>
+        <w:t>Cada tarefa do sistema possui responsabilidade bem definida, sendo executada de forma concorrente e cooperativa. A comunicação entre tarefas é realizada por meio de filas (</w:t>
+      </w:r>
+      <w:proofErr w:type="spellStart"/>
+      <w:r>
+        <w:t>queues</w:t>
+      </w:r>
+      <w:proofErr w:type="spellEnd"/>
+      <w:r>
+        <w:t>), evitando o compartilhamento direto de variáveis globais e garantindo maior integridade e sincronização dos dados.</w:t>
       </w:r>
     </w:p>
     <w:p>
       <w:pPr>
-        <w:jc w:val="center"/>
+        <w:jc w:val="both"/>
+      </w:pPr>
+      <w:r>
+        <w:t>Essa arquitetura permite que o sistema execute simultaneamente a leitura de sensores, atualização da interface gráfica e transmissão de dados via MQTT, sem comprometer a estabilidade ou previsibilidade temporal do firmware.</w:t>
+      </w:r>
+    </w:p>
+    <w:p>
+      <w:pPr>
+        <w:jc w:val="both"/>
+      </w:pPr>
+      <w:r>
+        <w:lastRenderedPageBreak/>
+        <w:t xml:space="preserve">Além das tarefas responsáveis pela aquisição de dados e comunicação MQTT, o sistema implementa uma interface de configuração baseada em servidor web embarcado. Essa interface foi desenvolvida utilizando a pilha </w:t>
+      </w:r>
+      <w:proofErr w:type="spellStart"/>
+      <w:r>
+        <w:t>lwIP</w:t>
+      </w:r>
+      <w:proofErr w:type="spellEnd"/>
+      <w:r>
+        <w:t xml:space="preserve"> em modo RAW TCP, permitindo a criação de um servidor HTTP leve e adequado às restrições de memória do microcontrolador.</w:t>
+      </w:r>
+    </w:p>
+    <w:p>
+      <w:pPr>
+        <w:jc w:val="both"/>
+      </w:pPr>
+      <w:r>
+        <w:t>O servidor web executa como uma tarefa dedicada do FreeRTOS, sendo responsável por atender requisições HTTP, disponibilizar páginas HTML estáticas e fornecer dados dinâmicos no formato JSON. Por meio dessa interface, o usuário pode visualizar em tempo real as grandezas elétricas e ambientais, além de realizar configurações do sistema, como ajuste de data e hora do RTC e gerenciamento das credenciais de acesso.</w:t>
+      </w:r>
+    </w:p>
+    <w:p>
+      <w:pPr>
+        <w:jc w:val="both"/>
+      </w:pPr>
+      <w:r>
+        <w:t xml:space="preserve">Para garantir a segurança do acesso, o servidor web implementa um mecanismo de autenticação baseado em usuário e senha, associado a um controle de sessão com tempo de expiração. Dessa forma, somente usuários autenticados podem acessar as páginas de configuração e os </w:t>
+      </w:r>
+      <w:proofErr w:type="spellStart"/>
+      <w:r>
+        <w:t>endpoints</w:t>
+      </w:r>
+      <w:proofErr w:type="spellEnd"/>
+      <w:r>
+        <w:t xml:space="preserve"> de dados sensíveis.</w:t>
+      </w:r>
+    </w:p>
+    <w:tbl>
+      <w:tblPr>
+        <w:tblStyle w:val="TabeladeGrade4-nfase1"/>
+        <w:tblW w:w="0" w:type="auto"/>
+        <w:tblLook w:val="04A0" w:firstRow="1" w:lastRow="0" w:firstColumn="1" w:lastColumn="0" w:noHBand="0" w:noVBand="1"/>
+      </w:tblPr>
+      <w:tblGrid>
+        <w:gridCol w:w="1163"/>
+        <w:gridCol w:w="953"/>
+        <w:gridCol w:w="1177"/>
+        <w:gridCol w:w="5337"/>
+      </w:tblGrid>
+      <w:tr>
+        <w:trPr>
+          <w:cnfStyle w:val="100000000000" w:firstRow="1" w:lastRow="0" w:firstColumn="0" w:lastColumn="0" w:oddVBand="0" w:evenVBand="0" w:oddHBand="0" w:evenHBand="0" w:firstRowFirstColumn="0" w:firstRowLastColumn="0" w:lastRowFirstColumn="0" w:lastRowLastColumn="0"/>
+        </w:trPr>
+        <w:tc>
+          <w:tcPr>
+            <w:cnfStyle w:val="001000000000" w:firstRow="0" w:lastRow="0" w:firstColumn="1" w:lastColumn="0" w:oddVBand="0" w:evenVBand="0" w:oddHBand="0" w:evenHBand="0" w:firstRowFirstColumn="0" w:firstRowLastColumn="0" w:lastRowFirstColumn="0" w:lastRowLastColumn="0"/>
+            <w:tcW w:w="0" w:type="auto"/>
+            <w:hideMark/>
+          </w:tcPr>
+          <w:p>
+            <w:pPr>
+              <w:spacing w:after="200" w:line="276" w:lineRule="auto"/>
+              <w:jc w:val="both"/>
+              <w:rPr>
+                <w:sz w:val="16"/>
+                <w:szCs w:val="16"/>
+              </w:rPr>
+            </w:pPr>
+            <w:proofErr w:type="spellStart"/>
+            <w:r>
+              <w:rPr>
+                <w:sz w:val="16"/>
+                <w:szCs w:val="16"/>
+              </w:rPr>
+              <w:t>Endpoint</w:t>
+            </w:r>
+            <w:proofErr w:type="spellEnd"/>
+          </w:p>
+        </w:tc>
+        <w:tc>
+          <w:tcPr>
+            <w:tcW w:w="0" w:type="auto"/>
+            <w:hideMark/>
+          </w:tcPr>
+          <w:p>
+            <w:pPr>
+              <w:spacing w:after="200" w:line="276" w:lineRule="auto"/>
+              <w:jc w:val="both"/>
+              <w:cnfStyle w:val="100000000000" w:firstRow="1" w:lastRow="0" w:firstColumn="0" w:lastColumn="0" w:oddVBand="0" w:evenVBand="0" w:oddHBand="0" w:evenHBand="0" w:firstRowFirstColumn="0" w:firstRowLastColumn="0" w:lastRowFirstColumn="0" w:lastRowLastColumn="0"/>
+              <w:rPr>
+                <w:sz w:val="16"/>
+                <w:szCs w:val="16"/>
+              </w:rPr>
+            </w:pPr>
+            <w:r>
+              <w:rPr>
+                <w:sz w:val="16"/>
+                <w:szCs w:val="16"/>
+              </w:rPr>
+              <w:t>Método HTTP</w:t>
+            </w:r>
+          </w:p>
+        </w:tc>
+        <w:tc>
+          <w:tcPr>
+            <w:tcW w:w="0" w:type="auto"/>
+            <w:hideMark/>
+          </w:tcPr>
+          <w:p>
+            <w:pPr>
+              <w:spacing w:after="200" w:line="276" w:lineRule="auto"/>
+              <w:jc w:val="both"/>
+              <w:cnfStyle w:val="100000000000" w:firstRow="1" w:lastRow="0" w:firstColumn="0" w:lastColumn="0" w:oddVBand="0" w:evenVBand="0" w:oddHBand="0" w:evenHBand="0" w:firstRowFirstColumn="0" w:firstRowLastColumn="0" w:lastRowFirstColumn="0" w:lastRowLastColumn="0"/>
+              <w:rPr>
+                <w:sz w:val="16"/>
+                <w:szCs w:val="16"/>
+              </w:rPr>
+            </w:pPr>
+            <w:r>
+              <w:rPr>
+                <w:sz w:val="16"/>
+                <w:szCs w:val="16"/>
+              </w:rPr>
+              <w:t>Autenticação</w:t>
+            </w:r>
+          </w:p>
+        </w:tc>
+        <w:tc>
+          <w:tcPr>
+            <w:tcW w:w="0" w:type="auto"/>
+            <w:hideMark/>
+          </w:tcPr>
+          <w:p>
+            <w:pPr>
+              <w:spacing w:after="200" w:line="276" w:lineRule="auto"/>
+              <w:jc w:val="both"/>
+              <w:cnfStyle w:val="100000000000" w:firstRow="1" w:lastRow="0" w:firstColumn="0" w:lastColumn="0" w:oddVBand="0" w:evenVBand="0" w:oddHBand="0" w:evenHBand="0" w:firstRowFirstColumn="0" w:firstRowLastColumn="0" w:lastRowFirstColumn="0" w:lastRowLastColumn="0"/>
+              <w:rPr>
+                <w:sz w:val="16"/>
+                <w:szCs w:val="16"/>
+              </w:rPr>
+            </w:pPr>
+            <w:r>
+              <w:rPr>
+                <w:sz w:val="16"/>
+                <w:szCs w:val="16"/>
+              </w:rPr>
+              <w:t>Descrição Funcional</w:t>
+            </w:r>
+          </w:p>
+        </w:tc>
+      </w:tr>
+      <w:tr>
+        <w:trPr>
+          <w:cnfStyle w:val="000000100000" w:firstRow="0" w:lastRow="0" w:firstColumn="0" w:lastColumn="0" w:oddVBand="0" w:evenVBand="0" w:oddHBand="1" w:evenHBand="0" w:firstRowFirstColumn="0" w:firstRowLastColumn="0" w:lastRowFirstColumn="0" w:lastRowLastColumn="0"/>
+        </w:trPr>
+        <w:tc>
+          <w:tcPr>
+            <w:cnfStyle w:val="001000000000" w:firstRow="0" w:lastRow="0" w:firstColumn="1" w:lastColumn="0" w:oddVBand="0" w:evenVBand="0" w:oddHBand="0" w:evenHBand="0" w:firstRowFirstColumn="0" w:firstRowLastColumn="0" w:lastRowFirstColumn="0" w:lastRowLastColumn="0"/>
+            <w:tcW w:w="0" w:type="auto"/>
+            <w:hideMark/>
+          </w:tcPr>
+          <w:p>
+            <w:pPr>
+              <w:spacing w:after="200" w:line="276" w:lineRule="auto"/>
+              <w:jc w:val="both"/>
+              <w:rPr>
+                <w:sz w:val="16"/>
+                <w:szCs w:val="16"/>
+              </w:rPr>
+            </w:pPr>
+            <w:r>
+              <w:rPr>
+                <w:sz w:val="16"/>
+                <w:szCs w:val="16"/>
+              </w:rPr>
+              <w:t>/</w:t>
+            </w:r>
+          </w:p>
+        </w:tc>
+        <w:tc>
+          <w:tcPr>
+            <w:tcW w:w="0" w:type="auto"/>
+            <w:hideMark/>
+          </w:tcPr>
+          <w:p>
+            <w:pPr>
+              <w:spacing w:after="200" w:line="276" w:lineRule="auto"/>
+              <w:jc w:val="both"/>
+              <w:cnfStyle w:val="000000100000" w:firstRow="0" w:lastRow="0" w:firstColumn="0" w:lastColumn="0" w:oddVBand="0" w:evenVBand="0" w:oddHBand="1" w:evenHBand="0" w:firstRowFirstColumn="0" w:firstRowLastColumn="0" w:lastRowFirstColumn="0" w:lastRowLastColumn="0"/>
+              <w:rPr>
+                <w:sz w:val="16"/>
+                <w:szCs w:val="16"/>
+              </w:rPr>
+            </w:pPr>
+            <w:r>
+              <w:rPr>
+                <w:sz w:val="16"/>
+                <w:szCs w:val="16"/>
+              </w:rPr>
+              <w:t>GET</w:t>
+            </w:r>
+          </w:p>
+        </w:tc>
+        <w:tc>
+          <w:tcPr>
+            <w:tcW w:w="0" w:type="auto"/>
+            <w:hideMark/>
+          </w:tcPr>
+          <w:p>
+            <w:pPr>
+              <w:spacing w:after="200" w:line="276" w:lineRule="auto"/>
+              <w:jc w:val="both"/>
+              <w:cnfStyle w:val="000000100000" w:firstRow="0" w:lastRow="0" w:firstColumn="0" w:lastColumn="0" w:oddVBand="0" w:evenVBand="0" w:oddHBand="1" w:evenHBand="0" w:firstRowFirstColumn="0" w:firstRowLastColumn="0" w:lastRowFirstColumn="0" w:lastRowLastColumn="0"/>
+              <w:rPr>
+                <w:sz w:val="16"/>
+                <w:szCs w:val="16"/>
+              </w:rPr>
+            </w:pPr>
+            <w:r>
+              <w:rPr>
+                <w:sz w:val="16"/>
+                <w:szCs w:val="16"/>
+              </w:rPr>
+              <w:t>Condicional</w:t>
+            </w:r>
+          </w:p>
+        </w:tc>
+        <w:tc>
+          <w:tcPr>
+            <w:tcW w:w="0" w:type="auto"/>
+            <w:hideMark/>
+          </w:tcPr>
+          <w:p>
+            <w:pPr>
+              <w:spacing w:after="200" w:line="276" w:lineRule="auto"/>
+              <w:jc w:val="both"/>
+              <w:cnfStyle w:val="000000100000" w:firstRow="0" w:lastRow="0" w:firstColumn="0" w:lastColumn="0" w:oddVBand="0" w:evenVBand="0" w:oddHBand="1" w:evenHBand="0" w:firstRowFirstColumn="0" w:firstRowLastColumn="0" w:lastRowFirstColumn="0" w:lastRowLastColumn="0"/>
+              <w:rPr>
+                <w:sz w:val="16"/>
+                <w:szCs w:val="16"/>
+              </w:rPr>
+            </w:pPr>
+            <w:r>
+              <w:rPr>
+                <w:sz w:val="16"/>
+                <w:szCs w:val="16"/>
+              </w:rPr>
+              <w:t>Página principal do sistema. Caso o usuário esteja autenticado, exibe o painel de monitoramento (dashboard). Caso contrário, redireciona para a página de login.</w:t>
+            </w:r>
+          </w:p>
+        </w:tc>
+      </w:tr>
+      <w:tr>
+        <w:tc>
+          <w:tcPr>
+            <w:cnfStyle w:val="001000000000" w:firstRow="0" w:lastRow="0" w:firstColumn="1" w:lastColumn="0" w:oddVBand="0" w:evenVBand="0" w:oddHBand="0" w:evenHBand="0" w:firstRowFirstColumn="0" w:firstRowLastColumn="0" w:lastRowFirstColumn="0" w:lastRowLastColumn="0"/>
+            <w:tcW w:w="0" w:type="auto"/>
+            <w:hideMark/>
+          </w:tcPr>
+          <w:p>
+            <w:pPr>
+              <w:spacing w:after="200" w:line="276" w:lineRule="auto"/>
+              <w:jc w:val="both"/>
+              <w:rPr>
+                <w:sz w:val="16"/>
+                <w:szCs w:val="16"/>
+              </w:rPr>
+            </w:pPr>
+            <w:r>
+              <w:rPr>
+                <w:sz w:val="16"/>
+                <w:szCs w:val="16"/>
+              </w:rPr>
+              <w:t>/login</w:t>
+            </w:r>
+          </w:p>
+        </w:tc>
+        <w:tc>
+          <w:tcPr>
+            <w:tcW w:w="0" w:type="auto"/>
+            <w:hideMark/>
+          </w:tcPr>
+          <w:p>
+            <w:pPr>
+              <w:spacing w:after="200" w:line="276" w:lineRule="auto"/>
+              <w:jc w:val="both"/>
+              <w:cnfStyle w:val="000000000000" w:firstRow="0" w:lastRow="0" w:firstColumn="0" w:lastColumn="0" w:oddVBand="0" w:evenVBand="0" w:oddHBand="0" w:evenHBand="0" w:firstRowFirstColumn="0" w:firstRowLastColumn="0" w:lastRowFirstColumn="0" w:lastRowLastColumn="0"/>
+              <w:rPr>
+                <w:sz w:val="16"/>
+                <w:szCs w:val="16"/>
+              </w:rPr>
+            </w:pPr>
+            <w:r>
+              <w:rPr>
+                <w:sz w:val="16"/>
+                <w:szCs w:val="16"/>
+              </w:rPr>
+              <w:t>POST</w:t>
+            </w:r>
+          </w:p>
+        </w:tc>
+        <w:tc>
+          <w:tcPr>
+            <w:tcW w:w="0" w:type="auto"/>
+            <w:hideMark/>
+          </w:tcPr>
+          <w:p>
+            <w:pPr>
+              <w:spacing w:after="200" w:line="276" w:lineRule="auto"/>
+              <w:jc w:val="both"/>
+              <w:cnfStyle w:val="000000000000" w:firstRow="0" w:lastRow="0" w:firstColumn="0" w:lastColumn="0" w:oddVBand="0" w:evenVBand="0" w:oddHBand="0" w:evenHBand="0" w:firstRowFirstColumn="0" w:firstRowLastColumn="0" w:lastRowFirstColumn="0" w:lastRowLastColumn="0"/>
+              <w:rPr>
+                <w:sz w:val="16"/>
+                <w:szCs w:val="16"/>
+              </w:rPr>
+            </w:pPr>
+            <w:r>
+              <w:rPr>
+                <w:sz w:val="16"/>
+                <w:szCs w:val="16"/>
+              </w:rPr>
+              <w:t>Não</w:t>
+            </w:r>
+          </w:p>
+        </w:tc>
+        <w:tc>
+          <w:tcPr>
+            <w:tcW w:w="0" w:type="auto"/>
+            <w:hideMark/>
+          </w:tcPr>
+          <w:p>
+            <w:pPr>
+              <w:spacing w:after="200" w:line="276" w:lineRule="auto"/>
+              <w:jc w:val="both"/>
+              <w:cnfStyle w:val="000000000000" w:firstRow="0" w:lastRow="0" w:firstColumn="0" w:lastColumn="0" w:oddVBand="0" w:evenVBand="0" w:oddHBand="0" w:evenHBand="0" w:firstRowFirstColumn="0" w:firstRowLastColumn="0" w:lastRowFirstColumn="0" w:lastRowLastColumn="0"/>
+              <w:rPr>
+                <w:sz w:val="16"/>
+                <w:szCs w:val="16"/>
+              </w:rPr>
+            </w:pPr>
+            <w:proofErr w:type="spellStart"/>
+            <w:r>
+              <w:rPr>
+                <w:sz w:val="16"/>
+                <w:szCs w:val="16"/>
+              </w:rPr>
+              <w:t>Endpoint</w:t>
+            </w:r>
+            <w:proofErr w:type="spellEnd"/>
+            <w:r>
+              <w:rPr>
+                <w:sz w:val="16"/>
+                <w:szCs w:val="16"/>
+              </w:rPr>
+              <w:t xml:space="preserve"> responsável pelo processo de autenticação. Recebe usuário e senha, gera o </w:t>
+            </w:r>
+            <w:proofErr w:type="spellStart"/>
+            <w:r>
+              <w:rPr>
+                <w:sz w:val="16"/>
+                <w:szCs w:val="16"/>
+              </w:rPr>
+              <w:t>hash</w:t>
+            </w:r>
+            <w:proofErr w:type="spellEnd"/>
+            <w:r>
+              <w:rPr>
+                <w:sz w:val="16"/>
+                <w:szCs w:val="16"/>
+              </w:rPr>
+              <w:t xml:space="preserve"> SHA-256 da senha e compara com o valor armazenado na EEPROM do RTC.</w:t>
+            </w:r>
+          </w:p>
+        </w:tc>
+      </w:tr>
+      <w:tr>
+        <w:trPr>
+          <w:cnfStyle w:val="000000100000" w:firstRow="0" w:lastRow="0" w:firstColumn="0" w:lastColumn="0" w:oddVBand="0" w:evenVBand="0" w:oddHBand="1" w:evenHBand="0" w:firstRowFirstColumn="0" w:firstRowLastColumn="0" w:lastRowFirstColumn="0" w:lastRowLastColumn="0"/>
+        </w:trPr>
+        <w:tc>
+          <w:tcPr>
+            <w:cnfStyle w:val="001000000000" w:firstRow="0" w:lastRow="0" w:firstColumn="1" w:lastColumn="0" w:oddVBand="0" w:evenVBand="0" w:oddHBand="0" w:evenHBand="0" w:firstRowFirstColumn="0" w:firstRowLastColumn="0" w:lastRowFirstColumn="0" w:lastRowLastColumn="0"/>
+            <w:tcW w:w="0" w:type="auto"/>
+            <w:hideMark/>
+          </w:tcPr>
+          <w:p>
+            <w:pPr>
+              <w:spacing w:after="200" w:line="276" w:lineRule="auto"/>
+              <w:jc w:val="both"/>
+              <w:rPr>
+                <w:sz w:val="16"/>
+                <w:szCs w:val="16"/>
+              </w:rPr>
+            </w:pPr>
+            <w:r>
+              <w:rPr>
+                <w:sz w:val="16"/>
+                <w:szCs w:val="16"/>
+              </w:rPr>
+              <w:t>/logout</w:t>
+            </w:r>
+          </w:p>
+        </w:tc>
+        <w:tc>
+          <w:tcPr>
+            <w:tcW w:w="0" w:type="auto"/>
+            <w:hideMark/>
+          </w:tcPr>
+          <w:p>
+            <w:pPr>
+              <w:spacing w:after="200" w:line="276" w:lineRule="auto"/>
+              <w:jc w:val="both"/>
+              <w:cnfStyle w:val="000000100000" w:firstRow="0" w:lastRow="0" w:firstColumn="0" w:lastColumn="0" w:oddVBand="0" w:evenVBand="0" w:oddHBand="1" w:evenHBand="0" w:firstRowFirstColumn="0" w:firstRowLastColumn="0" w:lastRowFirstColumn="0" w:lastRowLastColumn="0"/>
+              <w:rPr>
+                <w:sz w:val="16"/>
+                <w:szCs w:val="16"/>
+              </w:rPr>
+            </w:pPr>
+            <w:r>
+              <w:rPr>
+                <w:sz w:val="16"/>
+                <w:szCs w:val="16"/>
+              </w:rPr>
+              <w:t>GET</w:t>
+            </w:r>
+          </w:p>
+        </w:tc>
+        <w:tc>
+          <w:tcPr>
+            <w:tcW w:w="0" w:type="auto"/>
+            <w:hideMark/>
+          </w:tcPr>
+          <w:p>
+            <w:pPr>
+              <w:spacing w:after="200" w:line="276" w:lineRule="auto"/>
+              <w:jc w:val="both"/>
+              <w:cnfStyle w:val="000000100000" w:firstRow="0" w:lastRow="0" w:firstColumn="0" w:lastColumn="0" w:oddVBand="0" w:evenVBand="0" w:oddHBand="1" w:evenHBand="0" w:firstRowFirstColumn="0" w:firstRowLastColumn="0" w:lastRowFirstColumn="0" w:lastRowLastColumn="0"/>
+              <w:rPr>
+                <w:sz w:val="16"/>
+                <w:szCs w:val="16"/>
+              </w:rPr>
+            </w:pPr>
+            <w:r>
+              <w:rPr>
+                <w:sz w:val="16"/>
+                <w:szCs w:val="16"/>
+              </w:rPr>
+              <w:t>Sim</w:t>
+            </w:r>
+          </w:p>
+        </w:tc>
+        <w:tc>
+          <w:tcPr>
+            <w:tcW w:w="0" w:type="auto"/>
+            <w:hideMark/>
+          </w:tcPr>
+          <w:p>
+            <w:pPr>
+              <w:spacing w:after="200" w:line="276" w:lineRule="auto"/>
+              <w:jc w:val="both"/>
+              <w:cnfStyle w:val="000000100000" w:firstRow="0" w:lastRow="0" w:firstColumn="0" w:lastColumn="0" w:oddVBand="0" w:evenVBand="0" w:oddHBand="1" w:evenHBand="0" w:firstRowFirstColumn="0" w:firstRowLastColumn="0" w:lastRowFirstColumn="0" w:lastRowLastColumn="0"/>
+              <w:rPr>
+                <w:sz w:val="16"/>
+                <w:szCs w:val="16"/>
+              </w:rPr>
+            </w:pPr>
+            <w:r>
+              <w:rPr>
+                <w:sz w:val="16"/>
+                <w:szCs w:val="16"/>
+              </w:rPr>
+              <w:t>Finaliza a sessão ativa do usuário, invalidando o controle de sessão e redirecionando para a página de login.</w:t>
+            </w:r>
+          </w:p>
+        </w:tc>
+      </w:tr>
+      <w:tr>
+        <w:tc>
+          <w:tcPr>
+            <w:cnfStyle w:val="001000000000" w:firstRow="0" w:lastRow="0" w:firstColumn="1" w:lastColumn="0" w:oddVBand="0" w:evenVBand="0" w:oddHBand="0" w:evenHBand="0" w:firstRowFirstColumn="0" w:firstRowLastColumn="0" w:lastRowFirstColumn="0" w:lastRowLastColumn="0"/>
+            <w:tcW w:w="0" w:type="auto"/>
+            <w:hideMark/>
+          </w:tcPr>
+          <w:p>
+            <w:pPr>
+              <w:spacing w:after="200" w:line="276" w:lineRule="auto"/>
+              <w:jc w:val="both"/>
+              <w:rPr>
+                <w:sz w:val="16"/>
+                <w:szCs w:val="16"/>
+              </w:rPr>
+            </w:pPr>
+            <w:r>
+              <w:rPr>
+                <w:sz w:val="16"/>
+                <w:szCs w:val="16"/>
+              </w:rPr>
+              <w:t>/</w:t>
+            </w:r>
+            <w:proofErr w:type="spellStart"/>
+            <w:r>
+              <w:rPr>
+                <w:sz w:val="16"/>
+                <w:szCs w:val="16"/>
+              </w:rPr>
+              <w:t>config</w:t>
+            </w:r>
+            <w:proofErr w:type="spellEnd"/>
+            <w:r>
+              <w:rPr>
+                <w:sz w:val="16"/>
+                <w:szCs w:val="16"/>
+              </w:rPr>
+              <w:t>/</w:t>
+            </w:r>
+            <w:proofErr w:type="spellStart"/>
+            <w:r>
+              <w:rPr>
+                <w:sz w:val="16"/>
+                <w:szCs w:val="16"/>
+              </w:rPr>
+              <w:t>auth</w:t>
+            </w:r>
+            <w:proofErr w:type="spellEnd"/>
+          </w:p>
+        </w:tc>
+        <w:tc>
+          <w:tcPr>
+            <w:tcW w:w="0" w:type="auto"/>
+            <w:hideMark/>
+          </w:tcPr>
+          <w:p>
+            <w:pPr>
+              <w:spacing w:after="200" w:line="276" w:lineRule="auto"/>
+              <w:jc w:val="both"/>
+              <w:cnfStyle w:val="000000000000" w:firstRow="0" w:lastRow="0" w:firstColumn="0" w:lastColumn="0" w:oddVBand="0" w:evenVBand="0" w:oddHBand="0" w:evenHBand="0" w:firstRowFirstColumn="0" w:firstRowLastColumn="0" w:lastRowFirstColumn="0" w:lastRowLastColumn="0"/>
+              <w:rPr>
+                <w:sz w:val="16"/>
+                <w:szCs w:val="16"/>
+              </w:rPr>
+            </w:pPr>
+            <w:r>
+              <w:rPr>
+                <w:sz w:val="16"/>
+                <w:szCs w:val="16"/>
+              </w:rPr>
+              <w:t>GET</w:t>
+            </w:r>
+          </w:p>
+        </w:tc>
+        <w:tc>
+          <w:tcPr>
+            <w:tcW w:w="0" w:type="auto"/>
+            <w:hideMark/>
+          </w:tcPr>
+          <w:p>
+            <w:pPr>
+              <w:spacing w:after="200" w:line="276" w:lineRule="auto"/>
+              <w:jc w:val="both"/>
+              <w:cnfStyle w:val="000000000000" w:firstRow="0" w:lastRow="0" w:firstColumn="0" w:lastColumn="0" w:oddVBand="0" w:evenVBand="0" w:oddHBand="0" w:evenHBand="0" w:firstRowFirstColumn="0" w:firstRowLastColumn="0" w:lastRowFirstColumn="0" w:lastRowLastColumn="0"/>
+              <w:rPr>
+                <w:sz w:val="16"/>
+                <w:szCs w:val="16"/>
+              </w:rPr>
+            </w:pPr>
+            <w:r>
+              <w:rPr>
+                <w:sz w:val="16"/>
+                <w:szCs w:val="16"/>
+              </w:rPr>
+              <w:t>Sim</w:t>
+            </w:r>
+          </w:p>
+        </w:tc>
+        <w:tc>
+          <w:tcPr>
+            <w:tcW w:w="0" w:type="auto"/>
+            <w:hideMark/>
+          </w:tcPr>
+          <w:p>
+            <w:pPr>
+              <w:spacing w:after="200" w:line="276" w:lineRule="auto"/>
+              <w:jc w:val="both"/>
+              <w:cnfStyle w:val="000000000000" w:firstRow="0" w:lastRow="0" w:firstColumn="0" w:lastColumn="0" w:oddVBand="0" w:evenVBand="0" w:oddHBand="0" w:evenHBand="0" w:firstRowFirstColumn="0" w:firstRowLastColumn="0" w:lastRowFirstColumn="0" w:lastRowLastColumn="0"/>
+              <w:rPr>
+                <w:sz w:val="16"/>
+                <w:szCs w:val="16"/>
+              </w:rPr>
+            </w:pPr>
+            <w:r>
+              <w:rPr>
+                <w:sz w:val="16"/>
+                <w:szCs w:val="16"/>
+              </w:rPr>
+              <w:t>Exibe a interface web para configuração das credenciais de acesso (usuário e senha).</w:t>
+            </w:r>
+          </w:p>
+        </w:tc>
+      </w:tr>
+      <w:tr>
+        <w:trPr>
+          <w:cnfStyle w:val="000000100000" w:firstRow="0" w:lastRow="0" w:firstColumn="0" w:lastColumn="0" w:oddVBand="0" w:evenVBand="0" w:oddHBand="1" w:evenHBand="0" w:firstRowFirstColumn="0" w:firstRowLastColumn="0" w:lastRowFirstColumn="0" w:lastRowLastColumn="0"/>
+        </w:trPr>
+        <w:tc>
+          <w:tcPr>
+            <w:cnfStyle w:val="001000000000" w:firstRow="0" w:lastRow="0" w:firstColumn="1" w:lastColumn="0" w:oddVBand="0" w:evenVBand="0" w:oddHBand="0" w:evenHBand="0" w:firstRowFirstColumn="0" w:firstRowLastColumn="0" w:lastRowFirstColumn="0" w:lastRowLastColumn="0"/>
+            <w:tcW w:w="0" w:type="auto"/>
+            <w:hideMark/>
+          </w:tcPr>
+          <w:p>
+            <w:pPr>
+              <w:spacing w:after="200" w:line="276" w:lineRule="auto"/>
+              <w:jc w:val="both"/>
+              <w:rPr>
+                <w:sz w:val="16"/>
+                <w:szCs w:val="16"/>
+              </w:rPr>
+            </w:pPr>
+            <w:r>
+              <w:rPr>
+                <w:sz w:val="16"/>
+                <w:szCs w:val="16"/>
+              </w:rPr>
+              <w:t>/</w:t>
+            </w:r>
+            <w:proofErr w:type="spellStart"/>
+            <w:r>
+              <w:rPr>
+                <w:sz w:val="16"/>
+                <w:szCs w:val="16"/>
+              </w:rPr>
+              <w:t>config</w:t>
+            </w:r>
+            <w:proofErr w:type="spellEnd"/>
+            <w:r>
+              <w:rPr>
+                <w:sz w:val="16"/>
+                <w:szCs w:val="16"/>
+              </w:rPr>
+              <w:t>/</w:t>
+            </w:r>
+            <w:proofErr w:type="spellStart"/>
+            <w:r>
+              <w:rPr>
+                <w:sz w:val="16"/>
+                <w:szCs w:val="16"/>
+              </w:rPr>
+              <w:t>auth</w:t>
+            </w:r>
+            <w:proofErr w:type="spellEnd"/>
+          </w:p>
+        </w:tc>
+        <w:tc>
+          <w:tcPr>
+            <w:tcW w:w="0" w:type="auto"/>
+            <w:hideMark/>
+          </w:tcPr>
+          <w:p>
+            <w:pPr>
+              <w:spacing w:after="200" w:line="276" w:lineRule="auto"/>
+              <w:jc w:val="both"/>
+              <w:cnfStyle w:val="000000100000" w:firstRow="0" w:lastRow="0" w:firstColumn="0" w:lastColumn="0" w:oddVBand="0" w:evenVBand="0" w:oddHBand="1" w:evenHBand="0" w:firstRowFirstColumn="0" w:firstRowLastColumn="0" w:lastRowFirstColumn="0" w:lastRowLastColumn="0"/>
+              <w:rPr>
+                <w:sz w:val="16"/>
+                <w:szCs w:val="16"/>
+              </w:rPr>
+            </w:pPr>
+            <w:r>
+              <w:rPr>
+                <w:sz w:val="16"/>
+                <w:szCs w:val="16"/>
+              </w:rPr>
+              <w:t>POST</w:t>
+            </w:r>
+          </w:p>
+        </w:tc>
+        <w:tc>
+          <w:tcPr>
+            <w:tcW w:w="0" w:type="auto"/>
+            <w:hideMark/>
+          </w:tcPr>
+          <w:p>
+            <w:pPr>
+              <w:spacing w:after="200" w:line="276" w:lineRule="auto"/>
+              <w:jc w:val="both"/>
+              <w:cnfStyle w:val="000000100000" w:firstRow="0" w:lastRow="0" w:firstColumn="0" w:lastColumn="0" w:oddVBand="0" w:evenVBand="0" w:oddHBand="1" w:evenHBand="0" w:firstRowFirstColumn="0" w:firstRowLastColumn="0" w:lastRowFirstColumn="0" w:lastRowLastColumn="0"/>
+              <w:rPr>
+                <w:sz w:val="16"/>
+                <w:szCs w:val="16"/>
+              </w:rPr>
+            </w:pPr>
+            <w:r>
+              <w:rPr>
+                <w:sz w:val="16"/>
+                <w:szCs w:val="16"/>
+              </w:rPr>
+              <w:t>Sim</w:t>
+            </w:r>
+          </w:p>
+        </w:tc>
+        <w:tc>
+          <w:tcPr>
+            <w:tcW w:w="0" w:type="auto"/>
+            <w:hideMark/>
+          </w:tcPr>
+          <w:p>
+            <w:pPr>
+              <w:spacing w:after="200" w:line="276" w:lineRule="auto"/>
+              <w:jc w:val="both"/>
+              <w:cnfStyle w:val="000000100000" w:firstRow="0" w:lastRow="0" w:firstColumn="0" w:lastColumn="0" w:oddVBand="0" w:evenVBand="0" w:oddHBand="1" w:evenHBand="0" w:firstRowFirstColumn="0" w:firstRowLastColumn="0" w:lastRowFirstColumn="0" w:lastRowLastColumn="0"/>
+              <w:rPr>
+                <w:sz w:val="16"/>
+                <w:szCs w:val="16"/>
+              </w:rPr>
+            </w:pPr>
+            <w:r>
+              <w:rPr>
+                <w:sz w:val="16"/>
+                <w:szCs w:val="16"/>
+              </w:rPr>
+              <w:t xml:space="preserve">Recebe novas credenciais de acesso. A senha é processada por </w:t>
+            </w:r>
+            <w:proofErr w:type="spellStart"/>
+            <w:r>
+              <w:rPr>
+                <w:sz w:val="16"/>
+                <w:szCs w:val="16"/>
+              </w:rPr>
+              <w:t>hash</w:t>
+            </w:r>
+            <w:proofErr w:type="spellEnd"/>
+            <w:r>
+              <w:rPr>
+                <w:sz w:val="16"/>
+                <w:szCs w:val="16"/>
+              </w:rPr>
+              <w:t xml:space="preserve"> SHA-256 e armazenada de forma persistente na EEPROM do módulo RTC.</w:t>
+            </w:r>
+          </w:p>
+        </w:tc>
+      </w:tr>
+      <w:tr>
+        <w:tc>
+          <w:tcPr>
+            <w:cnfStyle w:val="001000000000" w:firstRow="0" w:lastRow="0" w:firstColumn="1" w:lastColumn="0" w:oddVBand="0" w:evenVBand="0" w:oddHBand="0" w:evenHBand="0" w:firstRowFirstColumn="0" w:firstRowLastColumn="0" w:lastRowFirstColumn="0" w:lastRowLastColumn="0"/>
+            <w:tcW w:w="0" w:type="auto"/>
+            <w:hideMark/>
+          </w:tcPr>
+          <w:p>
+            <w:pPr>
+              <w:spacing w:after="200" w:line="276" w:lineRule="auto"/>
+              <w:jc w:val="both"/>
+              <w:rPr>
+                <w:sz w:val="16"/>
+                <w:szCs w:val="16"/>
+              </w:rPr>
+            </w:pPr>
+            <w:r>
+              <w:rPr>
+                <w:sz w:val="16"/>
+                <w:szCs w:val="16"/>
+              </w:rPr>
+              <w:t>/</w:t>
+            </w:r>
+            <w:proofErr w:type="spellStart"/>
+            <w:r>
+              <w:rPr>
+                <w:sz w:val="16"/>
+                <w:szCs w:val="16"/>
+              </w:rPr>
+              <w:t>config</w:t>
+            </w:r>
+            <w:proofErr w:type="spellEnd"/>
+            <w:r>
+              <w:rPr>
+                <w:sz w:val="16"/>
+                <w:szCs w:val="16"/>
+              </w:rPr>
+              <w:t>/time</w:t>
+            </w:r>
+          </w:p>
+        </w:tc>
+        <w:tc>
+          <w:tcPr>
+            <w:tcW w:w="0" w:type="auto"/>
+            <w:hideMark/>
+          </w:tcPr>
+          <w:p>
+            <w:pPr>
+              <w:spacing w:after="200" w:line="276" w:lineRule="auto"/>
+              <w:jc w:val="both"/>
+              <w:cnfStyle w:val="000000000000" w:firstRow="0" w:lastRow="0" w:firstColumn="0" w:lastColumn="0" w:oddVBand="0" w:evenVBand="0" w:oddHBand="0" w:evenHBand="0" w:firstRowFirstColumn="0" w:firstRowLastColumn="0" w:lastRowFirstColumn="0" w:lastRowLastColumn="0"/>
+              <w:rPr>
+                <w:sz w:val="16"/>
+                <w:szCs w:val="16"/>
+              </w:rPr>
+            </w:pPr>
+            <w:r>
+              <w:rPr>
+                <w:sz w:val="16"/>
+                <w:szCs w:val="16"/>
+              </w:rPr>
+              <w:t>GET</w:t>
+            </w:r>
+          </w:p>
+        </w:tc>
+        <w:tc>
+          <w:tcPr>
+            <w:tcW w:w="0" w:type="auto"/>
+            <w:hideMark/>
+          </w:tcPr>
+          <w:p>
+            <w:pPr>
+              <w:spacing w:after="200" w:line="276" w:lineRule="auto"/>
+              <w:jc w:val="both"/>
+              <w:cnfStyle w:val="000000000000" w:firstRow="0" w:lastRow="0" w:firstColumn="0" w:lastColumn="0" w:oddVBand="0" w:evenVBand="0" w:oddHBand="0" w:evenHBand="0" w:firstRowFirstColumn="0" w:firstRowLastColumn="0" w:lastRowFirstColumn="0" w:lastRowLastColumn="0"/>
+              <w:rPr>
+                <w:sz w:val="16"/>
+                <w:szCs w:val="16"/>
+              </w:rPr>
+            </w:pPr>
+            <w:r>
+              <w:rPr>
+                <w:sz w:val="16"/>
+                <w:szCs w:val="16"/>
+              </w:rPr>
+              <w:t>Sim</w:t>
+            </w:r>
+          </w:p>
+        </w:tc>
+        <w:tc>
+          <w:tcPr>
+            <w:tcW w:w="0" w:type="auto"/>
+            <w:hideMark/>
+          </w:tcPr>
+          <w:p>
+            <w:pPr>
+              <w:spacing w:after="200" w:line="276" w:lineRule="auto"/>
+              <w:jc w:val="both"/>
+              <w:cnfStyle w:val="000000000000" w:firstRow="0" w:lastRow="0" w:firstColumn="0" w:lastColumn="0" w:oddVBand="0" w:evenVBand="0" w:oddHBand="0" w:evenHBand="0" w:firstRowFirstColumn="0" w:firstRowLastColumn="0" w:lastRowFirstColumn="0" w:lastRowLastColumn="0"/>
+              <w:rPr>
+                <w:sz w:val="16"/>
+                <w:szCs w:val="16"/>
+              </w:rPr>
+            </w:pPr>
+            <w:r>
+              <w:rPr>
+                <w:sz w:val="16"/>
+                <w:szCs w:val="16"/>
+              </w:rPr>
+              <w:t>Exibe a interface web para configuração manual da data e hora do sistema.</w:t>
+            </w:r>
+          </w:p>
+        </w:tc>
+      </w:tr>
+      <w:tr>
+        <w:trPr>
+          <w:cnfStyle w:val="000000100000" w:firstRow="0" w:lastRow="0" w:firstColumn="0" w:lastColumn="0" w:oddVBand="0" w:evenVBand="0" w:oddHBand="1" w:evenHBand="0" w:firstRowFirstColumn="0" w:firstRowLastColumn="0" w:lastRowFirstColumn="0" w:lastRowLastColumn="0"/>
+        </w:trPr>
+        <w:tc>
+          <w:tcPr>
+            <w:cnfStyle w:val="001000000000" w:firstRow="0" w:lastRow="0" w:firstColumn="1" w:lastColumn="0" w:oddVBand="0" w:evenVBand="0" w:oddHBand="0" w:evenHBand="0" w:firstRowFirstColumn="0" w:firstRowLastColumn="0" w:lastRowFirstColumn="0" w:lastRowLastColumn="0"/>
+            <w:tcW w:w="0" w:type="auto"/>
+            <w:hideMark/>
+          </w:tcPr>
+          <w:p>
+            <w:pPr>
+              <w:spacing w:after="200" w:line="276" w:lineRule="auto"/>
+              <w:jc w:val="both"/>
+              <w:rPr>
+                <w:sz w:val="16"/>
+                <w:szCs w:val="16"/>
+              </w:rPr>
+            </w:pPr>
+            <w:r>
+              <w:rPr>
+                <w:sz w:val="16"/>
+                <w:szCs w:val="16"/>
+              </w:rPr>
+              <w:t>/</w:t>
+            </w:r>
+            <w:proofErr w:type="spellStart"/>
+            <w:r>
+              <w:rPr>
+                <w:sz w:val="16"/>
+                <w:szCs w:val="16"/>
+              </w:rPr>
+              <w:t>config</w:t>
+            </w:r>
+            <w:proofErr w:type="spellEnd"/>
+            <w:r>
+              <w:rPr>
+                <w:sz w:val="16"/>
+                <w:szCs w:val="16"/>
+              </w:rPr>
+              <w:t>/time</w:t>
+            </w:r>
+          </w:p>
+        </w:tc>
+        <w:tc>
+          <w:tcPr>
+            <w:tcW w:w="0" w:type="auto"/>
+            <w:hideMark/>
+          </w:tcPr>
+          <w:p>
+            <w:pPr>
+              <w:spacing w:after="200" w:line="276" w:lineRule="auto"/>
+              <w:jc w:val="both"/>
+              <w:cnfStyle w:val="000000100000" w:firstRow="0" w:lastRow="0" w:firstColumn="0" w:lastColumn="0" w:oddVBand="0" w:evenVBand="0" w:oddHBand="1" w:evenHBand="0" w:firstRowFirstColumn="0" w:firstRowLastColumn="0" w:lastRowFirstColumn="0" w:lastRowLastColumn="0"/>
+              <w:rPr>
+                <w:sz w:val="16"/>
+                <w:szCs w:val="16"/>
+              </w:rPr>
+            </w:pPr>
+            <w:r>
+              <w:rPr>
+                <w:sz w:val="16"/>
+                <w:szCs w:val="16"/>
+              </w:rPr>
+              <w:t>POST</w:t>
+            </w:r>
+          </w:p>
+        </w:tc>
+        <w:tc>
+          <w:tcPr>
+            <w:tcW w:w="0" w:type="auto"/>
+            <w:hideMark/>
+          </w:tcPr>
+          <w:p>
+            <w:pPr>
+              <w:spacing w:after="200" w:line="276" w:lineRule="auto"/>
+              <w:jc w:val="both"/>
+              <w:cnfStyle w:val="000000100000" w:firstRow="0" w:lastRow="0" w:firstColumn="0" w:lastColumn="0" w:oddVBand="0" w:evenVBand="0" w:oddHBand="1" w:evenHBand="0" w:firstRowFirstColumn="0" w:firstRowLastColumn="0" w:lastRowFirstColumn="0" w:lastRowLastColumn="0"/>
+              <w:rPr>
+                <w:sz w:val="16"/>
+                <w:szCs w:val="16"/>
+              </w:rPr>
+            </w:pPr>
+            <w:r>
+              <w:rPr>
+                <w:sz w:val="16"/>
+                <w:szCs w:val="16"/>
+              </w:rPr>
+              <w:t>Sim</w:t>
+            </w:r>
+          </w:p>
+        </w:tc>
+        <w:tc>
+          <w:tcPr>
+            <w:tcW w:w="0" w:type="auto"/>
+            <w:hideMark/>
+          </w:tcPr>
+          <w:p>
+            <w:pPr>
+              <w:spacing w:after="200" w:line="276" w:lineRule="auto"/>
+              <w:jc w:val="both"/>
+              <w:cnfStyle w:val="000000100000" w:firstRow="0" w:lastRow="0" w:firstColumn="0" w:lastColumn="0" w:oddVBand="0" w:evenVBand="0" w:oddHBand="1" w:evenHBand="0" w:firstRowFirstColumn="0" w:firstRowLastColumn="0" w:lastRowFirstColumn="0" w:lastRowLastColumn="0"/>
+              <w:rPr>
+                <w:sz w:val="16"/>
+                <w:szCs w:val="16"/>
+              </w:rPr>
+            </w:pPr>
+            <w:r>
+              <w:rPr>
+                <w:sz w:val="16"/>
+                <w:szCs w:val="16"/>
+              </w:rPr>
+              <w:t xml:space="preserve">Recebe data e hora fornecidas pelo usuário, </w:t>
+            </w:r>
+            <w:proofErr w:type="spellStart"/>
+            <w:r>
+              <w:rPr>
+                <w:sz w:val="16"/>
+                <w:szCs w:val="16"/>
+              </w:rPr>
+              <w:t>valida</w:t>
+            </w:r>
+            <w:proofErr w:type="spellEnd"/>
+            <w:r>
+              <w:rPr>
+                <w:sz w:val="16"/>
+                <w:szCs w:val="16"/>
+              </w:rPr>
+              <w:t xml:space="preserve"> os valores e atualiza o RTC do sistema.</w:t>
+            </w:r>
+          </w:p>
+        </w:tc>
+      </w:tr>
+      <w:tr>
+        <w:tc>
+          <w:tcPr>
+            <w:cnfStyle w:val="001000000000" w:firstRow="0" w:lastRow="0" w:firstColumn="1" w:lastColumn="0" w:oddVBand="0" w:evenVBand="0" w:oddHBand="0" w:evenHBand="0" w:firstRowFirstColumn="0" w:firstRowLastColumn="0" w:lastRowFirstColumn="0" w:lastRowLastColumn="0"/>
+            <w:tcW w:w="0" w:type="auto"/>
+            <w:hideMark/>
+          </w:tcPr>
+          <w:p>
+            <w:pPr>
+              <w:spacing w:after="200" w:line="276" w:lineRule="auto"/>
+              <w:jc w:val="both"/>
+              <w:rPr>
+                <w:sz w:val="16"/>
+                <w:szCs w:val="16"/>
+              </w:rPr>
+            </w:pPr>
+            <w:r>
+              <w:rPr>
+                <w:sz w:val="16"/>
+                <w:szCs w:val="16"/>
+              </w:rPr>
+              <w:t>/</w:t>
+            </w:r>
+            <w:proofErr w:type="spellStart"/>
+            <w:r>
+              <w:rPr>
+                <w:sz w:val="16"/>
+                <w:szCs w:val="16"/>
+              </w:rPr>
+              <w:t>energy</w:t>
+            </w:r>
+            <w:proofErr w:type="spellEnd"/>
+          </w:p>
+        </w:tc>
+        <w:tc>
+          <w:tcPr>
+            <w:tcW w:w="0" w:type="auto"/>
+            <w:hideMark/>
+          </w:tcPr>
+          <w:p>
+            <w:pPr>
+              <w:spacing w:after="200" w:line="276" w:lineRule="auto"/>
+              <w:jc w:val="both"/>
+              <w:cnfStyle w:val="000000000000" w:firstRow="0" w:lastRow="0" w:firstColumn="0" w:lastColumn="0" w:oddVBand="0" w:evenVBand="0" w:oddHBand="0" w:evenHBand="0" w:firstRowFirstColumn="0" w:firstRowLastColumn="0" w:lastRowFirstColumn="0" w:lastRowLastColumn="0"/>
+              <w:rPr>
+                <w:sz w:val="16"/>
+                <w:szCs w:val="16"/>
+              </w:rPr>
+            </w:pPr>
+            <w:r>
+              <w:rPr>
+                <w:sz w:val="16"/>
+                <w:szCs w:val="16"/>
+              </w:rPr>
+              <w:t>GET</w:t>
+            </w:r>
+          </w:p>
+        </w:tc>
+        <w:tc>
+          <w:tcPr>
+            <w:tcW w:w="0" w:type="auto"/>
+            <w:hideMark/>
+          </w:tcPr>
+          <w:p>
+            <w:pPr>
+              <w:spacing w:after="200" w:line="276" w:lineRule="auto"/>
+              <w:jc w:val="both"/>
+              <w:cnfStyle w:val="000000000000" w:firstRow="0" w:lastRow="0" w:firstColumn="0" w:lastColumn="0" w:oddVBand="0" w:evenVBand="0" w:oddHBand="0" w:evenHBand="0" w:firstRowFirstColumn="0" w:firstRowLastColumn="0" w:lastRowFirstColumn="0" w:lastRowLastColumn="0"/>
+              <w:rPr>
+                <w:sz w:val="16"/>
+                <w:szCs w:val="16"/>
+              </w:rPr>
+            </w:pPr>
+            <w:r>
+              <w:rPr>
+                <w:sz w:val="16"/>
+                <w:szCs w:val="16"/>
+              </w:rPr>
+              <w:t>Sim</w:t>
+            </w:r>
+          </w:p>
+        </w:tc>
+        <w:tc>
+          <w:tcPr>
+            <w:tcW w:w="0" w:type="auto"/>
+            <w:hideMark/>
+          </w:tcPr>
+          <w:p>
+            <w:pPr>
+              <w:spacing w:after="200" w:line="276" w:lineRule="auto"/>
+              <w:jc w:val="both"/>
+              <w:cnfStyle w:val="000000000000" w:firstRow="0" w:lastRow="0" w:firstColumn="0" w:lastColumn="0" w:oddVBand="0" w:evenVBand="0" w:oddHBand="0" w:evenHBand="0" w:firstRowFirstColumn="0" w:firstRowLastColumn="0" w:lastRowFirstColumn="0" w:lastRowLastColumn="0"/>
+              <w:rPr>
+                <w:sz w:val="16"/>
+                <w:szCs w:val="16"/>
+              </w:rPr>
+            </w:pPr>
+            <w:r>
+              <w:rPr>
+                <w:sz w:val="16"/>
+                <w:szCs w:val="16"/>
+              </w:rPr>
+              <w:t>Retorna dados de medição elétrica em formato JSON, incluindo tensão, corrente, potência, energia, frequência e fator de potência.</w:t>
+            </w:r>
+          </w:p>
+        </w:tc>
+      </w:tr>
+      <w:tr>
+        <w:trPr>
+          <w:cnfStyle w:val="000000100000" w:firstRow="0" w:lastRow="0" w:firstColumn="0" w:lastColumn="0" w:oddVBand="0" w:evenVBand="0" w:oddHBand="1" w:evenHBand="0" w:firstRowFirstColumn="0" w:firstRowLastColumn="0" w:lastRowFirstColumn="0" w:lastRowLastColumn="0"/>
+        </w:trPr>
+        <w:tc>
+          <w:tcPr>
+            <w:cnfStyle w:val="001000000000" w:firstRow="0" w:lastRow="0" w:firstColumn="1" w:lastColumn="0" w:oddVBand="0" w:evenVBand="0" w:oddHBand="0" w:evenHBand="0" w:firstRowFirstColumn="0" w:firstRowLastColumn="0" w:lastRowFirstColumn="0" w:lastRowLastColumn="0"/>
+            <w:tcW w:w="0" w:type="auto"/>
+            <w:hideMark/>
+          </w:tcPr>
+          <w:p>
+            <w:pPr>
+              <w:spacing w:after="200" w:line="276" w:lineRule="auto"/>
+              <w:jc w:val="both"/>
+              <w:rPr>
+                <w:sz w:val="16"/>
+                <w:szCs w:val="16"/>
+              </w:rPr>
+            </w:pPr>
+            <w:r>
+              <w:rPr>
+                <w:sz w:val="16"/>
+                <w:szCs w:val="16"/>
+              </w:rPr>
+              <w:t>/</w:t>
+            </w:r>
+            <w:proofErr w:type="spellStart"/>
+            <w:r>
+              <w:rPr>
+                <w:sz w:val="16"/>
+                <w:szCs w:val="16"/>
+              </w:rPr>
+              <w:t>env</w:t>
+            </w:r>
+            <w:proofErr w:type="spellEnd"/>
+          </w:p>
+        </w:tc>
+        <w:tc>
+          <w:tcPr>
+            <w:tcW w:w="0" w:type="auto"/>
+            <w:hideMark/>
+          </w:tcPr>
+          <w:p>
+            <w:pPr>
+              <w:spacing w:after="200" w:line="276" w:lineRule="auto"/>
+              <w:jc w:val="both"/>
+              <w:cnfStyle w:val="000000100000" w:firstRow="0" w:lastRow="0" w:firstColumn="0" w:lastColumn="0" w:oddVBand="0" w:evenVBand="0" w:oddHBand="1" w:evenHBand="0" w:firstRowFirstColumn="0" w:firstRowLastColumn="0" w:lastRowFirstColumn="0" w:lastRowLastColumn="0"/>
+              <w:rPr>
+                <w:sz w:val="16"/>
+                <w:szCs w:val="16"/>
+              </w:rPr>
+            </w:pPr>
+            <w:r>
+              <w:rPr>
+                <w:sz w:val="16"/>
+                <w:szCs w:val="16"/>
+              </w:rPr>
+              <w:t>GET</w:t>
+            </w:r>
+          </w:p>
+        </w:tc>
+        <w:tc>
+          <w:tcPr>
+            <w:tcW w:w="0" w:type="auto"/>
+            <w:hideMark/>
+          </w:tcPr>
+          <w:p>
+            <w:pPr>
+              <w:spacing w:after="200" w:line="276" w:lineRule="auto"/>
+              <w:jc w:val="both"/>
+              <w:cnfStyle w:val="000000100000" w:firstRow="0" w:lastRow="0" w:firstColumn="0" w:lastColumn="0" w:oddVBand="0" w:evenVBand="0" w:oddHBand="1" w:evenHBand="0" w:firstRowFirstColumn="0" w:firstRowLastColumn="0" w:lastRowFirstColumn="0" w:lastRowLastColumn="0"/>
+              <w:rPr>
+                <w:sz w:val="16"/>
+                <w:szCs w:val="16"/>
+              </w:rPr>
+            </w:pPr>
+            <w:r>
+              <w:rPr>
+                <w:sz w:val="16"/>
+                <w:szCs w:val="16"/>
+              </w:rPr>
+              <w:t>Sim</w:t>
+            </w:r>
+          </w:p>
+        </w:tc>
+        <w:tc>
+          <w:tcPr>
+            <w:tcW w:w="0" w:type="auto"/>
+            <w:hideMark/>
+          </w:tcPr>
+          <w:p>
+            <w:pPr>
+              <w:spacing w:after="200" w:line="276" w:lineRule="auto"/>
+              <w:jc w:val="both"/>
+              <w:cnfStyle w:val="000000100000" w:firstRow="0" w:lastRow="0" w:firstColumn="0" w:lastColumn="0" w:oddVBand="0" w:evenVBand="0" w:oddHBand="1" w:evenHBand="0" w:firstRowFirstColumn="0" w:firstRowLastColumn="0" w:lastRowFirstColumn="0" w:lastRowLastColumn="0"/>
+              <w:rPr>
+                <w:sz w:val="16"/>
+                <w:szCs w:val="16"/>
+              </w:rPr>
+            </w:pPr>
+            <w:r>
+              <w:rPr>
+                <w:sz w:val="16"/>
+                <w:szCs w:val="16"/>
+              </w:rPr>
+              <w:t>Retorna dados ambientais em formato JSON, incluindo temperatura, umidade e luminosidade.</w:t>
+            </w:r>
+          </w:p>
+        </w:tc>
+      </w:tr>
+    </w:tbl>
+    <w:p>
+      <w:pPr>
+        <w:jc w:val="both"/>
+      </w:pPr>
+    </w:p>
+    <w:p>
+      <w:pPr>
+        <w:jc w:val="both"/>
+        <w:rPr>
+          <w:sz w:val="16"/>
+          <w:szCs w:val="16"/>
+        </w:rPr>
       </w:pPr>
       <w:r>
         <w:rPr>
-          <w:noProof/>
+          <w:b/>
+          <w:bCs/>
+          <w:sz w:val="16"/>
+          <w:szCs w:val="16"/>
         </w:rPr>
-        <w:drawing>
-          <wp:inline distT="0" distB="0" distL="0" distR="0" wp14:anchorId="010F0D07" wp14:editId="62722E54">
-            <wp:extent cx="1419046" cy="3588469"/>
-            <wp:effectExtent l="0" t="0" r="0" b="0"/>
-            <wp:docPr id="1030426563" name="Imagem 1"/>
-            <wp:cNvGraphicFramePr>
-              <a:graphicFrameLocks xmlns:a="http://schemas.openxmlformats.org/drawingml/2006/main" noChangeAspect="1"/>
-            </wp:cNvGraphicFramePr>
-            <a:graphic xmlns:a="http://schemas.openxmlformats.org/drawingml/2006/main">
-              <a:graphicData uri="http://schemas.openxmlformats.org/drawingml/2006/picture">
-                <pic:pic xmlns:pic="http://schemas.openxmlformats.org/drawingml/2006/picture">
-                  <pic:nvPicPr>
-                    <pic:cNvPr id="1030426563" name=""/>
-                    <pic:cNvPicPr/>
-                  </pic:nvPicPr>
-                  <pic:blipFill>
-                    <a:blip r:embed="rId13"/>
-                    <a:stretch>
-                      <a:fillRect/>
-                    </a:stretch>
-                  </pic:blipFill>
-                  <pic:spPr>
-                    <a:xfrm>
-                      <a:off x="0" y="0"/>
-                      <a:ext cx="1438685" cy="3638133"/>
-                    </a:xfrm>
-                    <a:prstGeom prst="rect">
-                      <a:avLst/>
-                    </a:prstGeom>
-                  </pic:spPr>
-                </pic:pic>
-              </a:graphicData>
-            </a:graphic>
-          </wp:inline>
-        </w:drawing>
+        <w:t>Nota:</w:t>
       </w:r>
+      <w:r>
+        <w:rPr>
+          <w:sz w:val="16"/>
+          <w:szCs w:val="16"/>
+        </w:rPr>
+        <w:br/>
+        <w:t xml:space="preserve">Todos os </w:t>
+      </w:r>
+      <w:proofErr w:type="spellStart"/>
+      <w:r>
+        <w:rPr>
+          <w:sz w:val="16"/>
+          <w:szCs w:val="16"/>
+        </w:rPr>
+        <w:t>endpoints</w:t>
+      </w:r>
+      <w:proofErr w:type="spellEnd"/>
+      <w:r>
+        <w:rPr>
+          <w:sz w:val="16"/>
+          <w:szCs w:val="16"/>
+        </w:rPr>
+        <w:t xml:space="preserve"> protegidos exigem uma sessão válida. O sistema utiliza controle de sessão com tempo de expiração baseado em inatividade, aumentando a segurança contra acessos não autorizados.</w:t>
+      </w:r>
+    </w:p>
+    <w:p>
+      <w:pPr>
+        <w:jc w:val="both"/>
+      </w:pPr>
     </w:p>
     <w:p>
       <w:pPr>
@@ -1120,7 +4297,7 @@
                     <pic:cNvPicPr/>
                   </pic:nvPicPr>
                   <pic:blipFill>
-                    <a:blip r:embed="rId14"/>
+                    <a:blip r:embed="rId13"/>
                     <a:stretch>
                       <a:fillRect/>
                     </a:stretch>
@@ -1159,12 +4336,53 @@
     </w:p>
     <w:p>
       <w:pPr>
+        <w:jc w:val="both"/>
+      </w:pPr>
+      <w:r>
+        <w:t xml:space="preserve">O arquivo principal da aplicação é responsável pela inicialização do sistema e criação das tarefas do FreeRTOS. Os módulos de sensores concentram a leitura de variáveis ambientais, enquanto o módulo de energia realiza a comunicação com o medidor PZEM-004T por meio do protocolo </w:t>
+      </w:r>
+      <w:proofErr w:type="spellStart"/>
+      <w:r>
+        <w:t>Modbus</w:t>
+      </w:r>
+      <w:proofErr w:type="spellEnd"/>
+      <w:r>
+        <w:t xml:space="preserve"> RTU.</w:t>
+      </w:r>
+    </w:p>
+    <w:p>
+      <w:pPr>
+        <w:jc w:val="both"/>
+      </w:pPr>
+      <w:r>
+        <w:t>O módulo de interface gráfica é responsável pela atualização do display local, apresentando ao usuário os dados coletados em tempo real. Já o módulo de comunicação MQTT gerencia a conexão Wi-Fi, a serialização dos dados e sua publicação no broker MQTT.</w:t>
+      </w:r>
+    </w:p>
+    <w:p>
+      <w:pPr>
+        <w:jc w:val="both"/>
+      </w:pPr>
+      <w:r>
+        <w:t>As tarefas do FreeRTOS foram projetadas de forma a minimizar dependências diretas entre módulos. Cada tarefa executa uma função específica e se comunica com as demais por meio de filas.</w:t>
+      </w:r>
+    </w:p>
+    <w:p>
+      <w:pPr>
+        <w:jc w:val="both"/>
+      </w:pPr>
+      <w:r>
+        <w:t>Essa abordagem garante maior robustez ao sistema, permitindo que falhas pontuais em um módulo não comprometam o funcionamento global da aplicação.</w:t>
+      </w:r>
+    </w:p>
+    <w:p>
+      <w:pPr>
         <w:jc w:val="center"/>
       </w:pPr>
       <w:r>
         <w:rPr>
           <w:noProof/>
         </w:rPr>
+        <w:lastRenderedPageBreak/>
         <w:drawing>
           <wp:inline distT="0" distB="0" distL="0" distR="0" wp14:anchorId="24A85D17" wp14:editId="6480EF4E">
             <wp:extent cx="3558696" cy="3156668"/>
@@ -1181,7 +4399,7 @@
                     <pic:cNvPicPr/>
                   </pic:nvPicPr>
                   <pic:blipFill>
-                    <a:blip r:embed="rId15"/>
+                    <a:blip r:embed="rId14"/>
                     <a:stretch>
                       <a:fillRect/>
                     </a:stretch>
@@ -1215,7 +4433,6 @@
         <w:rPr>
           <w:noProof/>
         </w:rPr>
-        <w:lastRenderedPageBreak/>
         <w:drawing>
           <wp:inline distT="0" distB="0" distL="0" distR="0" wp14:anchorId="22316D4F" wp14:editId="4D412785">
             <wp:extent cx="3763701" cy="2919482"/>
@@ -1232,7 +4449,7 @@
                     <pic:cNvPicPr/>
                   </pic:nvPicPr>
                   <pic:blipFill>
-                    <a:blip r:embed="rId16"/>
+                    <a:blip r:embed="rId15"/>
                     <a:stretch>
                       <a:fillRect/>
                     </a:stretch>
@@ -1266,6 +4483,7 @@
         <w:rPr>
           <w:noProof/>
         </w:rPr>
+        <w:lastRenderedPageBreak/>
         <w:drawing>
           <wp:inline distT="0" distB="0" distL="0" distR="0" wp14:anchorId="29B5DF73" wp14:editId="231252EA">
             <wp:extent cx="1992110" cy="4467943"/>
@@ -1282,7 +4500,7 @@
                     <pic:cNvPicPr/>
                   </pic:nvPicPr>
                   <pic:blipFill>
-                    <a:blip r:embed="rId17"/>
+                    <a:blip r:embed="rId16"/>
                     <a:stretch>
                       <a:fillRect/>
                     </a:stretch>
@@ -1308,7 +4526,6 @@
         <w:jc w:val="both"/>
       </w:pPr>
       <w:r>
-        <w:lastRenderedPageBreak/>
         <w:t>Os protocolos de comunicação utilizados incluem I2C, UART, SPI e MQTT, garantindo integração eficiente entre os diversos módulos do sistema.</w:t>
       </w:r>
     </w:p>
@@ -1320,6 +4537,7 @@
         <w:rPr>
           <w:noProof/>
         </w:rPr>
+        <w:lastRenderedPageBreak/>
         <w:drawing>
           <wp:inline distT="0" distB="0" distL="0" distR="0" wp14:anchorId="5F5B7B96" wp14:editId="5D8FBCA2">
             <wp:extent cx="3515979" cy="3704452"/>
@@ -1336,7 +4554,7 @@
                     <pic:cNvPicPr/>
                   </pic:nvPicPr>
                   <pic:blipFill>
-                    <a:blip r:embed="rId18"/>
+                    <a:blip r:embed="rId17"/>
                     <a:stretch>
                       <a:fillRect/>
                     </a:stretch>
@@ -1410,7 +4628,6 @@
         <w:pStyle w:val="Ttulo2"/>
       </w:pPr>
       <w:r>
-        <w:lastRenderedPageBreak/>
         <w:t>9 REFERÊNCIAS</w:t>
       </w:r>
     </w:p>
@@ -1438,6 +4655,7 @@
         </w:rPr>
       </w:pPr>
       <w:r>
+        <w:lastRenderedPageBreak/>
         <w:t xml:space="preserve">MQTT. MQTT </w:t>
       </w:r>
       <w:proofErr w:type="spellStart"/>
@@ -1530,10 +4748,174 @@
     </w:p>
     <w:p>
       <w:r>
-        <w:t>Os apêndices incluem o código-fonte completo do projeto, disponibilizado em repositório GitHub, os esquemáticos elétricos, diagramas adicionais e arquivos de configuração utilizados durante o desenvolvimento.</w:t>
+        <w:t>Este apêndice apresenta uma análise detalhada da organização do firmware desenvolvido, bem como a estrutura de diretórios do projeto, com o objetivo de facilitar o entendimento da arquitetura interna do sistema.</w:t>
       </w:r>
     </w:p>
-    <w:p/>
+    <w:p>
+      <w:r>
+        <w:t>O firmware foi desenvolvido em linguagem C, utilizando o SDK oficial da Raspberry Pi Pico W e o sistema operacional de tempo real FreeRTOS. A organização do projeto segue boas práticas de engenharia de software embarcado, com separação clara entre inicialização do sistema, tarefas, drivers e bibliotecas.</w:t>
+      </w:r>
+    </w:p>
+    <w:p>
+      <w:pPr>
+        <w:jc w:val="center"/>
+      </w:pPr>
+      <w:r>
+        <w:drawing>
+          <wp:inline distT="0" distB="0" distL="0" distR="0" wp14:anchorId="318A3ECD" wp14:editId="1F981312">
+            <wp:extent cx="1781424" cy="5134692"/>
+            <wp:effectExtent l="0" t="0" r="9525" b="0"/>
+            <wp:docPr id="1835589342" name="Imagem 1"/>
+            <wp:cNvGraphicFramePr>
+              <a:graphicFrameLocks xmlns:a="http://schemas.openxmlformats.org/drawingml/2006/main" noChangeAspect="1"/>
+            </wp:cNvGraphicFramePr>
+            <a:graphic xmlns:a="http://schemas.openxmlformats.org/drawingml/2006/main">
+              <a:graphicData uri="http://schemas.openxmlformats.org/drawingml/2006/picture">
+                <pic:pic xmlns:pic="http://schemas.openxmlformats.org/drawingml/2006/picture">
+                  <pic:nvPicPr>
+                    <pic:cNvPr id="1835589342" name=""/>
+                    <pic:cNvPicPr/>
+                  </pic:nvPicPr>
+                  <pic:blipFill>
+                    <a:blip r:embed="rId18"/>
+                    <a:stretch>
+                      <a:fillRect/>
+                    </a:stretch>
+                  </pic:blipFill>
+                  <pic:spPr>
+                    <a:xfrm>
+                      <a:off x="0" y="0"/>
+                      <a:ext cx="1781424" cy="5134692"/>
+                    </a:xfrm>
+                    <a:prstGeom prst="rect">
+                      <a:avLst/>
+                    </a:prstGeom>
+                  </pic:spPr>
+                </pic:pic>
+              </a:graphicData>
+            </a:graphic>
+          </wp:inline>
+        </w:drawing>
+      </w:r>
+    </w:p>
+    <w:p>
+      <w:pPr>
+        <w:jc w:val="both"/>
+      </w:pPr>
+      <w:r>
+        <w:lastRenderedPageBreak/>
+        <w:t xml:space="preserve">O sistema embarcado desenvolvido incorpora uma interface web para configuração e monitoramento local, acessível por meio de navegador padrão em dispositivos conectados à mesma rede. Essa interface foi implementada diretamente no firmware, sem dependência de servidores externos, utilizando a pilha de rede </w:t>
+      </w:r>
+      <w:proofErr w:type="spellStart"/>
+      <w:r>
+        <w:t>lwIP</w:t>
+      </w:r>
+      <w:proofErr w:type="spellEnd"/>
+      <w:r>
+        <w:t xml:space="preserve"> em modo RAW TCP.</w:t>
+      </w:r>
+    </w:p>
+    <w:p>
+      <w:pPr>
+        <w:jc w:val="both"/>
+      </w:pPr>
+      <w:r>
+        <w:t>A interface web é composta por páginas HTML responsivas, incluindo tela de login, painel de monitoramento (dashboard) e páginas de configuração. O painel principal apresenta, em tempo real, dados de energia elétrica, como tensão, corrente, potência, energia consumida, frequência e fator de potência, além de variáveis ambientais, como temperatura, umidade e luminosidade.</w:t>
+      </w:r>
+    </w:p>
+    <w:p>
+      <w:pPr>
+        <w:jc w:val="both"/>
+      </w:pPr>
+      <w:r>
+        <w:t>O acesso ao servidor web é protegido por um mecanismo de autenticação baseado em credenciais de usuário e senha. Após a autenticação bem-sucedida, o sistema cria uma sessão válida, controlada por tempo de inatividade. Caso não haja interação do usuário dentro de um período previamente definido, a sessão é automaticamente invalidada, exigindo novo login.</w:t>
+      </w:r>
+    </w:p>
+    <w:p>
+      <w:pPr>
+        <w:jc w:val="both"/>
+      </w:pPr>
+      <w:r>
+        <w:t>Esse mecanismo reduz riscos associados a acessos não autorizados, especialmente em ambientes onde o dispositivo permanece continuamente conectado à rede.</w:t>
+      </w:r>
+    </w:p>
+    <w:p>
+      <w:pPr>
+        <w:jc w:val="both"/>
+      </w:pPr>
+      <w:r>
+        <w:t xml:space="preserve">Visando aumentar a segurança do sistema, as senhas de acesso não são armazenadas em texto plano. Durante o processo de configuração das credenciais, a senha fornecida pelo usuário é processada por um algoritmo criptográfico de </w:t>
+      </w:r>
+      <w:proofErr w:type="spellStart"/>
+      <w:r>
+        <w:t>hash</w:t>
+      </w:r>
+      <w:proofErr w:type="spellEnd"/>
+      <w:r>
+        <w:t xml:space="preserve"> SHA-256, gerando um valor de 256 bits.</w:t>
+      </w:r>
+    </w:p>
+    <w:p>
+      <w:pPr>
+        <w:jc w:val="both"/>
+      </w:pPr>
+      <w:r>
+        <w:t xml:space="preserve">Apenas o </w:t>
+      </w:r>
+      <w:proofErr w:type="spellStart"/>
+      <w:r>
+        <w:t>hash</w:t>
+      </w:r>
+      <w:proofErr w:type="spellEnd"/>
+      <w:r>
+        <w:t xml:space="preserve"> resultante da senha é armazenado de forma persistente na memória EEPROM do módulo RTC. Dessa forma, mesmo em caso de acesso indevido à memória, a senha original não pode ser diretamente recuperada, atendendo a boas práticas de segurança da informação.</w:t>
+      </w:r>
+    </w:p>
+    <w:p>
+      <w:pPr>
+        <w:jc w:val="both"/>
+      </w:pPr>
+      <w:r>
+        <w:t>A utilização da memória EEPROM integrada ao módulo RTC para o armazenamento das credenciais proporciona maior confiabilidade ao sistema, uma vez que as informações permanecem preservadas mesmo em casos de desligamento total da alimentação principal.</w:t>
+      </w:r>
+    </w:p>
+    <w:p>
+      <w:pPr>
+        <w:jc w:val="both"/>
+      </w:pPr>
+      <w:r>
+        <w:t>Além das credenciais de autenticação, o módulo RTC também é utilizado para manter a data e hora do sistema, permitindo registros temporais consistentes e possibilitando futuras expansões, como geração de logs com carimbo de tempo.</w:t>
+      </w:r>
+    </w:p>
+    <w:p>
+      <w:pPr>
+        <w:jc w:val="both"/>
+      </w:pPr>
+      <w:r>
+        <w:t xml:space="preserve">O servidor web disponibiliza </w:t>
+      </w:r>
+      <w:proofErr w:type="spellStart"/>
+      <w:r>
+        <w:t>endpoints</w:t>
+      </w:r>
+      <w:proofErr w:type="spellEnd"/>
+      <w:r>
+        <w:t xml:space="preserve"> HTTP específicos para fornecimento de dados em formato JSON, os quais são consumidos pela própria interface web por meio de requisições assíncronas. Essa abordagem permite a atualização periódica das informações exibidas no dashboard sem a necessidade de recarregar a página.</w:t>
+      </w:r>
+    </w:p>
+    <w:p>
+      <w:pPr>
+        <w:jc w:val="both"/>
+      </w:pPr>
+      <w:r>
+        <w:t>Os dados apresentados são obtidos diretamente da estrutura de estado global do sistema, garantindo que as informações exibidas ao usuário reflitam fielmente as medições mais recentes realizadas pelos sensores e pelo módulo de energia.</w:t>
+      </w:r>
+    </w:p>
+    <w:p>
+      <w:pPr>
+        <w:jc w:val="both"/>
+      </w:pPr>
+    </w:p>
     <w:sectPr>
       <w:footerReference w:type="default" r:id="rId19"/>
       <w:pgSz w:w="12240" w:h="15840"/>
@@ -2718,7 +6100,6 @@
   <w:style w:type="character" w:default="1" w:styleId="Fontepargpadro">
     <w:name w:val="Default Paragraph Font"/>
     <w:uiPriority w:val="1"/>
-    <w:semiHidden/>
     <w:unhideWhenUsed/>
   </w:style>
   <w:style w:type="table" w:default="1" w:styleId="Tabelanormal">
@@ -13512,6 +16893,82 @@
       <w:lang w:eastAsia="pt-BR"/>
     </w:rPr>
   </w:style>
+  <w:style w:type="table" w:styleId="TabeladeGrade4-nfase1">
+    <w:name w:val="Grid Table 4 Accent 1"/>
+    <w:basedOn w:val="Tabelanormal"/>
+    <w:uiPriority w:val="49"/>
+    <w:rsid w:val="005A3B7D"/>
+    <w:pPr>
+      <w:spacing w:after="0" w:line="240" w:lineRule="auto"/>
+    </w:pPr>
+    <w:tblPr>
+      <w:tblStyleRowBandSize w:val="1"/>
+      <w:tblStyleColBandSize w:val="1"/>
+      <w:tblBorders>
+        <w:top w:val="single" w:sz="4" w:space="0" w:color="95B3D7" w:themeColor="accent1" w:themeTint="99"/>
+        <w:left w:val="single" w:sz="4" w:space="0" w:color="95B3D7" w:themeColor="accent1" w:themeTint="99"/>
+        <w:bottom w:val="single" w:sz="4" w:space="0" w:color="95B3D7" w:themeColor="accent1" w:themeTint="99"/>
+        <w:right w:val="single" w:sz="4" w:space="0" w:color="95B3D7" w:themeColor="accent1" w:themeTint="99"/>
+        <w:insideH w:val="single" w:sz="4" w:space="0" w:color="95B3D7" w:themeColor="accent1" w:themeTint="99"/>
+        <w:insideV w:val="single" w:sz="4" w:space="0" w:color="95B3D7" w:themeColor="accent1" w:themeTint="99"/>
+      </w:tblBorders>
+    </w:tblPr>
+    <w:tblStylePr w:type="firstRow">
+      <w:rPr>
+        <w:b/>
+        <w:bCs/>
+        <w:color w:val="FFFFFF" w:themeColor="background1"/>
+      </w:rPr>
+      <w:tblPr/>
+      <w:tcPr>
+        <w:tcBorders>
+          <w:top w:val="single" w:sz="4" w:space="0" w:color="4F81BD" w:themeColor="accent1"/>
+          <w:left w:val="single" w:sz="4" w:space="0" w:color="4F81BD" w:themeColor="accent1"/>
+          <w:bottom w:val="single" w:sz="4" w:space="0" w:color="4F81BD" w:themeColor="accent1"/>
+          <w:right w:val="single" w:sz="4" w:space="0" w:color="4F81BD" w:themeColor="accent1"/>
+          <w:insideH w:val="nil"/>
+          <w:insideV w:val="nil"/>
+        </w:tcBorders>
+        <w:shd w:val="clear" w:color="auto" w:fill="4F81BD" w:themeFill="accent1"/>
+      </w:tcPr>
+    </w:tblStylePr>
+    <w:tblStylePr w:type="lastRow">
+      <w:rPr>
+        <w:b/>
+        <w:bCs/>
+      </w:rPr>
+      <w:tblPr/>
+      <w:tcPr>
+        <w:tcBorders>
+          <w:top w:val="double" w:sz="4" w:space="0" w:color="4F81BD" w:themeColor="accent1"/>
+        </w:tcBorders>
+      </w:tcPr>
+    </w:tblStylePr>
+    <w:tblStylePr w:type="firstCol">
+      <w:rPr>
+        <w:b/>
+        <w:bCs/>
+      </w:rPr>
+    </w:tblStylePr>
+    <w:tblStylePr w:type="lastCol">
+      <w:rPr>
+        <w:b/>
+        <w:bCs/>
+      </w:rPr>
+    </w:tblStylePr>
+    <w:tblStylePr w:type="band1Vert">
+      <w:tblPr/>
+      <w:tcPr>
+        <w:shd w:val="clear" w:color="auto" w:fill="DBE5F1" w:themeFill="accent1" w:themeFillTint="33"/>
+      </w:tcPr>
+    </w:tblStylePr>
+    <w:tblStylePr w:type="band1Horz">
+      <w:tblPr/>
+      <w:tcPr>
+        <w:shd w:val="clear" w:color="auto" w:fill="DBE5F1" w:themeFill="accent1" w:themeFillTint="33"/>
+      </w:tcPr>
+    </w:tblStylePr>
+  </w:style>
 </w:styles>
 </file>
 

--- a/Documentacao/Relatorio_Final_Embarcatech.docx
+++ b/Documentacao/Relatorio_Final_Embarcatech.docx
@@ -786,28 +786,16 @@
     <w:p>
       <w:pPr>
         <w:jc w:val="both"/>
-        <w:rPr>
-          <w:color w:val="EE0000"/>
-        </w:rPr>
       </w:pPr>
       <w:r>
-        <w:rPr>
-          <w:color w:val="EE0000"/>
-        </w:rPr>
         <w:t xml:space="preserve">Outro desafio relevante foi a implementação de comunicação MQTT segura utilizando TLS em um microcontrolador com recursos limitados, exigindo cuidados especiais com o gerenciamento de memória, certificados digitais e configuração do </w:t>
       </w:r>
       <w:proofErr w:type="spellStart"/>
       <w:r>
-        <w:rPr>
-          <w:color w:val="EE0000"/>
-        </w:rPr>
         <w:t>stack</w:t>
       </w:r>
       <w:proofErr w:type="spellEnd"/>
       <w:r>
-        <w:rPr>
-          <w:color w:val="EE0000"/>
-        </w:rPr>
         <w:t xml:space="preserve"> de rede.</w:t>
       </w:r>
     </w:p>
@@ -4252,10 +4240,338 @@
     </w:p>
     <w:p>
       <w:pPr>
-        <w:pStyle w:val="Ttulo2"/>
+        <w:jc w:val="both"/>
       </w:pPr>
       <w:r>
         <w:lastRenderedPageBreak/>
+        <w:t xml:space="preserve">Abaixo podemos visualizar as telas que cada </w:t>
+      </w:r>
+      <w:proofErr w:type="spellStart"/>
+      <w:r>
+        <w:t>endpoint</w:t>
+      </w:r>
+      <w:proofErr w:type="spellEnd"/>
+      <w:r>
+        <w:t xml:space="preserve"> leva:</w:t>
+      </w:r>
+    </w:p>
+    <w:p>
+      <w:pPr>
+        <w:spacing w:after="0"/>
+        <w:jc w:val="center"/>
+      </w:pPr>
+      <w:r>
+        <w:drawing>
+          <wp:inline distT="0" distB="0" distL="0" distR="0" wp14:anchorId="0AA80151" wp14:editId="3437B6EC">
+            <wp:extent cx="2362291" cy="1972255"/>
+            <wp:effectExtent l="0" t="0" r="0" b="9525"/>
+            <wp:docPr id="157324011" name="Imagem 1"/>
+            <wp:cNvGraphicFramePr>
+              <a:graphicFrameLocks xmlns:a="http://schemas.openxmlformats.org/drawingml/2006/main" noChangeAspect="1"/>
+            </wp:cNvGraphicFramePr>
+            <a:graphic xmlns:a="http://schemas.openxmlformats.org/drawingml/2006/main">
+              <a:graphicData uri="http://schemas.openxmlformats.org/drawingml/2006/picture">
+                <pic:pic xmlns:pic="http://schemas.openxmlformats.org/drawingml/2006/picture">
+                  <pic:nvPicPr>
+                    <pic:cNvPr id="157324011" name=""/>
+                    <pic:cNvPicPr/>
+                  </pic:nvPicPr>
+                  <pic:blipFill>
+                    <a:blip r:embed="rId13"/>
+                    <a:stretch>
+                      <a:fillRect/>
+                    </a:stretch>
+                  </pic:blipFill>
+                  <pic:spPr>
+                    <a:xfrm>
+                      <a:off x="0" y="0"/>
+                      <a:ext cx="2366943" cy="1976139"/>
+                    </a:xfrm>
+                    <a:prstGeom prst="rect">
+                      <a:avLst/>
+                    </a:prstGeom>
+                  </pic:spPr>
+                </pic:pic>
+              </a:graphicData>
+            </a:graphic>
+          </wp:inline>
+        </w:drawing>
+      </w:r>
+    </w:p>
+    <w:p>
+      <w:pPr>
+        <w:jc w:val="center"/>
+        <w:rPr>
+          <w:sz w:val="16"/>
+          <w:szCs w:val="16"/>
+        </w:rPr>
+      </w:pPr>
+      <w:r>
+        <w:rPr>
+          <w:sz w:val="16"/>
+          <w:szCs w:val="16"/>
+        </w:rPr>
+        <w:t>Tela de login – garantir a segurança do sistema</w:t>
+      </w:r>
+    </w:p>
+    <w:p>
+      <w:pPr>
+        <w:spacing w:after="0"/>
+        <w:jc w:val="center"/>
+      </w:pPr>
+      <w:r>
+        <w:drawing>
+          <wp:inline distT="0" distB="0" distL="0" distR="0" wp14:anchorId="079F7C10" wp14:editId="6283FB07">
+            <wp:extent cx="5486400" cy="1600200"/>
+            <wp:effectExtent l="0" t="0" r="0" b="0"/>
+            <wp:docPr id="1240350093" name="Imagem 1"/>
+            <wp:cNvGraphicFramePr>
+              <a:graphicFrameLocks xmlns:a="http://schemas.openxmlformats.org/drawingml/2006/main" noChangeAspect="1"/>
+            </wp:cNvGraphicFramePr>
+            <a:graphic xmlns:a="http://schemas.openxmlformats.org/drawingml/2006/main">
+              <a:graphicData uri="http://schemas.openxmlformats.org/drawingml/2006/picture">
+                <pic:pic xmlns:pic="http://schemas.openxmlformats.org/drawingml/2006/picture">
+                  <pic:nvPicPr>
+                    <pic:cNvPr id="1240350093" name=""/>
+                    <pic:cNvPicPr/>
+                  </pic:nvPicPr>
+                  <pic:blipFill>
+                    <a:blip r:embed="rId14"/>
+                    <a:stretch>
+                      <a:fillRect/>
+                    </a:stretch>
+                  </pic:blipFill>
+                  <pic:spPr>
+                    <a:xfrm>
+                      <a:off x="0" y="0"/>
+                      <a:ext cx="5486400" cy="1600200"/>
+                    </a:xfrm>
+                    <a:prstGeom prst="rect">
+                      <a:avLst/>
+                    </a:prstGeom>
+                  </pic:spPr>
+                </pic:pic>
+              </a:graphicData>
+            </a:graphic>
+          </wp:inline>
+        </w:drawing>
+      </w:r>
+    </w:p>
+    <w:p>
+      <w:pPr>
+        <w:jc w:val="center"/>
+        <w:rPr>
+          <w:sz w:val="16"/>
+          <w:szCs w:val="16"/>
+        </w:rPr>
+      </w:pPr>
+      <w:r>
+        <w:rPr>
+          <w:sz w:val="16"/>
+          <w:szCs w:val="16"/>
+        </w:rPr>
+        <w:t>Tela de monitoramento de energia e ambiental</w:t>
+      </w:r>
+    </w:p>
+    <w:p>
+      <w:pPr>
+        <w:spacing w:after="0"/>
+        <w:jc w:val="center"/>
+      </w:pPr>
+      <w:r>
+        <w:drawing>
+          <wp:inline distT="0" distB="0" distL="0" distR="0" wp14:anchorId="2E139341" wp14:editId="4004E4AD">
+            <wp:extent cx="3553321" cy="590632"/>
+            <wp:effectExtent l="0" t="0" r="9525" b="0"/>
+            <wp:docPr id="626300838" name="Imagem 1"/>
+            <wp:cNvGraphicFramePr>
+              <a:graphicFrameLocks xmlns:a="http://schemas.openxmlformats.org/drawingml/2006/main" noChangeAspect="1"/>
+            </wp:cNvGraphicFramePr>
+            <a:graphic xmlns:a="http://schemas.openxmlformats.org/drawingml/2006/main">
+              <a:graphicData uri="http://schemas.openxmlformats.org/drawingml/2006/picture">
+                <pic:pic xmlns:pic="http://schemas.openxmlformats.org/drawingml/2006/picture">
+                  <pic:nvPicPr>
+                    <pic:cNvPr id="626300838" name=""/>
+                    <pic:cNvPicPr/>
+                  </pic:nvPicPr>
+                  <pic:blipFill>
+                    <a:blip r:embed="rId15"/>
+                    <a:stretch>
+                      <a:fillRect/>
+                    </a:stretch>
+                  </pic:blipFill>
+                  <pic:spPr>
+                    <a:xfrm>
+                      <a:off x="0" y="0"/>
+                      <a:ext cx="3553321" cy="590632"/>
+                    </a:xfrm>
+                    <a:prstGeom prst="rect">
+                      <a:avLst/>
+                    </a:prstGeom>
+                  </pic:spPr>
+                </pic:pic>
+              </a:graphicData>
+            </a:graphic>
+          </wp:inline>
+        </w:drawing>
+      </w:r>
+    </w:p>
+    <w:p>
+      <w:pPr>
+        <w:spacing w:after="0"/>
+        <w:jc w:val="center"/>
+        <w:rPr>
+          <w:sz w:val="16"/>
+          <w:szCs w:val="16"/>
+        </w:rPr>
+      </w:pPr>
+      <w:r>
+        <w:rPr>
+          <w:sz w:val="16"/>
+          <w:szCs w:val="16"/>
+        </w:rPr>
+        <w:t>Botões de Configurações e Logout</w:t>
+      </w:r>
+    </w:p>
+    <w:p>
+      <w:pPr>
+        <w:jc w:val="center"/>
+      </w:pPr>
+    </w:p>
+    <w:p>
+      <w:pPr>
+        <w:spacing w:after="0"/>
+        <w:jc w:val="center"/>
+      </w:pPr>
+      <w:r>
+        <w:drawing>
+          <wp:inline distT="0" distB="0" distL="0" distR="0" wp14:anchorId="441FEEE5" wp14:editId="0230E680">
+            <wp:extent cx="2655735" cy="2061779"/>
+            <wp:effectExtent l="0" t="0" r="0" b="0"/>
+            <wp:docPr id="1827833958" name="Imagem 1"/>
+            <wp:cNvGraphicFramePr>
+              <a:graphicFrameLocks xmlns:a="http://schemas.openxmlformats.org/drawingml/2006/main" noChangeAspect="1"/>
+            </wp:cNvGraphicFramePr>
+            <a:graphic xmlns:a="http://schemas.openxmlformats.org/drawingml/2006/main">
+              <a:graphicData uri="http://schemas.openxmlformats.org/drawingml/2006/picture">
+                <pic:pic xmlns:pic="http://schemas.openxmlformats.org/drawingml/2006/picture">
+                  <pic:nvPicPr>
+                    <pic:cNvPr id="1827833958" name=""/>
+                    <pic:cNvPicPr/>
+                  </pic:nvPicPr>
+                  <pic:blipFill>
+                    <a:blip r:embed="rId16"/>
+                    <a:stretch>
+                      <a:fillRect/>
+                    </a:stretch>
+                  </pic:blipFill>
+                  <pic:spPr>
+                    <a:xfrm>
+                      <a:off x="0" y="0"/>
+                      <a:ext cx="2661313" cy="2066109"/>
+                    </a:xfrm>
+                    <a:prstGeom prst="rect">
+                      <a:avLst/>
+                    </a:prstGeom>
+                  </pic:spPr>
+                </pic:pic>
+              </a:graphicData>
+            </a:graphic>
+          </wp:inline>
+        </w:drawing>
+      </w:r>
+    </w:p>
+    <w:p>
+      <w:pPr>
+        <w:jc w:val="center"/>
+        <w:rPr>
+          <w:sz w:val="16"/>
+          <w:szCs w:val="16"/>
+        </w:rPr>
+      </w:pPr>
+      <w:r>
+        <w:rPr>
+          <w:sz w:val="16"/>
+          <w:szCs w:val="16"/>
+        </w:rPr>
+        <w:t>Configuração do RTC – Relógio de tempo Real</w:t>
+      </w:r>
+    </w:p>
+    <w:p>
+      <w:pPr>
+        <w:jc w:val="center"/>
+      </w:pPr>
+    </w:p>
+    <w:p>
+      <w:pPr>
+        <w:spacing w:after="0"/>
+        <w:jc w:val="center"/>
+      </w:pPr>
+      <w:r>
+        <w:lastRenderedPageBreak/>
+        <w:drawing>
+          <wp:inline distT="0" distB="0" distL="0" distR="0" wp14:anchorId="0C0D0798" wp14:editId="2EFD6543">
+            <wp:extent cx="2417016" cy="1994038"/>
+            <wp:effectExtent l="0" t="0" r="2540" b="6350"/>
+            <wp:docPr id="1353786511" name="Imagem 1"/>
+            <wp:cNvGraphicFramePr>
+              <a:graphicFrameLocks xmlns:a="http://schemas.openxmlformats.org/drawingml/2006/main" noChangeAspect="1"/>
+            </wp:cNvGraphicFramePr>
+            <a:graphic xmlns:a="http://schemas.openxmlformats.org/drawingml/2006/main">
+              <a:graphicData uri="http://schemas.openxmlformats.org/drawingml/2006/picture">
+                <pic:pic xmlns:pic="http://schemas.openxmlformats.org/drawingml/2006/picture">
+                  <pic:nvPicPr>
+                    <pic:cNvPr id="1353786511" name=""/>
+                    <pic:cNvPicPr/>
+                  </pic:nvPicPr>
+                  <pic:blipFill>
+                    <a:blip r:embed="rId17"/>
+                    <a:stretch>
+                      <a:fillRect/>
+                    </a:stretch>
+                  </pic:blipFill>
+                  <pic:spPr>
+                    <a:xfrm>
+                      <a:off x="0" y="0"/>
+                      <a:ext cx="2425739" cy="2001234"/>
+                    </a:xfrm>
+                    <a:prstGeom prst="rect">
+                      <a:avLst/>
+                    </a:prstGeom>
+                  </pic:spPr>
+                </pic:pic>
+              </a:graphicData>
+            </a:graphic>
+          </wp:inline>
+        </w:drawing>
+      </w:r>
+    </w:p>
+    <w:p>
+      <w:pPr>
+        <w:jc w:val="center"/>
+        <w:rPr>
+          <w:sz w:val="16"/>
+          <w:szCs w:val="16"/>
+        </w:rPr>
+      </w:pPr>
+      <w:r>
+        <w:rPr>
+          <w:sz w:val="16"/>
+          <w:szCs w:val="16"/>
+        </w:rPr>
+        <w:t>Tela de alteração de credenciais de login</w:t>
+      </w:r>
+    </w:p>
+    <w:p>
+      <w:pPr>
+        <w:jc w:val="both"/>
+      </w:pPr>
+    </w:p>
+    <w:p>
+      <w:pPr>
+        <w:pStyle w:val="Ttulo2"/>
+      </w:pPr>
+      <w:r>
         <w:t>5.3 Arquitetura IoT</w:t>
       </w:r>
     </w:p>
@@ -4297,7 +4613,7 @@
                     <pic:cNvPicPr/>
                   </pic:nvPicPr>
                   <pic:blipFill>
-                    <a:blip r:embed="rId13"/>
+                    <a:blip r:embed="rId18"/>
                     <a:stretch>
                       <a:fillRect/>
                     </a:stretch>
@@ -4355,6 +4671,7 @@
         <w:jc w:val="both"/>
       </w:pPr>
       <w:r>
+        <w:lastRenderedPageBreak/>
         <w:t>O módulo de interface gráfica é responsável pela atualização do display local, apresentando ao usuário os dados coletados em tempo real. Já o módulo de comunicação MQTT gerencia a conexão Wi-Fi, a serialização dos dados e sua publicação no broker MQTT.</w:t>
       </w:r>
     </w:p>
@@ -4382,11 +4699,10 @@
         <w:rPr>
           <w:noProof/>
         </w:rPr>
-        <w:lastRenderedPageBreak/>
         <w:drawing>
-          <wp:inline distT="0" distB="0" distL="0" distR="0" wp14:anchorId="24A85D17" wp14:editId="6480EF4E">
-            <wp:extent cx="3558696" cy="3156668"/>
-            <wp:effectExtent l="0" t="0" r="3810" b="5715"/>
+          <wp:inline distT="0" distB="0" distL="0" distR="0" wp14:anchorId="24A85D17" wp14:editId="2D8CA3DB">
+            <wp:extent cx="3093057" cy="2743632"/>
+            <wp:effectExtent l="0" t="0" r="0" b="0"/>
             <wp:docPr id="1584129973" name="Imagem 1"/>
             <wp:cNvGraphicFramePr>
               <a:graphicFrameLocks xmlns:a="http://schemas.openxmlformats.org/drawingml/2006/main" noChangeAspect="1"/>
@@ -4399,7 +4715,7 @@
                     <pic:cNvPicPr/>
                   </pic:nvPicPr>
                   <pic:blipFill>
-                    <a:blip r:embed="rId14"/>
+                    <a:blip r:embed="rId19"/>
                     <a:stretch>
                       <a:fillRect/>
                     </a:stretch>
@@ -4407,7 +4723,7 @@
                   <pic:spPr>
                     <a:xfrm>
                       <a:off x="0" y="0"/>
-                      <a:ext cx="3574182" cy="3170404"/>
+                      <a:ext cx="3112322" cy="2760720"/>
                     </a:xfrm>
                     <a:prstGeom prst="rect">
                       <a:avLst/>
@@ -4434,9 +4750,9 @@
           <w:noProof/>
         </w:rPr>
         <w:drawing>
-          <wp:inline distT="0" distB="0" distL="0" distR="0" wp14:anchorId="22316D4F" wp14:editId="4D412785">
-            <wp:extent cx="3763701" cy="2919482"/>
-            <wp:effectExtent l="0" t="0" r="8255" b="0"/>
+          <wp:inline distT="0" distB="0" distL="0" distR="0" wp14:anchorId="22316D4F" wp14:editId="216B7FE6">
+            <wp:extent cx="3156668" cy="2448610"/>
+            <wp:effectExtent l="0" t="0" r="5715" b="8890"/>
             <wp:docPr id="30191399" name="Imagem 1"/>
             <wp:cNvGraphicFramePr>
               <a:graphicFrameLocks xmlns:a="http://schemas.openxmlformats.org/drawingml/2006/main" noChangeAspect="1"/>
@@ -4449,7 +4765,7 @@
                     <pic:cNvPicPr/>
                   </pic:nvPicPr>
                   <pic:blipFill>
-                    <a:blip r:embed="rId15"/>
+                    <a:blip r:embed="rId20"/>
                     <a:stretch>
                       <a:fillRect/>
                     </a:stretch>
@@ -4457,7 +4773,7 @@
                   <pic:spPr>
                     <a:xfrm>
                       <a:off x="0" y="0"/>
-                      <a:ext cx="3780713" cy="2932678"/>
+                      <a:ext cx="3174582" cy="2462506"/>
                     </a:xfrm>
                     <a:prstGeom prst="rect">
                       <a:avLst/>
@@ -4485,9 +4801,9 @@
         </w:rPr>
         <w:lastRenderedPageBreak/>
         <w:drawing>
-          <wp:inline distT="0" distB="0" distL="0" distR="0" wp14:anchorId="29B5DF73" wp14:editId="231252EA">
-            <wp:extent cx="1992110" cy="4467943"/>
-            <wp:effectExtent l="0" t="0" r="8255" b="8890"/>
+          <wp:inline distT="0" distB="0" distL="0" distR="0" wp14:anchorId="29B5DF73" wp14:editId="5F85803F">
+            <wp:extent cx="1793462" cy="4022412"/>
+            <wp:effectExtent l="0" t="0" r="0" b="0"/>
             <wp:docPr id="1869608068" name="Imagem 1"/>
             <wp:cNvGraphicFramePr>
               <a:graphicFrameLocks xmlns:a="http://schemas.openxmlformats.org/drawingml/2006/main" noChangeAspect="1"/>
@@ -4500,7 +4816,7 @@
                     <pic:cNvPicPr/>
                   </pic:nvPicPr>
                   <pic:blipFill>
-                    <a:blip r:embed="rId16"/>
+                    <a:blip r:embed="rId21"/>
                     <a:stretch>
                       <a:fillRect/>
                     </a:stretch>
@@ -4508,7 +4824,7 @@
                   <pic:spPr>
                     <a:xfrm>
                       <a:off x="0" y="0"/>
-                      <a:ext cx="2003622" cy="4493762"/>
+                      <a:ext cx="1808979" cy="4057214"/>
                     </a:xfrm>
                     <a:prstGeom prst="rect">
                       <a:avLst/>
@@ -4537,11 +4853,10 @@
         <w:rPr>
           <w:noProof/>
         </w:rPr>
-        <w:lastRenderedPageBreak/>
         <w:drawing>
-          <wp:inline distT="0" distB="0" distL="0" distR="0" wp14:anchorId="5F5B7B96" wp14:editId="5D8FBCA2">
-            <wp:extent cx="3515979" cy="3704452"/>
-            <wp:effectExtent l="0" t="0" r="8890" b="0"/>
+          <wp:inline distT="0" distB="0" distL="0" distR="0" wp14:anchorId="5F5B7B96" wp14:editId="519CEE72">
+            <wp:extent cx="2745590" cy="2892766"/>
+            <wp:effectExtent l="0" t="0" r="0" b="3175"/>
             <wp:docPr id="1642615060" name="Imagem 1"/>
             <wp:cNvGraphicFramePr>
               <a:graphicFrameLocks xmlns:a="http://schemas.openxmlformats.org/drawingml/2006/main" noChangeAspect="1"/>
@@ -4554,7 +4869,7 @@
                     <pic:cNvPicPr/>
                   </pic:nvPicPr>
                   <pic:blipFill>
-                    <a:blip r:embed="rId17"/>
+                    <a:blip r:embed="rId22"/>
                     <a:stretch>
                       <a:fillRect/>
                     </a:stretch>
@@ -4562,7 +4877,7 @@
                   <pic:spPr>
                     <a:xfrm>
                       <a:off x="0" y="0"/>
-                      <a:ext cx="3527758" cy="3716862"/>
+                      <a:ext cx="2759611" cy="2907539"/>
                     </a:xfrm>
                     <a:prstGeom prst="rect">
                       <a:avLst/>
@@ -4580,6 +4895,7 @@
         <w:pStyle w:val="Ttulo2"/>
       </w:pPr>
       <w:r>
+        <w:lastRenderedPageBreak/>
         <w:t>7 EVIDÊNCIAS DE FUNCIONAMENTO</w:t>
       </w:r>
     </w:p>
@@ -4655,7 +4971,6 @@
         </w:rPr>
       </w:pPr>
       <w:r>
-        <w:lastRenderedPageBreak/>
         <w:t xml:space="preserve">MQTT. MQTT </w:t>
       </w:r>
       <w:proofErr w:type="spellStart"/>
@@ -4761,6 +5076,10 @@
         <w:jc w:val="center"/>
       </w:pPr>
       <w:r>
+        <w:rPr>
+          <w:noProof/>
+        </w:rPr>
+        <w:lastRenderedPageBreak/>
         <w:drawing>
           <wp:inline distT="0" distB="0" distL="0" distR="0" wp14:anchorId="318A3ECD" wp14:editId="1F981312">
             <wp:extent cx="1781424" cy="5134692"/>
@@ -4777,7 +5096,7 @@
                     <pic:cNvPicPr/>
                   </pic:nvPicPr>
                   <pic:blipFill>
-                    <a:blip r:embed="rId18"/>
+                    <a:blip r:embed="rId23"/>
                     <a:stretch>
                       <a:fillRect/>
                     </a:stretch>
@@ -4803,7 +5122,6 @@
         <w:jc w:val="both"/>
       </w:pPr>
       <w:r>
-        <w:lastRenderedPageBreak/>
         <w:t xml:space="preserve">O sistema embarcado desenvolvido incorpora uma interface web para configuração e monitoramento local, acessível por meio de navegador padrão em dispositivos conectados à mesma rede. Essa interface foi implementada diretamente no firmware, sem dependência de servidores externos, utilizando a pilha de rede </w:t>
       </w:r>
       <w:proofErr w:type="spellStart"/>
@@ -4836,6 +5154,7 @@
         <w:jc w:val="both"/>
       </w:pPr>
       <w:r>
+        <w:lastRenderedPageBreak/>
         <w:t>Esse mecanismo reduz riscos associados a acessos não autorizados, especialmente em ambientes onde o dispositivo permanece continuamente conectado à rede.</w:t>
       </w:r>
     </w:p>
@@ -4917,7 +5236,7 @@
       </w:pPr>
     </w:p>
     <w:sectPr>
-      <w:footerReference w:type="default" r:id="rId19"/>
+      <w:footerReference w:type="default" r:id="rId24"/>
       <w:pgSz w:w="12240" w:h="15840"/>
       <w:pgMar w:top="1440" w:right="1800" w:bottom="1440" w:left="1800" w:header="720" w:footer="720" w:gutter="0"/>
       <w:cols w:space="720"/>
@@ -6100,6 +6419,7 @@
   <w:style w:type="character" w:default="1" w:styleId="Fontepargpadro">
     <w:name w:val="Default Paragraph Font"/>
     <w:uiPriority w:val="1"/>
+    <w:semiHidden/>
     <w:unhideWhenUsed/>
   </w:style>
   <w:style w:type="table" w:default="1" w:styleId="Tabelanormal">
